--- a/Fyp document.docx
+++ b/Fyp document.docx
@@ -420,7 +420,15 @@
           <w:sz w:val="36"/>
           <w:szCs w:val="36"/>
         </w:rPr>
-        <w:t xml:space="preserve"> 2025</w:t>
+        <w:t xml:space="preserve"> </w:t>
+      </w:r>
+      <w:r>
+        <w:rPr>
+          <w:b/>
+          <w:sz w:val="36"/>
+          <w:szCs w:val="36"/>
+        </w:rPr>
+        <w:t>2026</w:t>
       </w:r>
     </w:p>
     <w:p>
@@ -530,7 +538,39 @@
           <w:b/>
         </w:rPr>
         <w:br/>
-        <w:t xml:space="preserve"> credit has been given where reference has been made to the work of others</w:t>
+        <w:t xml:space="preserve"> credit has </w:t>
+      </w:r>
+      <w:proofErr w:type="gramStart"/>
+      <w:r>
+        <w:rPr>
+          <w:rFonts w:asciiTheme="majorBidi" w:hAnsiTheme="majorBidi" w:cstheme="majorBidi"/>
+          <w:b/>
+        </w:rPr>
+        <w:t>been given</w:t>
+      </w:r>
+      <w:proofErr w:type="gramEnd"/>
+      <w:r>
+        <w:rPr>
+          <w:rFonts w:asciiTheme="majorBidi" w:hAnsiTheme="majorBidi" w:cstheme="majorBidi"/>
+          <w:b/>
+        </w:rPr>
+        <w:t xml:space="preserve"> where reference has </w:t>
+      </w:r>
+      <w:proofErr w:type="gramStart"/>
+      <w:r>
+        <w:rPr>
+          <w:rFonts w:asciiTheme="majorBidi" w:hAnsiTheme="majorBidi" w:cstheme="majorBidi"/>
+          <w:b/>
+        </w:rPr>
+        <w:t>been made</w:t>
+      </w:r>
+      <w:proofErr w:type="gramEnd"/>
+      <w:r>
+        <w:rPr>
+          <w:rFonts w:asciiTheme="majorBidi" w:hAnsiTheme="majorBidi" w:cstheme="majorBidi"/>
+          <w:b/>
+        </w:rPr>
+        <w:t xml:space="preserve"> to the work of others</w:t>
       </w:r>
       <w:r>
         <w:rPr>
@@ -571,13 +611,41 @@
         <w:rPr>
           <w:rFonts w:asciiTheme="majorBidi" w:hAnsiTheme="majorBidi" w:cstheme="majorBidi"/>
         </w:rPr>
-        <w:t xml:space="preserve"> neither whole nor as a part has been copied out from any source. It is further declared that we have developed this software documentation and accompanied report entirely </w:t>
+        <w:t xml:space="preserve"> neither whole nor as a part has </w:t>
       </w:r>
       <w:proofErr w:type="gramStart"/>
       <w:r>
         <w:rPr>
           <w:rFonts w:asciiTheme="majorBidi" w:hAnsiTheme="majorBidi" w:cstheme="majorBidi"/>
         </w:rPr>
+        <w:t>been copied</w:t>
+      </w:r>
+      <w:proofErr w:type="gramEnd"/>
+      <w:r>
+        <w:rPr>
+          <w:rFonts w:asciiTheme="majorBidi" w:hAnsiTheme="majorBidi" w:cstheme="majorBidi"/>
+        </w:rPr>
+        <w:t xml:space="preserve"> out from any source. It </w:t>
+      </w:r>
+      <w:proofErr w:type="gramStart"/>
+      <w:r>
+        <w:rPr>
+          <w:rFonts w:asciiTheme="majorBidi" w:hAnsiTheme="majorBidi" w:cstheme="majorBidi"/>
+        </w:rPr>
+        <w:t>is further declared</w:t>
+      </w:r>
+      <w:proofErr w:type="gramEnd"/>
+      <w:r>
+        <w:rPr>
+          <w:rFonts w:asciiTheme="majorBidi" w:hAnsiTheme="majorBidi" w:cstheme="majorBidi"/>
+        </w:rPr>
+        <w:t xml:space="preserve"> that we have developed this software documentation and accompanied report entirely </w:t>
+      </w:r>
+      <w:proofErr w:type="gramStart"/>
+      <w:r>
+        <w:rPr>
+          <w:rFonts w:asciiTheme="majorBidi" w:hAnsiTheme="majorBidi" w:cstheme="majorBidi"/>
+        </w:rPr>
         <w:t>on the basis of</w:t>
       </w:r>
       <w:proofErr w:type="gramEnd"/>
@@ -585,7 +653,63 @@
         <w:rPr>
           <w:rFonts w:asciiTheme="majorBidi" w:hAnsiTheme="majorBidi" w:cstheme="majorBidi"/>
         </w:rPr>
-        <w:t xml:space="preserve"> our personal efforts. If any part of this project is proved to be copied out from any source or found to be reproduction of some other. We will stand by the consequences. No Portion of the work presented has been submitted of any application for any other degree or qualification of this or any other university or institute of learning.</w:t>
+        <w:t xml:space="preserve"> our personal efforts. If any part of this project </w:t>
+      </w:r>
+      <w:proofErr w:type="gramStart"/>
+      <w:r>
+        <w:rPr>
+          <w:rFonts w:asciiTheme="majorBidi" w:hAnsiTheme="majorBidi" w:cstheme="majorBidi"/>
+        </w:rPr>
+        <w:t>is proved</w:t>
+      </w:r>
+      <w:proofErr w:type="gramEnd"/>
+      <w:r>
+        <w:rPr>
+          <w:rFonts w:asciiTheme="majorBidi" w:hAnsiTheme="majorBidi" w:cstheme="majorBidi"/>
+        </w:rPr>
+        <w:t xml:space="preserve"> to </w:t>
+      </w:r>
+      <w:proofErr w:type="gramStart"/>
+      <w:r>
+        <w:rPr>
+          <w:rFonts w:asciiTheme="majorBidi" w:hAnsiTheme="majorBidi" w:cstheme="majorBidi"/>
+        </w:rPr>
+        <w:t>be copied</w:t>
+      </w:r>
+      <w:proofErr w:type="gramEnd"/>
+      <w:r>
+        <w:rPr>
+          <w:rFonts w:asciiTheme="majorBidi" w:hAnsiTheme="majorBidi" w:cstheme="majorBidi"/>
+        </w:rPr>
+        <w:t xml:space="preserve"> out from any source or found to be reproduction of </w:t>
+      </w:r>
+      <w:proofErr w:type="gramStart"/>
+      <w:r>
+        <w:rPr>
+          <w:rFonts w:asciiTheme="majorBidi" w:hAnsiTheme="majorBidi" w:cstheme="majorBidi"/>
+        </w:rPr>
+        <w:t>some</w:t>
+      </w:r>
+      <w:proofErr w:type="gramEnd"/>
+      <w:r>
+        <w:rPr>
+          <w:rFonts w:asciiTheme="majorBidi" w:hAnsiTheme="majorBidi" w:cstheme="majorBidi"/>
+        </w:rPr>
+        <w:t xml:space="preserve"> other. We will stand by the consequences. No Portion of the work presented has </w:t>
+      </w:r>
+      <w:proofErr w:type="gramStart"/>
+      <w:r>
+        <w:rPr>
+          <w:rFonts w:asciiTheme="majorBidi" w:hAnsiTheme="majorBidi" w:cstheme="majorBidi"/>
+        </w:rPr>
+        <w:t>been submitted</w:t>
+      </w:r>
+      <w:proofErr w:type="gramEnd"/>
+      <w:r>
+        <w:rPr>
+          <w:rFonts w:asciiTheme="majorBidi" w:hAnsiTheme="majorBidi" w:cstheme="majorBidi"/>
+        </w:rPr>
+        <w:t xml:space="preserve"> of any application for any other degree or qualification of this or any other university or institute of learning.</w:t>
       </w:r>
     </w:p>
     <w:p>
@@ -640,6 +764,127 @@
     </w:p>
     <w:p>
       <w:pPr>
+        <w:pStyle w:val="Default"/>
+        <w:spacing w:line="360" w:lineRule="auto"/>
+        <w:rPr>
+          <w:rFonts w:asciiTheme="majorBidi" w:hAnsiTheme="majorBidi" w:cstheme="majorBidi"/>
+          <w:b/>
+          <w:bCs/>
+        </w:rPr>
+      </w:pPr>
+    </w:p>
+    <w:p>
+      <w:pPr>
+        <w:pStyle w:val="Default"/>
+        <w:spacing w:line="360" w:lineRule="auto"/>
+        <w:rPr>
+          <w:rFonts w:asciiTheme="majorBidi" w:hAnsiTheme="majorBidi" w:cstheme="majorBidi"/>
+          <w:b/>
+          <w:bCs/>
+        </w:rPr>
+      </w:pPr>
+    </w:p>
+    <w:p>
+      <w:pPr>
+        <w:pStyle w:val="Default"/>
+        <w:spacing w:line="360" w:lineRule="auto"/>
+        <w:rPr>
+          <w:rFonts w:asciiTheme="majorBidi" w:hAnsiTheme="majorBidi" w:cstheme="majorBidi"/>
+          <w:b/>
+          <w:bCs/>
+        </w:rPr>
+      </w:pPr>
+    </w:p>
+    <w:p>
+      <w:pPr>
+        <w:pStyle w:val="Default"/>
+        <w:spacing w:line="360" w:lineRule="auto"/>
+        <w:rPr>
+          <w:rFonts w:asciiTheme="majorBidi" w:hAnsiTheme="majorBidi" w:cstheme="majorBidi"/>
+          <w:b/>
+          <w:bCs/>
+        </w:rPr>
+      </w:pPr>
+    </w:p>
+    <w:p>
+      <w:pPr>
+        <w:pStyle w:val="Default"/>
+        <w:spacing w:line="360" w:lineRule="auto"/>
+        <w:rPr>
+          <w:rFonts w:asciiTheme="majorBidi" w:hAnsiTheme="majorBidi" w:cstheme="majorBidi"/>
+          <w:b/>
+          <w:bCs/>
+        </w:rPr>
+      </w:pPr>
+    </w:p>
+    <w:p>
+      <w:pPr>
+        <w:pStyle w:val="Default"/>
+        <w:spacing w:line="360" w:lineRule="auto"/>
+        <w:rPr>
+          <w:rFonts w:asciiTheme="majorBidi" w:hAnsiTheme="majorBidi" w:cstheme="majorBidi"/>
+          <w:b/>
+          <w:bCs/>
+        </w:rPr>
+      </w:pPr>
+    </w:p>
+    <w:p>
+      <w:pPr>
+        <w:pStyle w:val="Default"/>
+        <w:spacing w:line="360" w:lineRule="auto"/>
+        <w:rPr>
+          <w:rFonts w:asciiTheme="majorBidi" w:hAnsiTheme="majorBidi" w:cstheme="majorBidi"/>
+          <w:b/>
+          <w:bCs/>
+        </w:rPr>
+      </w:pPr>
+    </w:p>
+    <w:p>
+      <w:pPr>
+        <w:pStyle w:val="Default"/>
+        <w:spacing w:line="360" w:lineRule="auto"/>
+        <w:rPr>
+          <w:rFonts w:asciiTheme="majorBidi" w:hAnsiTheme="majorBidi" w:cstheme="majorBidi"/>
+          <w:b/>
+          <w:bCs/>
+        </w:rPr>
+      </w:pPr>
+    </w:p>
+    <w:p>
+      <w:pPr>
+        <w:pStyle w:val="Default"/>
+        <w:spacing w:line="360" w:lineRule="auto"/>
+        <w:rPr>
+          <w:rFonts w:asciiTheme="majorBidi" w:hAnsiTheme="majorBidi" w:cstheme="majorBidi"/>
+          <w:b/>
+          <w:bCs/>
+        </w:rPr>
+      </w:pPr>
+    </w:p>
+    <w:p>
+      <w:pPr>
+        <w:pStyle w:val="Default"/>
+        <w:spacing w:line="360" w:lineRule="auto"/>
+        <w:rPr>
+          <w:rFonts w:asciiTheme="majorBidi" w:hAnsiTheme="majorBidi" w:cstheme="majorBidi"/>
+          <w:b/>
+          <w:bCs/>
+        </w:rPr>
+      </w:pPr>
+    </w:p>
+    <w:p>
+      <w:pPr>
+        <w:pStyle w:val="Default"/>
+        <w:spacing w:line="360" w:lineRule="auto"/>
+        <w:rPr>
+          <w:rFonts w:asciiTheme="majorBidi" w:hAnsiTheme="majorBidi" w:cstheme="majorBidi"/>
+          <w:b/>
+          <w:bCs/>
+        </w:rPr>
+      </w:pPr>
+    </w:p>
+    <w:p>
+      <w:pPr>
         <w:pStyle w:val="NoSpacing"/>
         <w:spacing w:line="360" w:lineRule="auto"/>
         <w:rPr>
@@ -735,79 +980,6 @@
         </w:rPr>
         <w:t>M. Umar Farooq</w:t>
       </w:r>
-    </w:p>
-    <w:p/>
-    <w:p>
-      <w:pPr>
-        <w:pStyle w:val="Default"/>
-        <w:spacing w:line="360" w:lineRule="auto"/>
-        <w:jc w:val="center"/>
-        <w:rPr>
-          <w:bCs/>
-          <w:sz w:val="36"/>
-          <w:szCs w:val="36"/>
-        </w:rPr>
-      </w:pPr>
-    </w:p>
-    <w:p>
-      <w:pPr>
-        <w:pStyle w:val="Default"/>
-        <w:spacing w:line="360" w:lineRule="auto"/>
-        <w:jc w:val="center"/>
-        <w:rPr>
-          <w:bCs/>
-          <w:sz w:val="36"/>
-          <w:szCs w:val="36"/>
-        </w:rPr>
-      </w:pPr>
-    </w:p>
-    <w:p>
-      <w:pPr>
-        <w:pStyle w:val="Default"/>
-        <w:spacing w:line="360" w:lineRule="auto"/>
-        <w:jc w:val="center"/>
-        <w:rPr>
-          <w:bCs/>
-          <w:sz w:val="36"/>
-          <w:szCs w:val="36"/>
-        </w:rPr>
-      </w:pPr>
-    </w:p>
-    <w:p>
-      <w:pPr>
-        <w:pStyle w:val="Default"/>
-        <w:spacing w:line="360" w:lineRule="auto"/>
-        <w:jc w:val="center"/>
-        <w:rPr>
-          <w:bCs/>
-          <w:sz w:val="36"/>
-          <w:szCs w:val="36"/>
-        </w:rPr>
-      </w:pPr>
-    </w:p>
-    <w:p>
-      <w:pPr>
-        <w:pStyle w:val="Default"/>
-        <w:spacing w:line="360" w:lineRule="auto"/>
-        <w:jc w:val="center"/>
-        <w:rPr>
-          <w:bCs/>
-          <w:sz w:val="36"/>
-          <w:szCs w:val="36"/>
-        </w:rPr>
-      </w:pPr>
-    </w:p>
-    <w:p>
-      <w:pPr>
-        <w:pStyle w:val="Default"/>
-        <w:spacing w:line="360" w:lineRule="auto"/>
-        <w:jc w:val="center"/>
-        <w:rPr>
-          <w:bCs/>
-          <w:sz w:val="36"/>
-          <w:szCs w:val="36"/>
-        </w:rPr>
-      </w:pPr>
     </w:p>
     <w:p>
       <w:pPr>
@@ -1420,13 +1592,27 @@
         <w:rPr>
           <w:rFonts w:asciiTheme="majorBidi" w:hAnsiTheme="majorBidi" w:cstheme="majorBidi"/>
         </w:rPr>
-        <w:t xml:space="preserve">The technical core of the system is a sophisticated Attention-based Long Short-Term Memory (Attention-LSTM) Network for time-series forecasting. This model was chosen for its proven effectiveness in capturing non-linear dependencies </w:t>
+        <w:t xml:space="preserve">The technical core of the system is a sophisticated Attention-based Long Short-Term Memory (Attention-LSTM) Network for time-series forecasting. This model </w:t>
       </w:r>
       <w:proofErr w:type="gramStart"/>
       <w:r>
         <w:rPr>
           <w:rFonts w:asciiTheme="majorBidi" w:hAnsiTheme="majorBidi" w:cstheme="majorBidi"/>
         </w:rPr>
+        <w:t>was chosen</w:t>
+      </w:r>
+      <w:proofErr w:type="gramEnd"/>
+      <w:r>
+        <w:rPr>
+          <w:rFonts w:asciiTheme="majorBidi" w:hAnsiTheme="majorBidi" w:cstheme="majorBidi"/>
+        </w:rPr>
+        <w:t xml:space="preserve"> for its proven effectiveness in capturing non-linear dependencies </w:t>
+      </w:r>
+      <w:proofErr w:type="gramStart"/>
+      <w:r>
+        <w:rPr>
+          <w:rFonts w:asciiTheme="majorBidi" w:hAnsiTheme="majorBidi" w:cstheme="majorBidi"/>
+        </w:rPr>
         <w:t>in</w:t>
       </w:r>
       <w:proofErr w:type="gramEnd"/>
@@ -1448,19 +1634,33 @@
         <w:rPr>
           <w:rFonts w:asciiTheme="majorBidi" w:hAnsiTheme="majorBidi" w:cstheme="majorBidi"/>
         </w:rPr>
-        <w:t xml:space="preserve"> (Python) backend to host the models and serve predictions via a RESTful API, and a modern Next.js/React frontend to handle intuitive visualization.</w:t>
-      </w:r>
-    </w:p>
-    <w:p>
-      <w:pPr>
+        <w:t xml:space="preserve"> (Python) backend to host the models and serve predictions via a RESTful API, and a modern Next.js/React frontend to </w:t>
+      </w:r>
+      <w:proofErr w:type="gramStart"/>
+      <w:r>
         <w:rPr>
           <w:rFonts w:asciiTheme="majorBidi" w:hAnsiTheme="majorBidi" w:cstheme="majorBidi"/>
         </w:rPr>
-      </w:pPr>
+        <w:t>handle</w:t>
+      </w:r>
+      <w:proofErr w:type="gramEnd"/>
       <w:r>
         <w:rPr>
           <w:rFonts w:asciiTheme="majorBidi" w:hAnsiTheme="majorBidi" w:cstheme="majorBidi"/>
         </w:rPr>
+        <w:t xml:space="preserve"> intuitive visualization.</w:t>
+      </w:r>
+    </w:p>
+    <w:p>
+      <w:pPr>
+        <w:rPr>
+          <w:rFonts w:asciiTheme="majorBidi" w:hAnsiTheme="majorBidi" w:cstheme="majorBidi"/>
+        </w:rPr>
+      </w:pPr>
+      <w:r>
+        <w:rPr>
+          <w:rFonts w:asciiTheme="majorBidi" w:hAnsiTheme="majorBidi" w:cstheme="majorBidi"/>
+        </w:rPr>
         <w:t>Complementing the quantitative forecasts, the system incorporates advanced qualitative analysis modules built using NLP classifiers. These modules fulfill a dual purpose: first, they perform Sentiment Analysis on news texts to correlate public mood with market movements; second, for the E-commerce sector, they implement a highly effective Fake Review Detection capability. This classification system achieved a strong F1-Score of 0.88, providing users with a reliable Review Risk Score to evaluate product credibility. The successful implementation and integration of these diverse analytical tools confirm the system's ability to provide comprehensive, actionable market intelligence.</w:t>
       </w:r>
     </w:p>
@@ -1488,7 +1688,35 @@
         <w:rPr>
           <w:rFonts w:asciiTheme="majorBidi" w:hAnsiTheme="majorBidi" w:cstheme="majorBidi"/>
         </w:rPr>
-        <w:t xml:space="preserve"> a significant achievement in applying Deep Learning and modern web technologies to complex financial and commercial data. The entire implementation was validated through rigorous testing, including Unit, Integration, and Stress Testing, which confirmed the system’s stability, modularity, and responsiveness (average API latency below 500ms under load). The project successfully met all stated deliverables, laying a strong foundation for future enhancements, particularly the integration of external event data and the adoption of real-time data streaming protocols.</w:t>
+        <w:t xml:space="preserve"> a significant achievement in applying Deep Learning and modern web technologies to complex financial and commercial data. The entire implementation </w:t>
+      </w:r>
+      <w:proofErr w:type="gramStart"/>
+      <w:r>
+        <w:rPr>
+          <w:rFonts w:asciiTheme="majorBidi" w:hAnsiTheme="majorBidi" w:cstheme="majorBidi"/>
+        </w:rPr>
+        <w:t>was validated</w:t>
+      </w:r>
+      <w:proofErr w:type="gramEnd"/>
+      <w:r>
+        <w:rPr>
+          <w:rFonts w:asciiTheme="majorBidi" w:hAnsiTheme="majorBidi" w:cstheme="majorBidi"/>
+        </w:rPr>
+        <w:t xml:space="preserve"> through rigorous testing, including Unit, Integration, and Stress Testing, which confirmed the system’s stability, modularity, and responsiveness (average API latency below 500ms under load). The project successfully met all stated deliverables, laying </w:t>
+      </w:r>
+      <w:proofErr w:type="gramStart"/>
+      <w:r>
+        <w:rPr>
+          <w:rFonts w:asciiTheme="majorBidi" w:hAnsiTheme="majorBidi" w:cstheme="majorBidi"/>
+        </w:rPr>
+        <w:t>a strong foundation</w:t>
+      </w:r>
+      <w:proofErr w:type="gramEnd"/>
+      <w:r>
+        <w:rPr>
+          <w:rFonts w:asciiTheme="majorBidi" w:hAnsiTheme="majorBidi" w:cstheme="majorBidi"/>
+        </w:rPr>
+        <w:t xml:space="preserve"> for future enhancements, particularly the integration of external event data and the adoption of real-time data streaming protocols.</w:t>
       </w:r>
     </w:p>
     <w:p/>
@@ -1541,19 +1769,47 @@
         <w:rPr>
           <w:rFonts w:asciiTheme="majorBidi" w:hAnsiTheme="majorBidi" w:cstheme="majorBidi"/>
         </w:rPr>
-        <w:t xml:space="preserve">We are greatly indebted to our project supervisor “Dr. </w:t>
-      </w:r>
+        <w:t xml:space="preserve">We are </w:t>
+      </w:r>
+      <w:proofErr w:type="gramStart"/>
       <w:r>
         <w:rPr>
           <w:rFonts w:asciiTheme="majorBidi" w:hAnsiTheme="majorBidi" w:cstheme="majorBidi"/>
         </w:rPr>
+        <w:t>greatly indebted</w:t>
+      </w:r>
+      <w:proofErr w:type="gramEnd"/>
+      <w:r>
+        <w:rPr>
+          <w:rFonts w:asciiTheme="majorBidi" w:hAnsiTheme="majorBidi" w:cstheme="majorBidi"/>
+        </w:rPr>
+        <w:t xml:space="preserve"> to our project supervisor “Dr. </w:t>
+      </w:r>
+      <w:r>
+        <w:rPr>
+          <w:rFonts w:asciiTheme="majorBidi" w:hAnsiTheme="majorBidi" w:cstheme="majorBidi"/>
+        </w:rPr>
         <w:t>Sadia Ali</w:t>
       </w:r>
       <w:r>
         <w:rPr>
           <w:rFonts w:asciiTheme="majorBidi" w:hAnsiTheme="majorBidi" w:cstheme="majorBidi"/>
         </w:rPr>
-        <w:t xml:space="preserve">” for personal supervision, advice, valuable guidance and completion of this project. We are deeply indebted to </w:t>
+        <w:t xml:space="preserve">” for personal supervision, advice, valuable </w:t>
+      </w:r>
+      <w:proofErr w:type="gramStart"/>
+      <w:r>
+        <w:rPr>
+          <w:rFonts w:asciiTheme="majorBidi" w:hAnsiTheme="majorBidi" w:cstheme="majorBidi"/>
+        </w:rPr>
+        <w:t>guidance</w:t>
+      </w:r>
+      <w:proofErr w:type="gramEnd"/>
+      <w:r>
+        <w:rPr>
+          <w:rFonts w:asciiTheme="majorBidi" w:hAnsiTheme="majorBidi" w:cstheme="majorBidi"/>
+        </w:rPr>
+        <w:t xml:space="preserve"> and completion of this project. We are deeply indebted to </w:t>
       </w:r>
       <w:r>
         <w:rPr>
@@ -1604,6 +1860,116 @@
         </w:rPr>
         <w:t xml:space="preserve"> us the values of honesty &amp; hard work.</w:t>
       </w:r>
+    </w:p>
+    <w:p>
+      <w:pPr>
+        <w:tabs>
+          <w:tab w:val="left" w:pos="2955"/>
+        </w:tabs>
+        <w:rPr>
+          <w:rFonts w:asciiTheme="majorBidi" w:hAnsiTheme="majorBidi" w:cstheme="majorBidi"/>
+        </w:rPr>
+      </w:pPr>
+    </w:p>
+    <w:p>
+      <w:pPr>
+        <w:tabs>
+          <w:tab w:val="left" w:pos="2955"/>
+        </w:tabs>
+        <w:rPr>
+          <w:rFonts w:asciiTheme="majorBidi" w:hAnsiTheme="majorBidi" w:cstheme="majorBidi"/>
+        </w:rPr>
+      </w:pPr>
+    </w:p>
+    <w:p>
+      <w:pPr>
+        <w:tabs>
+          <w:tab w:val="left" w:pos="2955"/>
+        </w:tabs>
+        <w:rPr>
+          <w:rFonts w:asciiTheme="majorBidi" w:hAnsiTheme="majorBidi" w:cstheme="majorBidi"/>
+        </w:rPr>
+      </w:pPr>
+    </w:p>
+    <w:p>
+      <w:pPr>
+        <w:tabs>
+          <w:tab w:val="left" w:pos="2955"/>
+        </w:tabs>
+        <w:rPr>
+          <w:rFonts w:asciiTheme="majorBidi" w:hAnsiTheme="majorBidi" w:cstheme="majorBidi"/>
+        </w:rPr>
+      </w:pPr>
+    </w:p>
+    <w:p>
+      <w:pPr>
+        <w:tabs>
+          <w:tab w:val="left" w:pos="2955"/>
+        </w:tabs>
+        <w:rPr>
+          <w:rFonts w:asciiTheme="majorBidi" w:hAnsiTheme="majorBidi" w:cstheme="majorBidi"/>
+        </w:rPr>
+      </w:pPr>
+    </w:p>
+    <w:p>
+      <w:pPr>
+        <w:tabs>
+          <w:tab w:val="left" w:pos="2955"/>
+        </w:tabs>
+        <w:rPr>
+          <w:rFonts w:asciiTheme="majorBidi" w:hAnsiTheme="majorBidi" w:cstheme="majorBidi"/>
+        </w:rPr>
+      </w:pPr>
+    </w:p>
+    <w:p>
+      <w:pPr>
+        <w:tabs>
+          <w:tab w:val="left" w:pos="2955"/>
+        </w:tabs>
+        <w:rPr>
+          <w:rFonts w:asciiTheme="majorBidi" w:hAnsiTheme="majorBidi" w:cstheme="majorBidi"/>
+        </w:rPr>
+      </w:pPr>
+    </w:p>
+    <w:p>
+      <w:pPr>
+        <w:tabs>
+          <w:tab w:val="left" w:pos="2955"/>
+        </w:tabs>
+        <w:rPr>
+          <w:rFonts w:asciiTheme="majorBidi" w:hAnsiTheme="majorBidi" w:cstheme="majorBidi"/>
+        </w:rPr>
+      </w:pPr>
+    </w:p>
+    <w:p>
+      <w:pPr>
+        <w:tabs>
+          <w:tab w:val="left" w:pos="2955"/>
+        </w:tabs>
+        <w:rPr>
+          <w:rFonts w:asciiTheme="majorBidi" w:hAnsiTheme="majorBidi" w:cstheme="majorBidi"/>
+        </w:rPr>
+      </w:pPr>
+    </w:p>
+    <w:p>
+      <w:pPr>
+        <w:tabs>
+          <w:tab w:val="left" w:pos="2955"/>
+        </w:tabs>
+        <w:rPr>
+          <w:rFonts w:asciiTheme="majorBidi" w:hAnsiTheme="majorBidi" w:cstheme="majorBidi"/>
+        </w:rPr>
+      </w:pPr>
+    </w:p>
+    <w:p>
+      <w:pPr>
+        <w:tabs>
+          <w:tab w:val="left" w:pos="2955"/>
+        </w:tabs>
+        <w:rPr>
+          <w:rFonts w:asciiTheme="majorBidi" w:hAnsiTheme="majorBidi" w:cstheme="majorBidi"/>
+        </w:rPr>
+      </w:pPr>
     </w:p>
     <w:p>
       <w:pPr>
@@ -1737,7 +2103,19 @@
         <w:rPr>
           <w:rFonts w:asciiTheme="majorBidi" w:hAnsiTheme="majorBidi" w:cstheme="majorBidi"/>
         </w:rPr>
-        <w:t xml:space="preserve">                 </w:t>
+        <w:t xml:space="preserve">              </w:t>
+      </w:r>
+      <w:r>
+        <w:rPr>
+          <w:rFonts w:asciiTheme="majorBidi" w:hAnsiTheme="majorBidi" w:cstheme="majorBidi"/>
+        </w:rPr>
+        <w:t xml:space="preserve">  </w:t>
+      </w:r>
+      <w:r>
+        <w:rPr>
+          <w:rFonts w:asciiTheme="majorBidi" w:hAnsiTheme="majorBidi" w:cstheme="majorBidi"/>
+        </w:rPr>
+        <w:t xml:space="preserve">   </w:t>
       </w:r>
       <w:r>
         <w:rPr>
@@ -1835,110 +2213,6 @@
         <w:tab/>
         <w:t xml:space="preserve">         </w:t>
       </w:r>
-    </w:p>
-    <w:p>
-      <w:pPr>
-        <w:pStyle w:val="NoSpacing"/>
-        <w:spacing w:line="360" w:lineRule="auto"/>
-        <w:jc w:val="right"/>
-        <w:rPr>
-          <w:rFonts w:asciiTheme="majorBidi" w:hAnsiTheme="majorBidi" w:cstheme="majorBidi"/>
-        </w:rPr>
-      </w:pPr>
-    </w:p>
-    <w:p>
-      <w:pPr>
-        <w:tabs>
-          <w:tab w:val="left" w:pos="2955"/>
-        </w:tabs>
-        <w:rPr>
-          <w:rFonts w:asciiTheme="majorBidi" w:hAnsiTheme="majorBidi" w:cstheme="majorBidi"/>
-        </w:rPr>
-      </w:pPr>
-    </w:p>
-    <w:p>
-      <w:pPr>
-        <w:tabs>
-          <w:tab w:val="left" w:pos="2955"/>
-        </w:tabs>
-        <w:rPr>
-          <w:rFonts w:asciiTheme="majorBidi" w:hAnsiTheme="majorBidi" w:cstheme="majorBidi"/>
-        </w:rPr>
-      </w:pPr>
-    </w:p>
-    <w:p>
-      <w:pPr>
-        <w:tabs>
-          <w:tab w:val="left" w:pos="2955"/>
-        </w:tabs>
-        <w:rPr>
-          <w:rFonts w:asciiTheme="majorBidi" w:hAnsiTheme="majorBidi" w:cstheme="majorBidi"/>
-        </w:rPr>
-      </w:pPr>
-    </w:p>
-    <w:p>
-      <w:pPr>
-        <w:tabs>
-          <w:tab w:val="left" w:pos="2955"/>
-        </w:tabs>
-        <w:rPr>
-          <w:rFonts w:asciiTheme="majorBidi" w:hAnsiTheme="majorBidi" w:cstheme="majorBidi"/>
-        </w:rPr>
-      </w:pPr>
-    </w:p>
-    <w:p>
-      <w:pPr>
-        <w:tabs>
-          <w:tab w:val="left" w:pos="2955"/>
-        </w:tabs>
-        <w:rPr>
-          <w:rFonts w:asciiTheme="majorBidi" w:hAnsiTheme="majorBidi" w:cstheme="majorBidi"/>
-        </w:rPr>
-      </w:pPr>
-    </w:p>
-    <w:p>
-      <w:pPr>
-        <w:pStyle w:val="Default"/>
-        <w:spacing w:line="360" w:lineRule="auto"/>
-        <w:rPr>
-          <w:bCs/>
-          <w:sz w:val="36"/>
-          <w:szCs w:val="36"/>
-        </w:rPr>
-      </w:pPr>
-    </w:p>
-    <w:p>
-      <w:pPr>
-        <w:pStyle w:val="Default"/>
-        <w:spacing w:line="360" w:lineRule="auto"/>
-        <w:rPr>
-          <w:b/>
-          <w:sz w:val="32"/>
-          <w:szCs w:val="30"/>
-        </w:rPr>
-      </w:pPr>
-    </w:p>
-    <w:p>
-      <w:pPr>
-        <w:pStyle w:val="Default"/>
-        <w:spacing w:line="360" w:lineRule="auto"/>
-        <w:rPr>
-          <w:b/>
-          <w:sz w:val="32"/>
-          <w:szCs w:val="30"/>
-        </w:rPr>
-      </w:pPr>
-    </w:p>
-    <w:p>
-      <w:pPr>
-        <w:pStyle w:val="Default"/>
-        <w:spacing w:line="360" w:lineRule="auto"/>
-        <w:rPr>
-          <w:b/>
-          <w:sz w:val="32"/>
-          <w:szCs w:val="30"/>
-        </w:rPr>
-      </w:pPr>
     </w:p>
     <w:p>
       <w:pPr>
@@ -1966,20 +2240,6 @@
         <w:lastRenderedPageBreak/>
         <w:t>Abbreviations</w:t>
       </w:r>
-    </w:p>
-    <w:p>
-      <w:pPr>
-        <w:pStyle w:val="Default"/>
-        <w:spacing w:line="360" w:lineRule="auto"/>
-        <w:jc w:val="center"/>
-        <w:rPr>
-          <w:rFonts w:asciiTheme="majorBidi" w:hAnsiTheme="majorBidi" w:cstheme="majorBidi"/>
-          <w:b/>
-          <w:bCs/>
-          <w:sz w:val="58"/>
-          <w:szCs w:val="58"/>
-        </w:rPr>
-      </w:pPr>
     </w:p>
     <w:tbl>
       <w:tblPr>
@@ -2335,32 +2595,37 @@
             <w:pStyle w:val="TOC1"/>
             <w:rPr>
               <w:rFonts w:asciiTheme="minorHAnsi" w:eastAsiaTheme="minorEastAsia" w:hAnsiTheme="minorHAnsi"/>
-              <w:noProof/>
               <w:color w:val="auto"/>
               <w:sz w:val="24"/>
             </w:rPr>
           </w:pPr>
           <w:r>
+            <w:rPr>
+              <w:noProof w:val="0"/>
+            </w:rPr>
             <w:fldChar w:fldCharType="begin"/>
           </w:r>
           <w:r>
             <w:instrText xml:space="preserve"> TOC \o "1-3" \h \z \u </w:instrText>
           </w:r>
           <w:r>
+            <w:rPr>
+              <w:noProof w:val="0"/>
+            </w:rPr>
             <w:fldChar w:fldCharType="separate"/>
           </w:r>
           <w:hyperlink w:anchor="_Toc222820494" w:history="1">
             <w:r>
               <w:rPr>
                 <w:rStyle w:val="Hyperlink"/>
-                <w:noProof/>
-              </w:rPr>
-              <w:t>Chapeter 1:</w:t>
+                <w:b/>
+                <w:bCs/>
+              </w:rPr>
+              <w:t>Chapter 1:</w:t>
             </w:r>
             <w:r>
               <w:rPr>
                 <w:rFonts w:asciiTheme="minorHAnsi" w:eastAsiaTheme="minorEastAsia" w:hAnsiTheme="minorHAnsi"/>
-                <w:noProof/>
                 <w:color w:val="auto"/>
                 <w:sz w:val="24"/>
               </w:rPr>
@@ -2369,54 +2634,48 @@
             <w:r>
               <w:rPr>
                 <w:rStyle w:val="Hyperlink"/>
-                <w:noProof/>
+                <w:b/>
+                <w:bCs/>
               </w:rPr>
               <w:t>Introduction</w:t>
             </w:r>
             <w:r>
               <w:rPr>
-                <w:noProof/>
                 <w:webHidden/>
               </w:rPr>
               <w:tab/>
             </w:r>
             <w:r>
               <w:rPr>
-                <w:noProof/>
                 <w:webHidden/>
               </w:rPr>
               <w:fldChar w:fldCharType="begin"/>
             </w:r>
             <w:r>
               <w:rPr>
-                <w:noProof/>
                 <w:webHidden/>
               </w:rPr>
               <w:instrText xml:space="preserve"> PAGEREF _Toc222820494 \h </w:instrText>
             </w:r>
             <w:r>
               <w:rPr>
-                <w:noProof/>
-                <w:webHidden/>
-              </w:rPr>
-            </w:r>
-            <w:r>
-              <w:rPr>
-                <w:noProof/>
+                <w:webHidden/>
+              </w:rPr>
+            </w:r>
+            <w:r>
+              <w:rPr>
                 <w:webHidden/>
               </w:rPr>
               <w:fldChar w:fldCharType="separate"/>
             </w:r>
             <w:r>
               <w:rPr>
-                <w:noProof/>
                 <w:webHidden/>
               </w:rPr>
               <w:t>1</w:t>
             </w:r>
             <w:r>
               <w:rPr>
-                <w:noProof/>
                 <w:webHidden/>
               </w:rPr>
               <w:fldChar w:fldCharType="end"/>
@@ -2428,7 +2687,6 @@
             <w:pStyle w:val="TOC1"/>
             <w:rPr>
               <w:rFonts w:asciiTheme="minorHAnsi" w:eastAsiaTheme="minorEastAsia" w:hAnsiTheme="minorHAnsi"/>
-              <w:noProof/>
               <w:color w:val="auto"/>
               <w:sz w:val="24"/>
             </w:rPr>
@@ -2437,54 +2695,46 @@
             <w:r>
               <w:rPr>
                 <w:rStyle w:val="Hyperlink"/>
-                <w:noProof/>
               </w:rPr>
               <w:t>1.1 Brief</w:t>
             </w:r>
             <w:r>
               <w:rPr>
-                <w:noProof/>
                 <w:webHidden/>
               </w:rPr>
               <w:tab/>
             </w:r>
             <w:r>
               <w:rPr>
-                <w:noProof/>
                 <w:webHidden/>
               </w:rPr>
               <w:fldChar w:fldCharType="begin"/>
             </w:r>
             <w:r>
               <w:rPr>
-                <w:noProof/>
                 <w:webHidden/>
               </w:rPr>
               <w:instrText xml:space="preserve"> PAGEREF _Toc222820495 \h </w:instrText>
             </w:r>
             <w:r>
               <w:rPr>
-                <w:noProof/>
-                <w:webHidden/>
-              </w:rPr>
-            </w:r>
-            <w:r>
-              <w:rPr>
-                <w:noProof/>
+                <w:webHidden/>
+              </w:rPr>
+            </w:r>
+            <w:r>
+              <w:rPr>
                 <w:webHidden/>
               </w:rPr>
               <w:fldChar w:fldCharType="separate"/>
             </w:r>
             <w:r>
               <w:rPr>
-                <w:noProof/>
                 <w:webHidden/>
               </w:rPr>
               <w:t>1</w:t>
             </w:r>
             <w:r>
               <w:rPr>
-                <w:noProof/>
                 <w:webHidden/>
               </w:rPr>
               <w:fldChar w:fldCharType="end"/>
@@ -2496,7 +2746,6 @@
             <w:pStyle w:val="TOC1"/>
             <w:rPr>
               <w:rFonts w:asciiTheme="minorHAnsi" w:eastAsiaTheme="minorEastAsia" w:hAnsiTheme="minorHAnsi"/>
-              <w:noProof/>
               <w:color w:val="auto"/>
               <w:sz w:val="24"/>
             </w:rPr>
@@ -2505,54 +2754,46 @@
             <w:r>
               <w:rPr>
                 <w:rStyle w:val="Hyperlink"/>
-                <w:noProof/>
               </w:rPr>
               <w:t>1.2 Relevance to Course Modules</w:t>
             </w:r>
             <w:r>
               <w:rPr>
-                <w:noProof/>
                 <w:webHidden/>
               </w:rPr>
               <w:tab/>
             </w:r>
             <w:r>
               <w:rPr>
-                <w:noProof/>
                 <w:webHidden/>
               </w:rPr>
               <w:fldChar w:fldCharType="begin"/>
             </w:r>
             <w:r>
               <w:rPr>
-                <w:noProof/>
                 <w:webHidden/>
               </w:rPr>
               <w:instrText xml:space="preserve"> PAGEREF _Toc222820496 \h </w:instrText>
             </w:r>
             <w:r>
               <w:rPr>
-                <w:noProof/>
-                <w:webHidden/>
-              </w:rPr>
-            </w:r>
-            <w:r>
-              <w:rPr>
-                <w:noProof/>
+                <w:webHidden/>
+              </w:rPr>
+            </w:r>
+            <w:r>
+              <w:rPr>
                 <w:webHidden/>
               </w:rPr>
               <w:fldChar w:fldCharType="separate"/>
             </w:r>
             <w:r>
               <w:rPr>
-                <w:noProof/>
                 <w:webHidden/>
               </w:rPr>
               <w:t>1</w:t>
             </w:r>
             <w:r>
               <w:rPr>
-                <w:noProof/>
                 <w:webHidden/>
               </w:rPr>
               <w:fldChar w:fldCharType="end"/>
@@ -2564,7 +2805,6 @@
             <w:pStyle w:val="TOC1"/>
             <w:rPr>
               <w:rFonts w:asciiTheme="minorHAnsi" w:eastAsiaTheme="minorEastAsia" w:hAnsiTheme="minorHAnsi"/>
-              <w:noProof/>
               <w:color w:val="auto"/>
               <w:sz w:val="24"/>
             </w:rPr>
@@ -2573,54 +2813,46 @@
             <w:r>
               <w:rPr>
                 <w:rStyle w:val="Hyperlink"/>
-                <w:noProof/>
               </w:rPr>
               <w:t>1.3 Project Background</w:t>
             </w:r>
             <w:r>
               <w:rPr>
-                <w:noProof/>
                 <w:webHidden/>
               </w:rPr>
               <w:tab/>
             </w:r>
             <w:r>
               <w:rPr>
-                <w:noProof/>
                 <w:webHidden/>
               </w:rPr>
               <w:fldChar w:fldCharType="begin"/>
             </w:r>
             <w:r>
               <w:rPr>
-                <w:noProof/>
                 <w:webHidden/>
               </w:rPr>
               <w:instrText xml:space="preserve"> PAGEREF _Toc222820497 \h </w:instrText>
             </w:r>
             <w:r>
               <w:rPr>
-                <w:noProof/>
-                <w:webHidden/>
-              </w:rPr>
-            </w:r>
-            <w:r>
-              <w:rPr>
-                <w:noProof/>
+                <w:webHidden/>
+              </w:rPr>
+            </w:r>
+            <w:r>
+              <w:rPr>
                 <w:webHidden/>
               </w:rPr>
               <w:fldChar w:fldCharType="separate"/>
             </w:r>
             <w:r>
               <w:rPr>
-                <w:noProof/>
                 <w:webHidden/>
               </w:rPr>
               <w:t>2</w:t>
             </w:r>
             <w:r>
               <w:rPr>
-                <w:noProof/>
                 <w:webHidden/>
               </w:rPr>
               <w:fldChar w:fldCharType="end"/>
@@ -2632,7 +2864,6 @@
             <w:pStyle w:val="TOC1"/>
             <w:rPr>
               <w:rFonts w:asciiTheme="minorHAnsi" w:eastAsiaTheme="minorEastAsia" w:hAnsiTheme="minorHAnsi"/>
-              <w:noProof/>
               <w:color w:val="auto"/>
               <w:sz w:val="24"/>
             </w:rPr>
@@ -2641,54 +2872,46 @@
             <w:r>
               <w:rPr>
                 <w:rStyle w:val="Hyperlink"/>
-                <w:noProof/>
               </w:rPr>
               <w:t>1.4 Literature Review</w:t>
             </w:r>
             <w:r>
               <w:rPr>
-                <w:noProof/>
                 <w:webHidden/>
               </w:rPr>
               <w:tab/>
             </w:r>
             <w:r>
               <w:rPr>
-                <w:noProof/>
                 <w:webHidden/>
               </w:rPr>
               <w:fldChar w:fldCharType="begin"/>
             </w:r>
             <w:r>
               <w:rPr>
-                <w:noProof/>
                 <w:webHidden/>
               </w:rPr>
               <w:instrText xml:space="preserve"> PAGEREF _Toc222820498 \h </w:instrText>
             </w:r>
             <w:r>
               <w:rPr>
-                <w:noProof/>
-                <w:webHidden/>
-              </w:rPr>
-            </w:r>
-            <w:r>
-              <w:rPr>
-                <w:noProof/>
+                <w:webHidden/>
+              </w:rPr>
+            </w:r>
+            <w:r>
+              <w:rPr>
                 <w:webHidden/>
               </w:rPr>
               <w:fldChar w:fldCharType="separate"/>
             </w:r>
             <w:r>
               <w:rPr>
-                <w:noProof/>
                 <w:webHidden/>
               </w:rPr>
               <w:t>2</w:t>
             </w:r>
             <w:r>
               <w:rPr>
-                <w:noProof/>
                 <w:webHidden/>
               </w:rPr>
               <w:fldChar w:fldCharType="end"/>
@@ -2700,7 +2923,6 @@
             <w:pStyle w:val="TOC1"/>
             <w:rPr>
               <w:rFonts w:asciiTheme="minorHAnsi" w:eastAsiaTheme="minorEastAsia" w:hAnsiTheme="minorHAnsi"/>
-              <w:noProof/>
               <w:color w:val="auto"/>
               <w:sz w:val="24"/>
             </w:rPr>
@@ -2709,54 +2931,46 @@
             <w:r>
               <w:rPr>
                 <w:rStyle w:val="Hyperlink"/>
-                <w:noProof/>
               </w:rPr>
               <w:t>1.5 Analysis from Literature Review</w:t>
             </w:r>
             <w:r>
               <w:rPr>
-                <w:noProof/>
                 <w:webHidden/>
               </w:rPr>
               <w:tab/>
             </w:r>
             <w:r>
               <w:rPr>
-                <w:noProof/>
                 <w:webHidden/>
               </w:rPr>
               <w:fldChar w:fldCharType="begin"/>
             </w:r>
             <w:r>
               <w:rPr>
-                <w:noProof/>
                 <w:webHidden/>
               </w:rPr>
               <w:instrText xml:space="preserve"> PAGEREF _Toc222820499 \h </w:instrText>
             </w:r>
             <w:r>
               <w:rPr>
-                <w:noProof/>
-                <w:webHidden/>
-              </w:rPr>
-            </w:r>
-            <w:r>
-              <w:rPr>
-                <w:noProof/>
+                <w:webHidden/>
+              </w:rPr>
+            </w:r>
+            <w:r>
+              <w:rPr>
                 <w:webHidden/>
               </w:rPr>
               <w:fldChar w:fldCharType="separate"/>
             </w:r>
             <w:r>
               <w:rPr>
-                <w:noProof/>
                 <w:webHidden/>
               </w:rPr>
               <w:t>3</w:t>
             </w:r>
             <w:r>
               <w:rPr>
-                <w:noProof/>
                 <w:webHidden/>
               </w:rPr>
               <w:fldChar w:fldCharType="end"/>
@@ -2768,7 +2982,6 @@
             <w:pStyle w:val="TOC1"/>
             <w:rPr>
               <w:rFonts w:asciiTheme="minorHAnsi" w:eastAsiaTheme="minorEastAsia" w:hAnsiTheme="minorHAnsi"/>
-              <w:noProof/>
               <w:color w:val="auto"/>
               <w:sz w:val="24"/>
             </w:rPr>
@@ -2777,54 +2990,46 @@
             <w:r>
               <w:rPr>
                 <w:rStyle w:val="Hyperlink"/>
-                <w:noProof/>
               </w:rPr>
               <w:t>1.6 Methodology and Software Lifecycle for This Project</w:t>
             </w:r>
             <w:r>
               <w:rPr>
-                <w:noProof/>
                 <w:webHidden/>
               </w:rPr>
               <w:tab/>
             </w:r>
             <w:r>
               <w:rPr>
-                <w:noProof/>
                 <w:webHidden/>
               </w:rPr>
               <w:fldChar w:fldCharType="begin"/>
             </w:r>
             <w:r>
               <w:rPr>
-                <w:noProof/>
                 <w:webHidden/>
               </w:rPr>
               <w:instrText xml:space="preserve"> PAGEREF _Toc222820500 \h </w:instrText>
             </w:r>
             <w:r>
               <w:rPr>
-                <w:noProof/>
-                <w:webHidden/>
-              </w:rPr>
-            </w:r>
-            <w:r>
-              <w:rPr>
-                <w:noProof/>
+                <w:webHidden/>
+              </w:rPr>
+            </w:r>
+            <w:r>
+              <w:rPr>
                 <w:webHidden/>
               </w:rPr>
               <w:fldChar w:fldCharType="separate"/>
             </w:r>
             <w:r>
               <w:rPr>
-                <w:noProof/>
                 <w:webHidden/>
               </w:rPr>
               <w:t>3</w:t>
             </w:r>
             <w:r>
               <w:rPr>
-                <w:noProof/>
                 <w:webHidden/>
               </w:rPr>
               <w:fldChar w:fldCharType="end"/>
@@ -2920,7 +3125,6 @@
             <w:pStyle w:val="TOC1"/>
             <w:rPr>
               <w:rFonts w:asciiTheme="minorHAnsi" w:eastAsiaTheme="minorEastAsia" w:hAnsiTheme="minorHAnsi"/>
-              <w:noProof/>
               <w:color w:val="auto"/>
               <w:sz w:val="24"/>
             </w:rPr>
@@ -2931,54 +3135,46 @@
                 <w:rStyle w:val="Hyperlink"/>
                 <w:b/>
                 <w:bCs/>
-                <w:noProof/>
-              </w:rPr>
-              <w:t>Chapeter 2: Problem Definition</w:t>
-            </w:r>
-            <w:r>
-              <w:rPr>
-                <w:noProof/>
+              </w:rPr>
+              <w:t>Chapter 2: Problem Definition</w:t>
+            </w:r>
+            <w:r>
+              <w:rPr>
                 <w:webHidden/>
               </w:rPr>
               <w:tab/>
             </w:r>
             <w:r>
               <w:rPr>
-                <w:noProof/>
                 <w:webHidden/>
               </w:rPr>
               <w:fldChar w:fldCharType="begin"/>
             </w:r>
             <w:r>
               <w:rPr>
-                <w:noProof/>
                 <w:webHidden/>
               </w:rPr>
               <w:instrText xml:space="preserve"> PAGEREF _Toc222820502 \h </w:instrText>
             </w:r>
             <w:r>
               <w:rPr>
-                <w:noProof/>
-                <w:webHidden/>
-              </w:rPr>
-            </w:r>
-            <w:r>
-              <w:rPr>
-                <w:noProof/>
+                <w:webHidden/>
+              </w:rPr>
+            </w:r>
+            <w:r>
+              <w:rPr>
                 <w:webHidden/>
               </w:rPr>
               <w:fldChar w:fldCharType="separate"/>
             </w:r>
             <w:r>
               <w:rPr>
-                <w:noProof/>
                 <w:webHidden/>
               </w:rPr>
               <w:t>4</w:t>
             </w:r>
             <w:r>
               <w:rPr>
-                <w:noProof/>
                 <w:webHidden/>
               </w:rPr>
               <w:fldChar w:fldCharType="end"/>
@@ -2990,7 +3186,6 @@
             <w:pStyle w:val="TOC1"/>
             <w:rPr>
               <w:rFonts w:asciiTheme="minorHAnsi" w:eastAsiaTheme="minorEastAsia" w:hAnsiTheme="minorHAnsi"/>
-              <w:noProof/>
               <w:color w:val="auto"/>
               <w:sz w:val="24"/>
             </w:rPr>
@@ -2999,54 +3194,46 @@
             <w:r>
               <w:rPr>
                 <w:rStyle w:val="Hyperlink"/>
-                <w:noProof/>
               </w:rPr>
               <w:t>2.1 Purpose</w:t>
             </w:r>
             <w:r>
               <w:rPr>
-                <w:noProof/>
                 <w:webHidden/>
               </w:rPr>
               <w:tab/>
             </w:r>
             <w:r>
               <w:rPr>
-                <w:noProof/>
                 <w:webHidden/>
               </w:rPr>
               <w:fldChar w:fldCharType="begin"/>
             </w:r>
             <w:r>
               <w:rPr>
-                <w:noProof/>
                 <w:webHidden/>
               </w:rPr>
               <w:instrText xml:space="preserve"> PAGEREF _Toc222820503 \h </w:instrText>
             </w:r>
             <w:r>
               <w:rPr>
-                <w:noProof/>
-                <w:webHidden/>
-              </w:rPr>
-            </w:r>
-            <w:r>
-              <w:rPr>
-                <w:noProof/>
+                <w:webHidden/>
+              </w:rPr>
+            </w:r>
+            <w:r>
+              <w:rPr>
                 <w:webHidden/>
               </w:rPr>
               <w:fldChar w:fldCharType="separate"/>
             </w:r>
             <w:r>
               <w:rPr>
-                <w:noProof/>
                 <w:webHidden/>
               </w:rPr>
               <w:t>4</w:t>
             </w:r>
             <w:r>
               <w:rPr>
-                <w:noProof/>
                 <w:webHidden/>
               </w:rPr>
               <w:fldChar w:fldCharType="end"/>
@@ -3058,7 +3245,6 @@
             <w:pStyle w:val="TOC1"/>
             <w:rPr>
               <w:rFonts w:asciiTheme="minorHAnsi" w:eastAsiaTheme="minorEastAsia" w:hAnsiTheme="minorHAnsi"/>
-              <w:noProof/>
               <w:color w:val="auto"/>
               <w:sz w:val="24"/>
             </w:rPr>
@@ -3067,54 +3253,46 @@
             <w:r>
               <w:rPr>
                 <w:rStyle w:val="Hyperlink"/>
-                <w:noProof/>
               </w:rPr>
               <w:t>2.2 Product Functions</w:t>
             </w:r>
             <w:r>
               <w:rPr>
-                <w:noProof/>
                 <w:webHidden/>
               </w:rPr>
               <w:tab/>
             </w:r>
             <w:r>
               <w:rPr>
-                <w:noProof/>
                 <w:webHidden/>
               </w:rPr>
               <w:fldChar w:fldCharType="begin"/>
             </w:r>
             <w:r>
               <w:rPr>
-                <w:noProof/>
                 <w:webHidden/>
               </w:rPr>
               <w:instrText xml:space="preserve"> PAGEREF _Toc222820504 \h </w:instrText>
             </w:r>
             <w:r>
               <w:rPr>
-                <w:noProof/>
-                <w:webHidden/>
-              </w:rPr>
-            </w:r>
-            <w:r>
-              <w:rPr>
-                <w:noProof/>
+                <w:webHidden/>
+              </w:rPr>
+            </w:r>
+            <w:r>
+              <w:rPr>
                 <w:webHidden/>
               </w:rPr>
               <w:fldChar w:fldCharType="separate"/>
             </w:r>
             <w:r>
               <w:rPr>
-                <w:noProof/>
                 <w:webHidden/>
               </w:rPr>
               <w:t>4</w:t>
             </w:r>
             <w:r>
               <w:rPr>
-                <w:noProof/>
                 <w:webHidden/>
               </w:rPr>
               <w:fldChar w:fldCharType="end"/>
@@ -3714,7 +3892,6 @@
             <w:pStyle w:val="TOC1"/>
             <w:rPr>
               <w:rFonts w:asciiTheme="minorHAnsi" w:eastAsiaTheme="minorEastAsia" w:hAnsiTheme="minorHAnsi"/>
-              <w:noProof/>
               <w:color w:val="auto"/>
               <w:sz w:val="24"/>
             </w:rPr>
@@ -3723,54 +3900,46 @@
             <w:r>
               <w:rPr>
                 <w:rStyle w:val="Hyperlink"/>
-                <w:noProof/>
               </w:rPr>
               <w:t>2.3 Current System</w:t>
             </w:r>
             <w:r>
               <w:rPr>
-                <w:noProof/>
                 <w:webHidden/>
               </w:rPr>
               <w:tab/>
             </w:r>
             <w:r>
               <w:rPr>
-                <w:noProof/>
                 <w:webHidden/>
               </w:rPr>
               <w:fldChar w:fldCharType="begin"/>
             </w:r>
             <w:r>
               <w:rPr>
-                <w:noProof/>
                 <w:webHidden/>
               </w:rPr>
               <w:instrText xml:space="preserve"> PAGEREF _Toc222820512 \h </w:instrText>
             </w:r>
             <w:r>
               <w:rPr>
-                <w:noProof/>
-                <w:webHidden/>
-              </w:rPr>
-            </w:r>
-            <w:r>
-              <w:rPr>
-                <w:noProof/>
+                <w:webHidden/>
+              </w:rPr>
+            </w:r>
+            <w:r>
+              <w:rPr>
                 <w:webHidden/>
               </w:rPr>
               <w:fldChar w:fldCharType="separate"/>
             </w:r>
             <w:r>
               <w:rPr>
-                <w:noProof/>
                 <w:webHidden/>
               </w:rPr>
               <w:t>6</w:t>
             </w:r>
             <w:r>
               <w:rPr>
-                <w:noProof/>
                 <w:webHidden/>
               </w:rPr>
               <w:fldChar w:fldCharType="end"/>
@@ -4118,7 +4287,6 @@
             <w:pStyle w:val="TOC1"/>
             <w:rPr>
               <w:rFonts w:asciiTheme="minorHAnsi" w:eastAsiaTheme="minorEastAsia" w:hAnsiTheme="minorHAnsi"/>
-              <w:noProof/>
               <w:color w:val="auto"/>
               <w:sz w:val="24"/>
             </w:rPr>
@@ -4127,54 +4295,46 @@
             <w:r>
               <w:rPr>
                 <w:rStyle w:val="Hyperlink"/>
-                <w:noProof/>
               </w:rPr>
               <w:t>2.4 Proposed Architecture</w:t>
             </w:r>
             <w:r>
               <w:rPr>
-                <w:noProof/>
                 <w:webHidden/>
               </w:rPr>
               <w:tab/>
             </w:r>
             <w:r>
               <w:rPr>
-                <w:noProof/>
                 <w:webHidden/>
               </w:rPr>
               <w:fldChar w:fldCharType="begin"/>
             </w:r>
             <w:r>
               <w:rPr>
-                <w:noProof/>
                 <w:webHidden/>
               </w:rPr>
               <w:instrText xml:space="preserve"> PAGEREF _Toc222820517 \h </w:instrText>
             </w:r>
             <w:r>
               <w:rPr>
-                <w:noProof/>
-                <w:webHidden/>
-              </w:rPr>
-            </w:r>
-            <w:r>
-              <w:rPr>
-                <w:noProof/>
+                <w:webHidden/>
+              </w:rPr>
+            </w:r>
+            <w:r>
+              <w:rPr>
                 <w:webHidden/>
               </w:rPr>
               <w:fldChar w:fldCharType="separate"/>
             </w:r>
             <w:r>
               <w:rPr>
-                <w:noProof/>
                 <w:webHidden/>
               </w:rPr>
               <w:t>7</w:t>
             </w:r>
             <w:r>
               <w:rPr>
-                <w:noProof/>
                 <w:webHidden/>
               </w:rPr>
               <w:fldChar w:fldCharType="end"/>
@@ -4606,7 +4766,6 @@
             <w:pStyle w:val="TOC1"/>
             <w:rPr>
               <w:rFonts w:asciiTheme="minorHAnsi" w:eastAsiaTheme="minorEastAsia" w:hAnsiTheme="minorHAnsi"/>
-              <w:noProof/>
               <w:color w:val="auto"/>
               <w:sz w:val="24"/>
             </w:rPr>
@@ -4615,54 +4774,46 @@
             <w:r>
               <w:rPr>
                 <w:rStyle w:val="Hyperlink"/>
-                <w:noProof/>
               </w:rPr>
               <w:t>2.5 Project Deliverables</w:t>
             </w:r>
             <w:r>
               <w:rPr>
-                <w:noProof/>
                 <w:webHidden/>
               </w:rPr>
               <w:tab/>
             </w:r>
             <w:r>
               <w:rPr>
-                <w:noProof/>
                 <w:webHidden/>
               </w:rPr>
               <w:fldChar w:fldCharType="begin"/>
             </w:r>
             <w:r>
               <w:rPr>
-                <w:noProof/>
                 <w:webHidden/>
               </w:rPr>
               <w:instrText xml:space="preserve"> PAGEREF _Toc222820523 \h </w:instrText>
             </w:r>
             <w:r>
               <w:rPr>
-                <w:noProof/>
-                <w:webHidden/>
-              </w:rPr>
-            </w:r>
-            <w:r>
-              <w:rPr>
-                <w:noProof/>
+                <w:webHidden/>
+              </w:rPr>
+            </w:r>
+            <w:r>
+              <w:rPr>
                 <w:webHidden/>
               </w:rPr>
               <w:fldChar w:fldCharType="separate"/>
             </w:r>
             <w:r>
               <w:rPr>
-                <w:noProof/>
                 <w:webHidden/>
               </w:rPr>
               <w:t>9</w:t>
             </w:r>
             <w:r>
               <w:rPr>
-                <w:noProof/>
                 <w:webHidden/>
               </w:rPr>
               <w:fldChar w:fldCharType="end"/>
@@ -5094,7 +5245,6 @@
             <w:pStyle w:val="TOC1"/>
             <w:rPr>
               <w:rFonts w:asciiTheme="minorHAnsi" w:eastAsiaTheme="minorEastAsia" w:hAnsiTheme="minorHAnsi"/>
-              <w:noProof/>
               <w:color w:val="auto"/>
               <w:sz w:val="24"/>
             </w:rPr>
@@ -5103,54 +5253,46 @@
             <w:r>
               <w:rPr>
                 <w:rStyle w:val="Hyperlink"/>
-                <w:noProof/>
               </w:rPr>
               <w:t>2.6 Operating Environment</w:t>
             </w:r>
             <w:r>
               <w:rPr>
-                <w:noProof/>
                 <w:webHidden/>
               </w:rPr>
               <w:tab/>
             </w:r>
             <w:r>
               <w:rPr>
-                <w:noProof/>
                 <w:webHidden/>
               </w:rPr>
               <w:fldChar w:fldCharType="begin"/>
             </w:r>
             <w:r>
               <w:rPr>
-                <w:noProof/>
                 <w:webHidden/>
               </w:rPr>
               <w:instrText xml:space="preserve"> PAGEREF _Toc222820529 \h </w:instrText>
             </w:r>
             <w:r>
               <w:rPr>
-                <w:noProof/>
-                <w:webHidden/>
-              </w:rPr>
-            </w:r>
-            <w:r>
-              <w:rPr>
-                <w:noProof/>
+                <w:webHidden/>
+              </w:rPr>
+            </w:r>
+            <w:r>
+              <w:rPr>
                 <w:webHidden/>
               </w:rPr>
               <w:fldChar w:fldCharType="separate"/>
             </w:r>
             <w:r>
               <w:rPr>
-                <w:noProof/>
                 <w:webHidden/>
               </w:rPr>
               <w:t>10</w:t>
             </w:r>
             <w:r>
               <w:rPr>
-                <w:noProof/>
                 <w:webHidden/>
               </w:rPr>
               <w:fldChar w:fldCharType="end"/>
@@ -5162,7 +5304,6 @@
             <w:pStyle w:val="TOC1"/>
             <w:rPr>
               <w:rFonts w:asciiTheme="minorHAnsi" w:eastAsiaTheme="minorEastAsia" w:hAnsiTheme="minorHAnsi"/>
-              <w:noProof/>
               <w:color w:val="auto"/>
               <w:sz w:val="24"/>
             </w:rPr>
@@ -5171,54 +5312,46 @@
             <w:r>
               <w:rPr>
                 <w:rStyle w:val="Hyperlink"/>
-                <w:noProof/>
               </w:rPr>
               <w:t>2.7 Assumptions and Dependencies</w:t>
             </w:r>
             <w:r>
               <w:rPr>
-                <w:noProof/>
                 <w:webHidden/>
               </w:rPr>
               <w:tab/>
             </w:r>
             <w:r>
               <w:rPr>
-                <w:noProof/>
                 <w:webHidden/>
               </w:rPr>
               <w:fldChar w:fldCharType="begin"/>
             </w:r>
             <w:r>
               <w:rPr>
-                <w:noProof/>
                 <w:webHidden/>
               </w:rPr>
               <w:instrText xml:space="preserve"> PAGEREF _Toc222820530 \h </w:instrText>
             </w:r>
             <w:r>
               <w:rPr>
-                <w:noProof/>
-                <w:webHidden/>
-              </w:rPr>
-            </w:r>
-            <w:r>
-              <w:rPr>
-                <w:noProof/>
+                <w:webHidden/>
+              </w:rPr>
+            </w:r>
+            <w:r>
+              <w:rPr>
                 <w:webHidden/>
               </w:rPr>
               <w:fldChar w:fldCharType="separate"/>
             </w:r>
             <w:r>
               <w:rPr>
-                <w:noProof/>
                 <w:webHidden/>
               </w:rPr>
               <w:t>10</w:t>
             </w:r>
             <w:r>
               <w:rPr>
-                <w:noProof/>
                 <w:webHidden/>
               </w:rPr>
               <w:fldChar w:fldCharType="end"/>
@@ -5230,7 +5363,6 @@
             <w:pStyle w:val="TOC1"/>
             <w:rPr>
               <w:rFonts w:asciiTheme="minorHAnsi" w:eastAsiaTheme="minorEastAsia" w:hAnsiTheme="minorHAnsi"/>
-              <w:noProof/>
               <w:color w:val="auto"/>
               <w:sz w:val="24"/>
             </w:rPr>
@@ -5241,14 +5373,12 @@
                 <w:rStyle w:val="Hyperlink"/>
                 <w:b/>
                 <w:bCs/>
-                <w:noProof/>
-              </w:rPr>
-              <w:t>Chapeter 3:</w:t>
+              </w:rPr>
+              <w:t>Chapter 3:</w:t>
             </w:r>
             <w:r>
               <w:rPr>
                 <w:rFonts w:asciiTheme="minorHAnsi" w:eastAsiaTheme="minorEastAsia" w:hAnsiTheme="minorHAnsi"/>
-                <w:noProof/>
                 <w:color w:val="auto"/>
                 <w:sz w:val="24"/>
               </w:rPr>
@@ -5259,54 +5389,46 @@
                 <w:rStyle w:val="Hyperlink"/>
                 <w:b/>
                 <w:bCs/>
-                <w:noProof/>
               </w:rPr>
               <w:t>Requirments Analysis</w:t>
             </w:r>
             <w:r>
               <w:rPr>
-                <w:noProof/>
                 <w:webHidden/>
               </w:rPr>
               <w:tab/>
             </w:r>
             <w:r>
               <w:rPr>
-                <w:noProof/>
                 <w:webHidden/>
               </w:rPr>
               <w:fldChar w:fldCharType="begin"/>
             </w:r>
             <w:r>
               <w:rPr>
-                <w:noProof/>
                 <w:webHidden/>
               </w:rPr>
               <w:instrText xml:space="preserve"> PAGEREF _Toc222820531 \h </w:instrText>
             </w:r>
             <w:r>
               <w:rPr>
-                <w:noProof/>
-                <w:webHidden/>
-              </w:rPr>
-            </w:r>
-            <w:r>
-              <w:rPr>
-                <w:noProof/>
+                <w:webHidden/>
+              </w:rPr>
+            </w:r>
+            <w:r>
+              <w:rPr>
                 <w:webHidden/>
               </w:rPr>
               <w:fldChar w:fldCharType="separate"/>
             </w:r>
             <w:r>
               <w:rPr>
-                <w:noProof/>
                 <w:webHidden/>
               </w:rPr>
               <w:t>11</w:t>
             </w:r>
             <w:r>
               <w:rPr>
-                <w:noProof/>
                 <w:webHidden/>
               </w:rPr>
               <w:fldChar w:fldCharType="end"/>
@@ -5318,7 +5440,6 @@
             <w:pStyle w:val="TOC1"/>
             <w:rPr>
               <w:rFonts w:asciiTheme="minorHAnsi" w:eastAsiaTheme="minorEastAsia" w:hAnsiTheme="minorHAnsi"/>
-              <w:noProof/>
               <w:color w:val="auto"/>
               <w:sz w:val="24"/>
             </w:rPr>
@@ -5327,14 +5448,12 @@
             <w:r>
               <w:rPr>
                 <w:rStyle w:val="Hyperlink"/>
-                <w:noProof/>
               </w:rPr>
               <w:t>3.1</w:t>
             </w:r>
             <w:r>
               <w:rPr>
                 <w:rFonts w:asciiTheme="minorHAnsi" w:eastAsiaTheme="minorEastAsia" w:hAnsiTheme="minorHAnsi"/>
-                <w:noProof/>
                 <w:color w:val="auto"/>
                 <w:sz w:val="24"/>
               </w:rPr>
@@ -5343,54 +5462,46 @@
             <w:r>
               <w:rPr>
                 <w:rStyle w:val="Hyperlink"/>
-                <w:noProof/>
               </w:rPr>
               <w:t>Use case Model</w:t>
             </w:r>
             <w:r>
               <w:rPr>
-                <w:noProof/>
                 <w:webHidden/>
               </w:rPr>
               <w:tab/>
             </w:r>
             <w:r>
               <w:rPr>
-                <w:noProof/>
                 <w:webHidden/>
               </w:rPr>
               <w:fldChar w:fldCharType="begin"/>
             </w:r>
             <w:r>
               <w:rPr>
-                <w:noProof/>
                 <w:webHidden/>
               </w:rPr>
               <w:instrText xml:space="preserve"> PAGEREF _Toc222820532 \h </w:instrText>
             </w:r>
             <w:r>
               <w:rPr>
-                <w:noProof/>
-                <w:webHidden/>
-              </w:rPr>
-            </w:r>
-            <w:r>
-              <w:rPr>
-                <w:noProof/>
+                <w:webHidden/>
+              </w:rPr>
+            </w:r>
+            <w:r>
+              <w:rPr>
                 <w:webHidden/>
               </w:rPr>
               <w:fldChar w:fldCharType="separate"/>
             </w:r>
             <w:r>
               <w:rPr>
-                <w:noProof/>
                 <w:webHidden/>
               </w:rPr>
               <w:t>11</w:t>
             </w:r>
             <w:r>
               <w:rPr>
-                <w:noProof/>
                 <w:webHidden/>
               </w:rPr>
               <w:fldChar w:fldCharType="end"/>
@@ -5738,7 +5849,6 @@
             <w:pStyle w:val="TOC1"/>
             <w:rPr>
               <w:rFonts w:asciiTheme="minorHAnsi" w:eastAsiaTheme="minorEastAsia" w:hAnsiTheme="minorHAnsi"/>
-              <w:noProof/>
               <w:color w:val="auto"/>
               <w:sz w:val="24"/>
             </w:rPr>
@@ -5747,14 +5857,12 @@
             <w:r>
               <w:rPr>
                 <w:rStyle w:val="Hyperlink"/>
-                <w:noProof/>
               </w:rPr>
               <w:t>3.2</w:t>
             </w:r>
             <w:r>
               <w:rPr>
                 <w:rFonts w:asciiTheme="minorHAnsi" w:eastAsiaTheme="minorEastAsia" w:hAnsiTheme="minorHAnsi"/>
-                <w:noProof/>
                 <w:color w:val="auto"/>
                 <w:sz w:val="24"/>
               </w:rPr>
@@ -5763,54 +5871,46 @@
             <w:r>
               <w:rPr>
                 <w:rStyle w:val="Hyperlink"/>
-                <w:noProof/>
               </w:rPr>
               <w:t>Functional Requirements</w:t>
             </w:r>
             <w:r>
               <w:rPr>
-                <w:noProof/>
                 <w:webHidden/>
               </w:rPr>
               <w:tab/>
             </w:r>
             <w:r>
               <w:rPr>
-                <w:noProof/>
                 <w:webHidden/>
               </w:rPr>
               <w:fldChar w:fldCharType="begin"/>
             </w:r>
             <w:r>
               <w:rPr>
-                <w:noProof/>
                 <w:webHidden/>
               </w:rPr>
               <w:instrText xml:space="preserve"> PAGEREF _Toc222820537 \h </w:instrText>
             </w:r>
             <w:r>
               <w:rPr>
-                <w:noProof/>
-                <w:webHidden/>
-              </w:rPr>
-            </w:r>
-            <w:r>
-              <w:rPr>
-                <w:noProof/>
+                <w:webHidden/>
+              </w:rPr>
+            </w:r>
+            <w:r>
+              <w:rPr>
                 <w:webHidden/>
               </w:rPr>
               <w:fldChar w:fldCharType="separate"/>
             </w:r>
             <w:r>
               <w:rPr>
-                <w:noProof/>
                 <w:webHidden/>
               </w:rPr>
               <w:t>15</w:t>
             </w:r>
             <w:r>
               <w:rPr>
-                <w:noProof/>
                 <w:webHidden/>
               </w:rPr>
               <w:fldChar w:fldCharType="end"/>
@@ -6142,7 +6242,6 @@
             <w:pStyle w:val="TOC1"/>
             <w:rPr>
               <w:rFonts w:asciiTheme="minorHAnsi" w:eastAsiaTheme="minorEastAsia" w:hAnsiTheme="minorHAnsi"/>
-              <w:noProof/>
               <w:color w:val="auto"/>
               <w:sz w:val="24"/>
             </w:rPr>
@@ -6151,14 +6250,12 @@
             <w:r>
               <w:rPr>
                 <w:rStyle w:val="Hyperlink"/>
-                <w:noProof/>
               </w:rPr>
               <w:t>3.3</w:t>
             </w:r>
             <w:r>
               <w:rPr>
                 <w:rFonts w:asciiTheme="minorHAnsi" w:eastAsiaTheme="minorEastAsia" w:hAnsiTheme="minorHAnsi"/>
-                <w:noProof/>
                 <w:color w:val="auto"/>
                 <w:sz w:val="24"/>
               </w:rPr>
@@ -6167,54 +6264,46 @@
             <w:r>
               <w:rPr>
                 <w:rStyle w:val="Hyperlink"/>
-                <w:noProof/>
               </w:rPr>
               <w:t>Non-Functional Requirements.</w:t>
             </w:r>
             <w:r>
               <w:rPr>
-                <w:noProof/>
                 <w:webHidden/>
               </w:rPr>
               <w:tab/>
             </w:r>
             <w:r>
               <w:rPr>
-                <w:noProof/>
                 <w:webHidden/>
               </w:rPr>
               <w:fldChar w:fldCharType="begin"/>
             </w:r>
             <w:r>
               <w:rPr>
-                <w:noProof/>
                 <w:webHidden/>
               </w:rPr>
               <w:instrText xml:space="preserve"> PAGEREF _Toc222820542 \h </w:instrText>
             </w:r>
             <w:r>
               <w:rPr>
-                <w:noProof/>
-                <w:webHidden/>
-              </w:rPr>
-            </w:r>
-            <w:r>
-              <w:rPr>
-                <w:noProof/>
+                <w:webHidden/>
+              </w:rPr>
+            </w:r>
+            <w:r>
+              <w:rPr>
                 <w:webHidden/>
               </w:rPr>
               <w:fldChar w:fldCharType="separate"/>
             </w:r>
             <w:r>
               <w:rPr>
-                <w:noProof/>
                 <w:webHidden/>
               </w:rPr>
               <w:t>17</w:t>
             </w:r>
             <w:r>
               <w:rPr>
-                <w:noProof/>
                 <w:webHidden/>
               </w:rPr>
               <w:fldChar w:fldCharType="end"/>
@@ -6730,7 +6819,6 @@
             <w:pStyle w:val="TOC1"/>
             <w:rPr>
               <w:rFonts w:asciiTheme="minorHAnsi" w:eastAsiaTheme="minorEastAsia" w:hAnsiTheme="minorHAnsi"/>
-              <w:noProof/>
               <w:color w:val="auto"/>
               <w:sz w:val="24"/>
             </w:rPr>
@@ -6741,14 +6829,12 @@
                 <w:rStyle w:val="Hyperlink"/>
                 <w:b/>
                 <w:bCs/>
-                <w:noProof/>
-              </w:rPr>
-              <w:t>Chapeter 4:</w:t>
+              </w:rPr>
+              <w:t>Chapter 4:</w:t>
             </w:r>
             <w:r>
               <w:rPr>
                 <w:rFonts w:asciiTheme="minorHAnsi" w:eastAsiaTheme="minorEastAsia" w:hAnsiTheme="minorHAnsi"/>
-                <w:noProof/>
                 <w:color w:val="auto"/>
                 <w:sz w:val="24"/>
               </w:rPr>
@@ -6759,54 +6845,70 @@
                 <w:rStyle w:val="Hyperlink"/>
                 <w:b/>
                 <w:bCs/>
-                <w:noProof/>
-              </w:rPr>
-              <w:t>The DESIGN and ARCHITECTURE</w:t>
-            </w:r>
-            <w:r>
-              <w:rPr>
-                <w:noProof/>
+              </w:rPr>
+              <w:t>The D</w:t>
+            </w:r>
+            <w:r>
+              <w:rPr>
+                <w:rStyle w:val="Hyperlink"/>
+                <w:b/>
+                <w:bCs/>
+              </w:rPr>
+              <w:t>esign</w:t>
+            </w:r>
+            <w:r>
+              <w:rPr>
+                <w:rStyle w:val="Hyperlink"/>
+                <w:b/>
+                <w:bCs/>
+              </w:rPr>
+              <w:t xml:space="preserve"> and A</w:t>
+            </w:r>
+            <w:r>
+              <w:rPr>
+                <w:rStyle w:val="Hyperlink"/>
+                <w:b/>
+                <w:bCs/>
+              </w:rPr>
+              <w:t>rchitecture</w:t>
+            </w:r>
+            <w:r>
+              <w:rPr>
                 <w:webHidden/>
               </w:rPr>
               <w:tab/>
             </w:r>
             <w:r>
               <w:rPr>
-                <w:noProof/>
                 <w:webHidden/>
               </w:rPr>
               <w:fldChar w:fldCharType="begin"/>
             </w:r>
             <w:r>
               <w:rPr>
-                <w:noProof/>
                 <w:webHidden/>
               </w:rPr>
               <w:instrText xml:space="preserve"> PAGEREF _Toc222820549 \h </w:instrText>
             </w:r>
             <w:r>
               <w:rPr>
-                <w:noProof/>
-                <w:webHidden/>
-              </w:rPr>
-            </w:r>
-            <w:r>
-              <w:rPr>
-                <w:noProof/>
+                <w:webHidden/>
+              </w:rPr>
+            </w:r>
+            <w:r>
+              <w:rPr>
                 <w:webHidden/>
               </w:rPr>
               <w:fldChar w:fldCharType="separate"/>
             </w:r>
             <w:r>
               <w:rPr>
-                <w:noProof/>
                 <w:webHidden/>
               </w:rPr>
               <w:t>18</w:t>
             </w:r>
             <w:r>
               <w:rPr>
-                <w:noProof/>
                 <w:webHidden/>
               </w:rPr>
               <w:fldChar w:fldCharType="end"/>
@@ -6818,7 +6920,6 @@
             <w:pStyle w:val="TOC1"/>
             <w:rPr>
               <w:rFonts w:asciiTheme="minorHAnsi" w:eastAsiaTheme="minorEastAsia" w:hAnsiTheme="minorHAnsi"/>
-              <w:noProof/>
               <w:color w:val="auto"/>
               <w:sz w:val="24"/>
             </w:rPr>
@@ -6827,14 +6928,12 @@
             <w:r>
               <w:rPr>
                 <w:rStyle w:val="Hyperlink"/>
-                <w:noProof/>
               </w:rPr>
               <w:t>4.1</w:t>
             </w:r>
             <w:r>
               <w:rPr>
                 <w:rFonts w:asciiTheme="minorHAnsi" w:eastAsiaTheme="minorEastAsia" w:hAnsiTheme="minorHAnsi"/>
-                <w:noProof/>
                 <w:color w:val="auto"/>
                 <w:sz w:val="24"/>
               </w:rPr>
@@ -6843,54 +6942,46 @@
             <w:r>
               <w:rPr>
                 <w:rStyle w:val="Hyperlink"/>
-                <w:noProof/>
               </w:rPr>
               <w:t>UML Structural Diagrams</w:t>
             </w:r>
             <w:r>
               <w:rPr>
-                <w:noProof/>
                 <w:webHidden/>
               </w:rPr>
               <w:tab/>
             </w:r>
             <w:r>
               <w:rPr>
-                <w:noProof/>
                 <w:webHidden/>
               </w:rPr>
               <w:fldChar w:fldCharType="begin"/>
             </w:r>
             <w:r>
               <w:rPr>
-                <w:noProof/>
                 <w:webHidden/>
               </w:rPr>
               <w:instrText xml:space="preserve"> PAGEREF _Toc222820550 \h </w:instrText>
             </w:r>
             <w:r>
               <w:rPr>
-                <w:noProof/>
-                <w:webHidden/>
-              </w:rPr>
-            </w:r>
-            <w:r>
-              <w:rPr>
-                <w:noProof/>
+                <w:webHidden/>
+              </w:rPr>
+            </w:r>
+            <w:r>
+              <w:rPr>
                 <w:webHidden/>
               </w:rPr>
               <w:fldChar w:fldCharType="separate"/>
             </w:r>
             <w:r>
               <w:rPr>
-                <w:noProof/>
                 <w:webHidden/>
               </w:rPr>
               <w:t>18</w:t>
             </w:r>
             <w:r>
               <w:rPr>
-                <w:noProof/>
                 <w:webHidden/>
               </w:rPr>
               <w:fldChar w:fldCharType="end"/>
@@ -7238,7 +7329,6 @@
             <w:pStyle w:val="TOC1"/>
             <w:rPr>
               <w:rFonts w:asciiTheme="minorHAnsi" w:eastAsiaTheme="minorEastAsia" w:hAnsiTheme="minorHAnsi"/>
-              <w:noProof/>
               <w:color w:val="auto"/>
               <w:sz w:val="24"/>
             </w:rPr>
@@ -7247,14 +7337,12 @@
             <w:r>
               <w:rPr>
                 <w:rStyle w:val="Hyperlink"/>
-                <w:noProof/>
               </w:rPr>
               <w:t>4.2</w:t>
             </w:r>
             <w:r>
               <w:rPr>
                 <w:rFonts w:asciiTheme="minorHAnsi" w:eastAsiaTheme="minorEastAsia" w:hAnsiTheme="minorHAnsi"/>
-                <w:noProof/>
                 <w:color w:val="auto"/>
                 <w:sz w:val="24"/>
               </w:rPr>
@@ -7263,54 +7351,46 @@
             <w:r>
               <w:rPr>
                 <w:rStyle w:val="Hyperlink"/>
-                <w:noProof/>
               </w:rPr>
               <w:t>UML Behavioral Diagrams</w:t>
             </w:r>
             <w:r>
               <w:rPr>
-                <w:noProof/>
                 <w:webHidden/>
               </w:rPr>
               <w:tab/>
             </w:r>
             <w:r>
               <w:rPr>
-                <w:noProof/>
                 <w:webHidden/>
               </w:rPr>
               <w:fldChar w:fldCharType="begin"/>
             </w:r>
             <w:r>
               <w:rPr>
-                <w:noProof/>
                 <w:webHidden/>
               </w:rPr>
               <w:instrText xml:space="preserve"> PAGEREF _Toc222820555 \h </w:instrText>
             </w:r>
             <w:r>
               <w:rPr>
-                <w:noProof/>
-                <w:webHidden/>
-              </w:rPr>
-            </w:r>
-            <w:r>
-              <w:rPr>
-                <w:noProof/>
+                <w:webHidden/>
+              </w:rPr>
+            </w:r>
+            <w:r>
+              <w:rPr>
                 <w:webHidden/>
               </w:rPr>
               <w:fldChar w:fldCharType="separate"/>
             </w:r>
             <w:r>
               <w:rPr>
-                <w:noProof/>
                 <w:webHidden/>
               </w:rPr>
               <w:t>20</w:t>
             </w:r>
             <w:r>
               <w:rPr>
-                <w:noProof/>
                 <w:webHidden/>
               </w:rPr>
               <w:fldChar w:fldCharType="end"/>
@@ -7490,7 +7570,6 @@
             <w:pStyle w:val="TOC1"/>
             <w:rPr>
               <w:rFonts w:asciiTheme="minorHAnsi" w:eastAsiaTheme="minorEastAsia" w:hAnsiTheme="minorHAnsi"/>
-              <w:noProof/>
               <w:color w:val="auto"/>
               <w:sz w:val="24"/>
             </w:rPr>
@@ -7499,14 +7578,12 @@
             <w:r>
               <w:rPr>
                 <w:rStyle w:val="Hyperlink"/>
-                <w:noProof/>
               </w:rPr>
               <w:t>4.3</w:t>
             </w:r>
             <w:r>
               <w:rPr>
                 <w:rFonts w:asciiTheme="minorHAnsi" w:eastAsiaTheme="minorEastAsia" w:hAnsiTheme="minorHAnsi"/>
-                <w:noProof/>
                 <w:color w:val="auto"/>
                 <w:sz w:val="24"/>
               </w:rPr>
@@ -7515,54 +7592,46 @@
             <w:r>
               <w:rPr>
                 <w:rStyle w:val="Hyperlink"/>
-                <w:noProof/>
               </w:rPr>
               <w:t>UML Interaction Diagrams</w:t>
             </w:r>
             <w:r>
               <w:rPr>
-                <w:noProof/>
                 <w:webHidden/>
               </w:rPr>
               <w:tab/>
             </w:r>
             <w:r>
               <w:rPr>
-                <w:noProof/>
                 <w:webHidden/>
               </w:rPr>
               <w:fldChar w:fldCharType="begin"/>
             </w:r>
             <w:r>
               <w:rPr>
-                <w:noProof/>
                 <w:webHidden/>
               </w:rPr>
               <w:instrText xml:space="preserve"> PAGEREF _Toc222820558 \h </w:instrText>
             </w:r>
             <w:r>
               <w:rPr>
-                <w:noProof/>
-                <w:webHidden/>
-              </w:rPr>
-            </w:r>
-            <w:r>
-              <w:rPr>
-                <w:noProof/>
+                <w:webHidden/>
+              </w:rPr>
+            </w:r>
+            <w:r>
+              <w:rPr>
                 <w:webHidden/>
               </w:rPr>
               <w:fldChar w:fldCharType="separate"/>
             </w:r>
             <w:r>
               <w:rPr>
-                <w:noProof/>
                 <w:webHidden/>
               </w:rPr>
               <w:t>21</w:t>
             </w:r>
             <w:r>
               <w:rPr>
-                <w:noProof/>
                 <w:webHidden/>
               </w:rPr>
               <w:fldChar w:fldCharType="end"/>
@@ -7742,7 +7811,6 @@
             <w:pStyle w:val="TOC1"/>
             <w:rPr>
               <w:rFonts w:asciiTheme="minorHAnsi" w:eastAsiaTheme="minorEastAsia" w:hAnsiTheme="minorHAnsi"/>
-              <w:noProof/>
               <w:color w:val="auto"/>
               <w:sz w:val="24"/>
             </w:rPr>
@@ -7751,14 +7819,12 @@
             <w:r>
               <w:rPr>
                 <w:rStyle w:val="Hyperlink"/>
-                <w:noProof/>
               </w:rPr>
               <w:t>4.4</w:t>
             </w:r>
             <w:r>
               <w:rPr>
                 <w:rFonts w:asciiTheme="minorHAnsi" w:eastAsiaTheme="minorEastAsia" w:hAnsiTheme="minorHAnsi"/>
-                <w:noProof/>
                 <w:color w:val="auto"/>
                 <w:sz w:val="24"/>
               </w:rPr>
@@ -7767,54 +7833,46 @@
             <w:r>
               <w:rPr>
                 <w:rStyle w:val="Hyperlink"/>
-                <w:noProof/>
               </w:rPr>
               <w:t>Node Structure</w:t>
             </w:r>
             <w:r>
               <w:rPr>
-                <w:noProof/>
                 <w:webHidden/>
               </w:rPr>
               <w:tab/>
             </w:r>
             <w:r>
               <w:rPr>
-                <w:noProof/>
                 <w:webHidden/>
               </w:rPr>
               <w:fldChar w:fldCharType="begin"/>
             </w:r>
             <w:r>
               <w:rPr>
-                <w:noProof/>
                 <w:webHidden/>
               </w:rPr>
               <w:instrText xml:space="preserve"> PAGEREF _Toc222820561 \h </w:instrText>
             </w:r>
             <w:r>
               <w:rPr>
-                <w:noProof/>
-                <w:webHidden/>
-              </w:rPr>
-            </w:r>
-            <w:r>
-              <w:rPr>
-                <w:noProof/>
+                <w:webHidden/>
+              </w:rPr>
+            </w:r>
+            <w:r>
+              <w:rPr>
                 <w:webHidden/>
               </w:rPr>
               <w:fldChar w:fldCharType="separate"/>
             </w:r>
             <w:r>
               <w:rPr>
-                <w:noProof/>
                 <w:webHidden/>
               </w:rPr>
               <w:t>22</w:t>
             </w:r>
             <w:r>
               <w:rPr>
-                <w:noProof/>
                 <w:webHidden/>
               </w:rPr>
               <w:fldChar w:fldCharType="end"/>
@@ -7826,7 +7884,6 @@
             <w:pStyle w:val="TOC1"/>
             <w:rPr>
               <w:rFonts w:asciiTheme="minorHAnsi" w:eastAsiaTheme="minorEastAsia" w:hAnsiTheme="minorHAnsi"/>
-              <w:noProof/>
               <w:color w:val="auto"/>
               <w:sz w:val="24"/>
             </w:rPr>
@@ -7835,14 +7892,12 @@
             <w:r>
               <w:rPr>
                 <w:rStyle w:val="Hyperlink"/>
-                <w:noProof/>
               </w:rPr>
               <w:t>4.5</w:t>
             </w:r>
             <w:r>
               <w:rPr>
                 <w:rFonts w:asciiTheme="minorHAnsi" w:eastAsiaTheme="minorEastAsia" w:hAnsiTheme="minorHAnsi"/>
-                <w:noProof/>
                 <w:color w:val="auto"/>
                 <w:sz w:val="24"/>
               </w:rPr>
@@ -7851,54 +7906,46 @@
             <w:r>
               <w:rPr>
                 <w:rStyle w:val="Hyperlink"/>
-                <w:noProof/>
               </w:rPr>
               <w:t>Communication Design Protocol</w:t>
             </w:r>
             <w:r>
               <w:rPr>
-                <w:noProof/>
                 <w:webHidden/>
               </w:rPr>
               <w:tab/>
             </w:r>
             <w:r>
               <w:rPr>
-                <w:noProof/>
                 <w:webHidden/>
               </w:rPr>
               <w:fldChar w:fldCharType="begin"/>
             </w:r>
             <w:r>
               <w:rPr>
-                <w:noProof/>
                 <w:webHidden/>
               </w:rPr>
               <w:instrText xml:space="preserve"> PAGEREF _Toc222820562 \h </w:instrText>
             </w:r>
             <w:r>
               <w:rPr>
-                <w:noProof/>
-                <w:webHidden/>
-              </w:rPr>
-            </w:r>
-            <w:r>
-              <w:rPr>
-                <w:noProof/>
+                <w:webHidden/>
+              </w:rPr>
+            </w:r>
+            <w:r>
+              <w:rPr>
                 <w:webHidden/>
               </w:rPr>
               <w:fldChar w:fldCharType="separate"/>
             </w:r>
             <w:r>
               <w:rPr>
-                <w:noProof/>
                 <w:webHidden/>
               </w:rPr>
               <w:t>23</w:t>
             </w:r>
             <w:r>
               <w:rPr>
-                <w:noProof/>
                 <w:webHidden/>
               </w:rPr>
               <w:fldChar w:fldCharType="end"/>
@@ -7910,7 +7957,6 @@
             <w:pStyle w:val="TOC1"/>
             <w:rPr>
               <w:rFonts w:asciiTheme="minorHAnsi" w:eastAsiaTheme="minorEastAsia" w:hAnsiTheme="minorHAnsi"/>
-              <w:noProof/>
               <w:color w:val="auto"/>
               <w:sz w:val="24"/>
             </w:rPr>
@@ -7921,14 +7967,12 @@
                 <w:rStyle w:val="Hyperlink"/>
                 <w:b/>
                 <w:bCs/>
-                <w:noProof/>
-              </w:rPr>
-              <w:t>Chapeter 5:</w:t>
+              </w:rPr>
+              <w:t>Chapter 5:</w:t>
             </w:r>
             <w:r>
               <w:rPr>
                 <w:rFonts w:asciiTheme="minorHAnsi" w:eastAsiaTheme="minorEastAsia" w:hAnsiTheme="minorHAnsi"/>
-                <w:noProof/>
                 <w:color w:val="auto"/>
                 <w:sz w:val="24"/>
               </w:rPr>
@@ -7939,54 +7983,46 @@
                 <w:rStyle w:val="Hyperlink"/>
                 <w:b/>
                 <w:bCs/>
-                <w:noProof/>
               </w:rPr>
               <w:t>Implementation</w:t>
             </w:r>
             <w:r>
               <w:rPr>
-                <w:noProof/>
                 <w:webHidden/>
               </w:rPr>
               <w:tab/>
             </w:r>
             <w:r>
               <w:rPr>
-                <w:noProof/>
                 <w:webHidden/>
               </w:rPr>
               <w:fldChar w:fldCharType="begin"/>
             </w:r>
             <w:r>
               <w:rPr>
-                <w:noProof/>
                 <w:webHidden/>
               </w:rPr>
               <w:instrText xml:space="preserve"> PAGEREF _Toc222820563 \h </w:instrText>
             </w:r>
             <w:r>
               <w:rPr>
-                <w:noProof/>
-                <w:webHidden/>
-              </w:rPr>
-            </w:r>
-            <w:r>
-              <w:rPr>
-                <w:noProof/>
+                <w:webHidden/>
+              </w:rPr>
+            </w:r>
+            <w:r>
+              <w:rPr>
                 <w:webHidden/>
               </w:rPr>
               <w:fldChar w:fldCharType="separate"/>
             </w:r>
             <w:r>
               <w:rPr>
-                <w:noProof/>
                 <w:webHidden/>
               </w:rPr>
               <w:t>24</w:t>
             </w:r>
             <w:r>
               <w:rPr>
-                <w:noProof/>
                 <w:webHidden/>
               </w:rPr>
               <w:fldChar w:fldCharType="end"/>
@@ -7998,7 +8034,6 @@
             <w:pStyle w:val="TOC1"/>
             <w:rPr>
               <w:rFonts w:asciiTheme="minorHAnsi" w:eastAsiaTheme="minorEastAsia" w:hAnsiTheme="minorHAnsi"/>
-              <w:noProof/>
               <w:color w:val="auto"/>
               <w:sz w:val="24"/>
             </w:rPr>
@@ -8008,14 +8043,12 @@
               <w:rPr>
                 <w:rStyle w:val="Hyperlink"/>
                 <w:bCs/>
-                <w:noProof/>
               </w:rPr>
               <w:t>5.1</w:t>
             </w:r>
             <w:r>
               <w:rPr>
                 <w:rFonts w:asciiTheme="minorHAnsi" w:eastAsiaTheme="minorEastAsia" w:hAnsiTheme="minorHAnsi"/>
-                <w:noProof/>
                 <w:color w:val="auto"/>
                 <w:sz w:val="24"/>
               </w:rPr>
@@ -8025,54 +8058,46 @@
               <w:rPr>
                 <w:rStyle w:val="Hyperlink"/>
                 <w:bCs/>
-                <w:noProof/>
               </w:rPr>
               <w:t>Component Diagram</w:t>
             </w:r>
             <w:r>
               <w:rPr>
-                <w:noProof/>
                 <w:webHidden/>
               </w:rPr>
               <w:tab/>
             </w:r>
             <w:r>
               <w:rPr>
-                <w:noProof/>
                 <w:webHidden/>
               </w:rPr>
               <w:fldChar w:fldCharType="begin"/>
             </w:r>
             <w:r>
               <w:rPr>
-                <w:noProof/>
                 <w:webHidden/>
               </w:rPr>
               <w:instrText xml:space="preserve"> PAGEREF _Toc222820564 \h </w:instrText>
             </w:r>
             <w:r>
               <w:rPr>
-                <w:noProof/>
-                <w:webHidden/>
-              </w:rPr>
-            </w:r>
-            <w:r>
-              <w:rPr>
-                <w:noProof/>
+                <w:webHidden/>
+              </w:rPr>
+            </w:r>
+            <w:r>
+              <w:rPr>
                 <w:webHidden/>
               </w:rPr>
               <w:fldChar w:fldCharType="separate"/>
             </w:r>
             <w:r>
               <w:rPr>
-                <w:noProof/>
                 <w:webHidden/>
               </w:rPr>
               <w:t>24</w:t>
             </w:r>
             <w:r>
               <w:rPr>
-                <w:noProof/>
                 <w:webHidden/>
               </w:rPr>
               <w:fldChar w:fldCharType="end"/>
@@ -8084,7 +8109,6 @@
             <w:pStyle w:val="TOC1"/>
             <w:rPr>
               <w:rFonts w:asciiTheme="minorHAnsi" w:eastAsiaTheme="minorEastAsia" w:hAnsiTheme="minorHAnsi"/>
-              <w:noProof/>
               <w:color w:val="auto"/>
               <w:sz w:val="24"/>
             </w:rPr>
@@ -8094,14 +8118,12 @@
               <w:rPr>
                 <w:rStyle w:val="Hyperlink"/>
                 <w:bCs/>
-                <w:noProof/>
               </w:rPr>
               <w:t>5.2</w:t>
             </w:r>
             <w:r>
               <w:rPr>
                 <w:rFonts w:asciiTheme="minorHAnsi" w:eastAsiaTheme="minorEastAsia" w:hAnsiTheme="minorHAnsi"/>
-                <w:noProof/>
                 <w:color w:val="auto"/>
                 <w:sz w:val="24"/>
               </w:rPr>
@@ -8111,54 +8133,46 @@
               <w:rPr>
                 <w:rStyle w:val="Hyperlink"/>
                 <w:bCs/>
-                <w:noProof/>
               </w:rPr>
               <w:t>Network and Protocol Choice</w:t>
             </w:r>
             <w:r>
               <w:rPr>
-                <w:noProof/>
                 <w:webHidden/>
               </w:rPr>
               <w:tab/>
             </w:r>
             <w:r>
               <w:rPr>
-                <w:noProof/>
                 <w:webHidden/>
               </w:rPr>
               <w:fldChar w:fldCharType="begin"/>
             </w:r>
             <w:r>
               <w:rPr>
-                <w:noProof/>
                 <w:webHidden/>
               </w:rPr>
               <w:instrText xml:space="preserve"> PAGEREF _Toc222820565 \h </w:instrText>
             </w:r>
             <w:r>
               <w:rPr>
-                <w:noProof/>
-                <w:webHidden/>
-              </w:rPr>
-            </w:r>
-            <w:r>
-              <w:rPr>
-                <w:noProof/>
+                <w:webHidden/>
+              </w:rPr>
+            </w:r>
+            <w:r>
+              <w:rPr>
                 <w:webHidden/>
               </w:rPr>
               <w:fldChar w:fldCharType="separate"/>
             </w:r>
             <w:r>
               <w:rPr>
-                <w:noProof/>
                 <w:webHidden/>
               </w:rPr>
               <w:t>25</w:t>
             </w:r>
             <w:r>
               <w:rPr>
-                <w:noProof/>
                 <w:webHidden/>
               </w:rPr>
               <w:fldChar w:fldCharType="end"/>
@@ -8340,7 +8354,6 @@
             <w:pStyle w:val="TOC1"/>
             <w:rPr>
               <w:rFonts w:asciiTheme="minorHAnsi" w:eastAsiaTheme="minorEastAsia" w:hAnsiTheme="minorHAnsi"/>
-              <w:noProof/>
               <w:color w:val="auto"/>
               <w:sz w:val="24"/>
             </w:rPr>
@@ -8350,14 +8363,12 @@
               <w:rPr>
                 <w:rStyle w:val="Hyperlink"/>
                 <w:bCs/>
-                <w:noProof/>
               </w:rPr>
               <w:t>5.3</w:t>
             </w:r>
             <w:r>
               <w:rPr>
                 <w:rFonts w:asciiTheme="minorHAnsi" w:eastAsiaTheme="minorEastAsia" w:hAnsiTheme="minorHAnsi"/>
-                <w:noProof/>
                 <w:color w:val="auto"/>
                 <w:sz w:val="24"/>
               </w:rPr>
@@ -8367,54 +8378,46 @@
               <w:rPr>
                 <w:rStyle w:val="Hyperlink"/>
                 <w:bCs/>
-                <w:noProof/>
               </w:rPr>
               <w:t>Choice of Object Middleware</w:t>
             </w:r>
             <w:r>
               <w:rPr>
-                <w:noProof/>
                 <w:webHidden/>
               </w:rPr>
               <w:tab/>
             </w:r>
             <w:r>
               <w:rPr>
-                <w:noProof/>
                 <w:webHidden/>
               </w:rPr>
               <w:fldChar w:fldCharType="begin"/>
             </w:r>
             <w:r>
               <w:rPr>
-                <w:noProof/>
                 <w:webHidden/>
               </w:rPr>
               <w:instrText xml:space="preserve"> PAGEREF _Toc222820568 \h </w:instrText>
             </w:r>
             <w:r>
               <w:rPr>
-                <w:noProof/>
-                <w:webHidden/>
-              </w:rPr>
-            </w:r>
-            <w:r>
-              <w:rPr>
-                <w:noProof/>
+                <w:webHidden/>
+              </w:rPr>
+            </w:r>
+            <w:r>
+              <w:rPr>
                 <w:webHidden/>
               </w:rPr>
               <w:fldChar w:fldCharType="separate"/>
             </w:r>
             <w:r>
               <w:rPr>
-                <w:noProof/>
                 <w:webHidden/>
               </w:rPr>
               <w:t>25</w:t>
             </w:r>
             <w:r>
               <w:rPr>
-                <w:noProof/>
                 <w:webHidden/>
               </w:rPr>
               <w:fldChar w:fldCharType="end"/>
@@ -8510,7 +8513,6 @@
             <w:pStyle w:val="TOC1"/>
             <w:rPr>
               <w:rFonts w:asciiTheme="minorHAnsi" w:eastAsiaTheme="minorEastAsia" w:hAnsiTheme="minorHAnsi"/>
-              <w:noProof/>
               <w:color w:val="auto"/>
               <w:sz w:val="24"/>
             </w:rPr>
@@ -8520,14 +8522,12 @@
               <w:rPr>
                 <w:rStyle w:val="Hyperlink"/>
                 <w:bCs/>
-                <w:noProof/>
               </w:rPr>
               <w:t>5.4</w:t>
             </w:r>
             <w:r>
               <w:rPr>
                 <w:rFonts w:asciiTheme="minorHAnsi" w:eastAsiaTheme="minorEastAsia" w:hAnsiTheme="minorHAnsi"/>
-                <w:noProof/>
                 <w:color w:val="auto"/>
                 <w:sz w:val="24"/>
               </w:rPr>
@@ -8537,54 +8537,46 @@
               <w:rPr>
                 <w:rStyle w:val="Hyperlink"/>
                 <w:bCs/>
-                <w:noProof/>
               </w:rPr>
               <w:t>User Interface</w:t>
             </w:r>
             <w:r>
               <w:rPr>
-                <w:noProof/>
                 <w:webHidden/>
               </w:rPr>
               <w:tab/>
             </w:r>
             <w:r>
               <w:rPr>
-                <w:noProof/>
                 <w:webHidden/>
               </w:rPr>
               <w:fldChar w:fldCharType="begin"/>
             </w:r>
             <w:r>
               <w:rPr>
-                <w:noProof/>
                 <w:webHidden/>
               </w:rPr>
               <w:instrText xml:space="preserve"> PAGEREF _Toc222820570 \h </w:instrText>
             </w:r>
             <w:r>
               <w:rPr>
-                <w:noProof/>
-                <w:webHidden/>
-              </w:rPr>
-            </w:r>
-            <w:r>
-              <w:rPr>
-                <w:noProof/>
+                <w:webHidden/>
+              </w:rPr>
+            </w:r>
+            <w:r>
+              <w:rPr>
                 <w:webHidden/>
               </w:rPr>
               <w:fldChar w:fldCharType="separate"/>
             </w:r>
             <w:r>
               <w:rPr>
-                <w:noProof/>
                 <w:webHidden/>
               </w:rPr>
               <w:t>26</w:t>
             </w:r>
             <w:r>
               <w:rPr>
-                <w:noProof/>
                 <w:webHidden/>
               </w:rPr>
               <w:fldChar w:fldCharType="end"/>
@@ -8681,7 +8673,6 @@
             <w:pStyle w:val="TOC1"/>
             <w:rPr>
               <w:rFonts w:asciiTheme="minorHAnsi" w:eastAsiaTheme="minorEastAsia" w:hAnsiTheme="minorHAnsi"/>
-              <w:noProof/>
               <w:color w:val="auto"/>
               <w:sz w:val="24"/>
             </w:rPr>
@@ -8692,14 +8683,12 @@
                 <w:rStyle w:val="Hyperlink"/>
                 <w:b/>
                 <w:bCs/>
-                <w:noProof/>
-              </w:rPr>
-              <w:t>Chapeter 6:</w:t>
+              </w:rPr>
+              <w:t>Chapter 6:</w:t>
             </w:r>
             <w:r>
               <w:rPr>
                 <w:rFonts w:asciiTheme="minorHAnsi" w:eastAsiaTheme="minorEastAsia" w:hAnsiTheme="minorHAnsi"/>
-                <w:noProof/>
                 <w:color w:val="auto"/>
                 <w:sz w:val="24"/>
               </w:rPr>
@@ -8710,54 +8699,46 @@
                 <w:rStyle w:val="Hyperlink"/>
                 <w:b/>
                 <w:bCs/>
-                <w:noProof/>
               </w:rPr>
               <w:t>Testing and evaluation</w:t>
             </w:r>
             <w:r>
               <w:rPr>
-                <w:noProof/>
                 <w:webHidden/>
               </w:rPr>
               <w:tab/>
             </w:r>
             <w:r>
               <w:rPr>
-                <w:noProof/>
                 <w:webHidden/>
               </w:rPr>
               <w:fldChar w:fldCharType="begin"/>
             </w:r>
             <w:r>
               <w:rPr>
-                <w:noProof/>
                 <w:webHidden/>
               </w:rPr>
               <w:instrText xml:space="preserve"> PAGEREF _Toc222820572 \h </w:instrText>
             </w:r>
             <w:r>
               <w:rPr>
-                <w:noProof/>
-                <w:webHidden/>
-              </w:rPr>
-            </w:r>
-            <w:r>
-              <w:rPr>
-                <w:noProof/>
+                <w:webHidden/>
+              </w:rPr>
+            </w:r>
+            <w:r>
+              <w:rPr>
                 <w:webHidden/>
               </w:rPr>
               <w:fldChar w:fldCharType="separate"/>
             </w:r>
             <w:r>
               <w:rPr>
-                <w:noProof/>
                 <w:webHidden/>
               </w:rPr>
               <w:t>27</w:t>
             </w:r>
             <w:r>
               <w:rPr>
-                <w:noProof/>
                 <w:webHidden/>
               </w:rPr>
               <w:fldChar w:fldCharType="end"/>
@@ -8769,7 +8750,6 @@
             <w:pStyle w:val="TOC1"/>
             <w:rPr>
               <w:rFonts w:asciiTheme="minorHAnsi" w:eastAsiaTheme="minorEastAsia" w:hAnsiTheme="minorHAnsi"/>
-              <w:noProof/>
               <w:color w:val="auto"/>
               <w:sz w:val="24"/>
             </w:rPr>
@@ -8778,14 +8758,12 @@
             <w:r>
               <w:rPr>
                 <w:rStyle w:val="Hyperlink"/>
-                <w:noProof/>
               </w:rPr>
               <w:t>6.1</w:t>
             </w:r>
             <w:r>
               <w:rPr>
                 <w:rFonts w:asciiTheme="minorHAnsi" w:eastAsiaTheme="minorEastAsia" w:hAnsiTheme="minorHAnsi"/>
-                <w:noProof/>
                 <w:color w:val="auto"/>
                 <w:sz w:val="24"/>
               </w:rPr>
@@ -8794,54 +8772,46 @@
             <w:r>
               <w:rPr>
                 <w:rStyle w:val="Hyperlink"/>
-                <w:noProof/>
               </w:rPr>
               <w:t>Verification</w:t>
             </w:r>
             <w:r>
               <w:rPr>
-                <w:noProof/>
                 <w:webHidden/>
               </w:rPr>
               <w:tab/>
             </w:r>
             <w:r>
               <w:rPr>
-                <w:noProof/>
                 <w:webHidden/>
               </w:rPr>
               <w:fldChar w:fldCharType="begin"/>
             </w:r>
             <w:r>
               <w:rPr>
-                <w:noProof/>
                 <w:webHidden/>
               </w:rPr>
               <w:instrText xml:space="preserve"> PAGEREF _Toc222820573 \h </w:instrText>
             </w:r>
             <w:r>
               <w:rPr>
-                <w:noProof/>
-                <w:webHidden/>
-              </w:rPr>
-            </w:r>
-            <w:r>
-              <w:rPr>
-                <w:noProof/>
+                <w:webHidden/>
+              </w:rPr>
+            </w:r>
+            <w:r>
+              <w:rPr>
                 <w:webHidden/>
               </w:rPr>
               <w:fldChar w:fldCharType="separate"/>
             </w:r>
             <w:r>
               <w:rPr>
-                <w:noProof/>
                 <w:webHidden/>
               </w:rPr>
               <w:t>27</w:t>
             </w:r>
             <w:r>
               <w:rPr>
-                <w:noProof/>
                 <w:webHidden/>
               </w:rPr>
               <w:fldChar w:fldCharType="end"/>
@@ -8853,7 +8823,6 @@
             <w:pStyle w:val="TOC1"/>
             <w:rPr>
               <w:rFonts w:asciiTheme="minorHAnsi" w:eastAsiaTheme="minorEastAsia" w:hAnsiTheme="minorHAnsi"/>
-              <w:noProof/>
               <w:color w:val="auto"/>
               <w:sz w:val="24"/>
             </w:rPr>
@@ -8862,14 +8831,12 @@
             <w:r>
               <w:rPr>
                 <w:rStyle w:val="Hyperlink"/>
-                <w:noProof/>
               </w:rPr>
               <w:t>6.2</w:t>
             </w:r>
             <w:r>
               <w:rPr>
                 <w:rFonts w:asciiTheme="minorHAnsi" w:eastAsiaTheme="minorEastAsia" w:hAnsiTheme="minorHAnsi"/>
-                <w:noProof/>
                 <w:color w:val="auto"/>
                 <w:sz w:val="24"/>
               </w:rPr>
@@ -8878,54 +8845,46 @@
             <w:r>
               <w:rPr>
                 <w:rStyle w:val="Hyperlink"/>
-                <w:noProof/>
               </w:rPr>
               <w:t>Validation</w:t>
             </w:r>
             <w:r>
               <w:rPr>
-                <w:noProof/>
                 <w:webHidden/>
               </w:rPr>
               <w:tab/>
             </w:r>
             <w:r>
               <w:rPr>
-                <w:noProof/>
                 <w:webHidden/>
               </w:rPr>
               <w:fldChar w:fldCharType="begin"/>
             </w:r>
             <w:r>
               <w:rPr>
-                <w:noProof/>
                 <w:webHidden/>
               </w:rPr>
               <w:instrText xml:space="preserve"> PAGEREF _Toc222820574 \h </w:instrText>
             </w:r>
             <w:r>
               <w:rPr>
-                <w:noProof/>
-                <w:webHidden/>
-              </w:rPr>
-            </w:r>
-            <w:r>
-              <w:rPr>
-                <w:noProof/>
+                <w:webHidden/>
+              </w:rPr>
+            </w:r>
+            <w:r>
+              <w:rPr>
                 <w:webHidden/>
               </w:rPr>
               <w:fldChar w:fldCharType="separate"/>
             </w:r>
             <w:r>
               <w:rPr>
-                <w:noProof/>
                 <w:webHidden/>
               </w:rPr>
               <w:t>27</w:t>
             </w:r>
             <w:r>
               <w:rPr>
-                <w:noProof/>
                 <w:webHidden/>
               </w:rPr>
               <w:fldChar w:fldCharType="end"/>
@@ -8937,7 +8896,6 @@
             <w:pStyle w:val="TOC1"/>
             <w:rPr>
               <w:rFonts w:asciiTheme="minorHAnsi" w:eastAsiaTheme="minorEastAsia" w:hAnsiTheme="minorHAnsi"/>
-              <w:noProof/>
               <w:color w:val="auto"/>
               <w:sz w:val="24"/>
             </w:rPr>
@@ -8946,14 +8904,12 @@
             <w:r>
               <w:rPr>
                 <w:rStyle w:val="Hyperlink"/>
-                <w:noProof/>
               </w:rPr>
               <w:t>6.3</w:t>
             </w:r>
             <w:r>
               <w:rPr>
                 <w:rFonts w:asciiTheme="minorHAnsi" w:eastAsiaTheme="minorEastAsia" w:hAnsiTheme="minorHAnsi"/>
-                <w:noProof/>
                 <w:color w:val="auto"/>
                 <w:sz w:val="24"/>
               </w:rPr>
@@ -8962,54 +8918,46 @@
             <w:r>
               <w:rPr>
                 <w:rStyle w:val="Hyperlink"/>
-                <w:noProof/>
               </w:rPr>
               <w:t>Usability Testing</w:t>
             </w:r>
             <w:r>
               <w:rPr>
-                <w:noProof/>
                 <w:webHidden/>
               </w:rPr>
               <w:tab/>
             </w:r>
             <w:r>
               <w:rPr>
-                <w:noProof/>
                 <w:webHidden/>
               </w:rPr>
               <w:fldChar w:fldCharType="begin"/>
             </w:r>
             <w:r>
               <w:rPr>
-                <w:noProof/>
                 <w:webHidden/>
               </w:rPr>
               <w:instrText xml:space="preserve"> PAGEREF _Toc222820575 \h </w:instrText>
             </w:r>
             <w:r>
               <w:rPr>
-                <w:noProof/>
-                <w:webHidden/>
-              </w:rPr>
-            </w:r>
-            <w:r>
-              <w:rPr>
-                <w:noProof/>
+                <w:webHidden/>
+              </w:rPr>
+            </w:r>
+            <w:r>
+              <w:rPr>
                 <w:webHidden/>
               </w:rPr>
               <w:fldChar w:fldCharType="separate"/>
             </w:r>
             <w:r>
               <w:rPr>
-                <w:noProof/>
                 <w:webHidden/>
               </w:rPr>
               <w:t>28</w:t>
             </w:r>
             <w:r>
               <w:rPr>
-                <w:noProof/>
                 <w:webHidden/>
               </w:rPr>
               <w:fldChar w:fldCharType="end"/>
@@ -9021,7 +8969,6 @@
             <w:pStyle w:val="TOC1"/>
             <w:rPr>
               <w:rFonts w:asciiTheme="minorHAnsi" w:eastAsiaTheme="minorEastAsia" w:hAnsiTheme="minorHAnsi"/>
-              <w:noProof/>
               <w:color w:val="auto"/>
               <w:sz w:val="24"/>
             </w:rPr>
@@ -9030,14 +8977,12 @@
             <w:r>
               <w:rPr>
                 <w:rStyle w:val="Hyperlink"/>
-                <w:noProof/>
               </w:rPr>
               <w:t>6.4</w:t>
             </w:r>
             <w:r>
               <w:rPr>
                 <w:rFonts w:asciiTheme="minorHAnsi" w:eastAsiaTheme="minorEastAsia" w:hAnsiTheme="minorHAnsi"/>
-                <w:noProof/>
                 <w:color w:val="auto"/>
                 <w:sz w:val="24"/>
               </w:rPr>
@@ -9046,54 +8991,46 @@
             <w:r>
               <w:rPr>
                 <w:rStyle w:val="Hyperlink"/>
-                <w:noProof/>
               </w:rPr>
               <w:t>Unit Testing</w:t>
             </w:r>
             <w:r>
               <w:rPr>
-                <w:noProof/>
                 <w:webHidden/>
               </w:rPr>
               <w:tab/>
             </w:r>
             <w:r>
               <w:rPr>
-                <w:noProof/>
                 <w:webHidden/>
               </w:rPr>
               <w:fldChar w:fldCharType="begin"/>
             </w:r>
             <w:r>
               <w:rPr>
-                <w:noProof/>
                 <w:webHidden/>
               </w:rPr>
               <w:instrText xml:space="preserve"> PAGEREF _Toc222820576 \h </w:instrText>
             </w:r>
             <w:r>
               <w:rPr>
-                <w:noProof/>
-                <w:webHidden/>
-              </w:rPr>
-            </w:r>
-            <w:r>
-              <w:rPr>
-                <w:noProof/>
+                <w:webHidden/>
+              </w:rPr>
+            </w:r>
+            <w:r>
+              <w:rPr>
                 <w:webHidden/>
               </w:rPr>
               <w:fldChar w:fldCharType="separate"/>
             </w:r>
             <w:r>
               <w:rPr>
-                <w:noProof/>
                 <w:webHidden/>
               </w:rPr>
               <w:t>28</w:t>
             </w:r>
             <w:r>
               <w:rPr>
-                <w:noProof/>
                 <w:webHidden/>
               </w:rPr>
               <w:fldChar w:fldCharType="end"/>
@@ -9105,7 +9042,6 @@
             <w:pStyle w:val="TOC1"/>
             <w:rPr>
               <w:rFonts w:asciiTheme="minorHAnsi" w:eastAsiaTheme="minorEastAsia" w:hAnsiTheme="minorHAnsi"/>
-              <w:noProof/>
               <w:color w:val="auto"/>
               <w:sz w:val="24"/>
             </w:rPr>
@@ -9114,14 +9050,12 @@
             <w:r>
               <w:rPr>
                 <w:rStyle w:val="Hyperlink"/>
-                <w:noProof/>
               </w:rPr>
               <w:t>6.5</w:t>
             </w:r>
             <w:r>
               <w:rPr>
                 <w:rFonts w:asciiTheme="minorHAnsi" w:eastAsiaTheme="minorEastAsia" w:hAnsiTheme="minorHAnsi"/>
-                <w:noProof/>
                 <w:color w:val="auto"/>
                 <w:sz w:val="24"/>
               </w:rPr>
@@ -9130,54 +9064,46 @@
             <w:r>
               <w:rPr>
                 <w:rStyle w:val="Hyperlink"/>
-                <w:noProof/>
               </w:rPr>
               <w:t>Integration Testing</w:t>
             </w:r>
             <w:r>
               <w:rPr>
-                <w:noProof/>
                 <w:webHidden/>
               </w:rPr>
               <w:tab/>
             </w:r>
             <w:r>
               <w:rPr>
-                <w:noProof/>
                 <w:webHidden/>
               </w:rPr>
               <w:fldChar w:fldCharType="begin"/>
             </w:r>
             <w:r>
               <w:rPr>
-                <w:noProof/>
                 <w:webHidden/>
               </w:rPr>
               <w:instrText xml:space="preserve"> PAGEREF _Toc222820577 \h </w:instrText>
             </w:r>
             <w:r>
               <w:rPr>
-                <w:noProof/>
-                <w:webHidden/>
-              </w:rPr>
-            </w:r>
-            <w:r>
-              <w:rPr>
-                <w:noProof/>
+                <w:webHidden/>
+              </w:rPr>
+            </w:r>
+            <w:r>
+              <w:rPr>
                 <w:webHidden/>
               </w:rPr>
               <w:fldChar w:fldCharType="separate"/>
             </w:r>
             <w:r>
               <w:rPr>
-                <w:noProof/>
                 <w:webHidden/>
               </w:rPr>
               <w:t>28</w:t>
             </w:r>
             <w:r>
               <w:rPr>
-                <w:noProof/>
                 <w:webHidden/>
               </w:rPr>
               <w:fldChar w:fldCharType="end"/>
@@ -9189,7 +9115,6 @@
             <w:pStyle w:val="TOC1"/>
             <w:rPr>
               <w:rFonts w:asciiTheme="minorHAnsi" w:eastAsiaTheme="minorEastAsia" w:hAnsiTheme="minorHAnsi"/>
-              <w:noProof/>
               <w:color w:val="auto"/>
               <w:sz w:val="24"/>
             </w:rPr>
@@ -9198,14 +9123,12 @@
             <w:r>
               <w:rPr>
                 <w:rStyle w:val="Hyperlink"/>
-                <w:noProof/>
               </w:rPr>
               <w:t>6.6</w:t>
             </w:r>
             <w:r>
               <w:rPr>
                 <w:rFonts w:asciiTheme="minorHAnsi" w:eastAsiaTheme="minorEastAsia" w:hAnsiTheme="minorHAnsi"/>
-                <w:noProof/>
                 <w:color w:val="auto"/>
                 <w:sz w:val="24"/>
               </w:rPr>
@@ -9214,54 +9137,46 @@
             <w:r>
               <w:rPr>
                 <w:rStyle w:val="Hyperlink"/>
-                <w:noProof/>
               </w:rPr>
               <w:t>System Testing</w:t>
             </w:r>
             <w:r>
               <w:rPr>
-                <w:noProof/>
                 <w:webHidden/>
               </w:rPr>
               <w:tab/>
             </w:r>
             <w:r>
               <w:rPr>
-                <w:noProof/>
                 <w:webHidden/>
               </w:rPr>
               <w:fldChar w:fldCharType="begin"/>
             </w:r>
             <w:r>
               <w:rPr>
-                <w:noProof/>
                 <w:webHidden/>
               </w:rPr>
               <w:instrText xml:space="preserve"> PAGEREF _Toc222820578 \h </w:instrText>
             </w:r>
             <w:r>
               <w:rPr>
-                <w:noProof/>
-                <w:webHidden/>
-              </w:rPr>
-            </w:r>
-            <w:r>
-              <w:rPr>
-                <w:noProof/>
+                <w:webHidden/>
+              </w:rPr>
+            </w:r>
+            <w:r>
+              <w:rPr>
                 <w:webHidden/>
               </w:rPr>
               <w:fldChar w:fldCharType="separate"/>
             </w:r>
             <w:r>
               <w:rPr>
-                <w:noProof/>
                 <w:webHidden/>
               </w:rPr>
               <w:t>29</w:t>
             </w:r>
             <w:r>
               <w:rPr>
-                <w:noProof/>
                 <w:webHidden/>
               </w:rPr>
               <w:fldChar w:fldCharType="end"/>
@@ -9273,7 +9188,6 @@
             <w:pStyle w:val="TOC1"/>
             <w:rPr>
               <w:rFonts w:asciiTheme="minorHAnsi" w:eastAsiaTheme="minorEastAsia" w:hAnsiTheme="minorHAnsi"/>
-              <w:noProof/>
               <w:color w:val="auto"/>
               <w:sz w:val="24"/>
             </w:rPr>
@@ -9282,14 +9196,12 @@
             <w:r>
               <w:rPr>
                 <w:rStyle w:val="Hyperlink"/>
-                <w:noProof/>
               </w:rPr>
               <w:t>6.7</w:t>
             </w:r>
             <w:r>
               <w:rPr>
                 <w:rFonts w:asciiTheme="minorHAnsi" w:eastAsiaTheme="minorEastAsia" w:hAnsiTheme="minorHAnsi"/>
-                <w:noProof/>
                 <w:color w:val="auto"/>
                 <w:sz w:val="24"/>
               </w:rPr>
@@ -9298,54 +9210,46 @@
             <w:r>
               <w:rPr>
                 <w:rStyle w:val="Hyperlink"/>
-                <w:noProof/>
               </w:rPr>
               <w:t>Acceptance Testing</w:t>
             </w:r>
             <w:r>
               <w:rPr>
-                <w:noProof/>
                 <w:webHidden/>
               </w:rPr>
               <w:tab/>
             </w:r>
             <w:r>
               <w:rPr>
-                <w:noProof/>
                 <w:webHidden/>
               </w:rPr>
               <w:fldChar w:fldCharType="begin"/>
             </w:r>
             <w:r>
               <w:rPr>
-                <w:noProof/>
                 <w:webHidden/>
               </w:rPr>
               <w:instrText xml:space="preserve"> PAGEREF _Toc222820579 \h </w:instrText>
             </w:r>
             <w:r>
               <w:rPr>
-                <w:noProof/>
-                <w:webHidden/>
-              </w:rPr>
-            </w:r>
-            <w:r>
-              <w:rPr>
-                <w:noProof/>
+                <w:webHidden/>
+              </w:rPr>
+            </w:r>
+            <w:r>
+              <w:rPr>
                 <w:webHidden/>
               </w:rPr>
               <w:fldChar w:fldCharType="separate"/>
             </w:r>
             <w:r>
               <w:rPr>
-                <w:noProof/>
                 <w:webHidden/>
               </w:rPr>
               <w:t>29</w:t>
             </w:r>
             <w:r>
               <w:rPr>
-                <w:noProof/>
                 <w:webHidden/>
               </w:rPr>
               <w:fldChar w:fldCharType="end"/>
@@ -9357,7 +9261,6 @@
             <w:pStyle w:val="TOC1"/>
             <w:rPr>
               <w:rFonts w:asciiTheme="minorHAnsi" w:eastAsiaTheme="minorEastAsia" w:hAnsiTheme="minorHAnsi"/>
-              <w:noProof/>
               <w:color w:val="auto"/>
               <w:sz w:val="24"/>
             </w:rPr>
@@ -9366,14 +9269,12 @@
             <w:r>
               <w:rPr>
                 <w:rStyle w:val="Hyperlink"/>
-                <w:noProof/>
               </w:rPr>
               <w:t>6.8</w:t>
             </w:r>
             <w:r>
               <w:rPr>
                 <w:rFonts w:asciiTheme="minorHAnsi" w:eastAsiaTheme="minorEastAsia" w:hAnsiTheme="minorHAnsi"/>
-                <w:noProof/>
                 <w:color w:val="auto"/>
                 <w:sz w:val="24"/>
               </w:rPr>
@@ -9382,54 +9283,46 @@
             <w:r>
               <w:rPr>
                 <w:rStyle w:val="Hyperlink"/>
-                <w:noProof/>
               </w:rPr>
               <w:t>Stress Testing</w:t>
             </w:r>
             <w:r>
               <w:rPr>
-                <w:noProof/>
                 <w:webHidden/>
               </w:rPr>
               <w:tab/>
             </w:r>
             <w:r>
               <w:rPr>
-                <w:noProof/>
                 <w:webHidden/>
               </w:rPr>
               <w:fldChar w:fldCharType="begin"/>
             </w:r>
             <w:r>
               <w:rPr>
-                <w:noProof/>
                 <w:webHidden/>
               </w:rPr>
               <w:instrText xml:space="preserve"> PAGEREF _Toc222820580 \h </w:instrText>
             </w:r>
             <w:r>
               <w:rPr>
-                <w:noProof/>
-                <w:webHidden/>
-              </w:rPr>
-            </w:r>
-            <w:r>
-              <w:rPr>
-                <w:noProof/>
+                <w:webHidden/>
+              </w:rPr>
+            </w:r>
+            <w:r>
+              <w:rPr>
                 <w:webHidden/>
               </w:rPr>
               <w:fldChar w:fldCharType="separate"/>
             </w:r>
             <w:r>
               <w:rPr>
-                <w:noProof/>
                 <w:webHidden/>
               </w:rPr>
               <w:t>29</w:t>
             </w:r>
             <w:r>
               <w:rPr>
-                <w:noProof/>
                 <w:webHidden/>
               </w:rPr>
               <w:fldChar w:fldCharType="end"/>
@@ -9441,7 +9334,6 @@
             <w:pStyle w:val="TOC1"/>
             <w:rPr>
               <w:rFonts w:asciiTheme="minorHAnsi" w:eastAsiaTheme="minorEastAsia" w:hAnsiTheme="minorHAnsi"/>
-              <w:noProof/>
               <w:color w:val="auto"/>
               <w:sz w:val="24"/>
             </w:rPr>
@@ -9450,14 +9342,12 @@
             <w:r>
               <w:rPr>
                 <w:rStyle w:val="Hyperlink"/>
-                <w:noProof/>
               </w:rPr>
               <w:t>6.9</w:t>
             </w:r>
             <w:r>
               <w:rPr>
                 <w:rFonts w:asciiTheme="minorHAnsi" w:eastAsiaTheme="minorEastAsia" w:hAnsiTheme="minorHAnsi"/>
-                <w:noProof/>
                 <w:color w:val="auto"/>
                 <w:sz w:val="24"/>
               </w:rPr>
@@ -9466,54 +9356,46 @@
             <w:r>
               <w:rPr>
                 <w:rStyle w:val="Hyperlink"/>
-                <w:noProof/>
               </w:rPr>
               <w:t>Hardware Configuration Testing</w:t>
             </w:r>
             <w:r>
               <w:rPr>
-                <w:noProof/>
                 <w:webHidden/>
               </w:rPr>
               <w:tab/>
             </w:r>
             <w:r>
               <w:rPr>
-                <w:noProof/>
                 <w:webHidden/>
               </w:rPr>
               <w:fldChar w:fldCharType="begin"/>
             </w:r>
             <w:r>
               <w:rPr>
-                <w:noProof/>
                 <w:webHidden/>
               </w:rPr>
               <w:instrText xml:space="preserve"> PAGEREF _Toc222820581 \h </w:instrText>
             </w:r>
             <w:r>
               <w:rPr>
-                <w:noProof/>
-                <w:webHidden/>
-              </w:rPr>
-            </w:r>
-            <w:r>
-              <w:rPr>
-                <w:noProof/>
+                <w:webHidden/>
+              </w:rPr>
+            </w:r>
+            <w:r>
+              <w:rPr>
                 <w:webHidden/>
               </w:rPr>
               <w:fldChar w:fldCharType="separate"/>
             </w:r>
             <w:r>
               <w:rPr>
-                <w:noProof/>
                 <w:webHidden/>
               </w:rPr>
               <w:t>30</w:t>
             </w:r>
             <w:r>
               <w:rPr>
-                <w:noProof/>
                 <w:webHidden/>
               </w:rPr>
               <w:fldChar w:fldCharType="end"/>
@@ -9525,7 +9407,6 @@
             <w:pStyle w:val="TOC1"/>
             <w:rPr>
               <w:rFonts w:asciiTheme="minorHAnsi" w:eastAsiaTheme="minorEastAsia" w:hAnsiTheme="minorHAnsi"/>
-              <w:noProof/>
               <w:color w:val="auto"/>
               <w:sz w:val="24"/>
             </w:rPr>
@@ -9534,14 +9415,12 @@
             <w:r>
               <w:rPr>
                 <w:rStyle w:val="Hyperlink"/>
-                <w:noProof/>
               </w:rPr>
               <w:t>6.10</w:t>
             </w:r>
             <w:r>
               <w:rPr>
                 <w:rFonts w:asciiTheme="minorHAnsi" w:eastAsiaTheme="minorEastAsia" w:hAnsiTheme="minorHAnsi"/>
-                <w:noProof/>
                 <w:color w:val="auto"/>
                 <w:sz w:val="24"/>
               </w:rPr>
@@ -9550,54 +9429,46 @@
             <w:r>
               <w:rPr>
                 <w:rStyle w:val="Hyperlink"/>
-                <w:noProof/>
               </w:rPr>
               <w:t>Evaluation</w:t>
             </w:r>
             <w:r>
               <w:rPr>
-                <w:noProof/>
                 <w:webHidden/>
               </w:rPr>
               <w:tab/>
             </w:r>
             <w:r>
               <w:rPr>
-                <w:noProof/>
                 <w:webHidden/>
               </w:rPr>
               <w:fldChar w:fldCharType="begin"/>
             </w:r>
             <w:r>
               <w:rPr>
-                <w:noProof/>
                 <w:webHidden/>
               </w:rPr>
               <w:instrText xml:space="preserve"> PAGEREF _Toc222820582 \h </w:instrText>
             </w:r>
             <w:r>
               <w:rPr>
-                <w:noProof/>
-                <w:webHidden/>
-              </w:rPr>
-            </w:r>
-            <w:r>
-              <w:rPr>
-                <w:noProof/>
+                <w:webHidden/>
+              </w:rPr>
+            </w:r>
+            <w:r>
+              <w:rPr>
                 <w:webHidden/>
               </w:rPr>
               <w:fldChar w:fldCharType="separate"/>
             </w:r>
             <w:r>
               <w:rPr>
-                <w:noProof/>
                 <w:webHidden/>
               </w:rPr>
               <w:t>30</w:t>
             </w:r>
             <w:r>
               <w:rPr>
-                <w:noProof/>
                 <w:webHidden/>
               </w:rPr>
               <w:fldChar w:fldCharType="end"/>
@@ -9775,7 +9646,6 @@
             <w:pStyle w:val="TOC1"/>
             <w:rPr>
               <w:rFonts w:asciiTheme="minorHAnsi" w:eastAsiaTheme="minorEastAsia" w:hAnsiTheme="minorHAnsi"/>
-              <w:noProof/>
               <w:color w:val="auto"/>
               <w:sz w:val="24"/>
             </w:rPr>
@@ -9784,14 +9654,12 @@
             <w:r>
               <w:rPr>
                 <w:rStyle w:val="Hyperlink"/>
-                <w:noProof/>
               </w:rPr>
               <w:t>6.11</w:t>
             </w:r>
             <w:r>
               <w:rPr>
                 <w:rFonts w:asciiTheme="minorHAnsi" w:eastAsiaTheme="minorEastAsia" w:hAnsiTheme="minorHAnsi"/>
-                <w:noProof/>
                 <w:color w:val="auto"/>
                 <w:sz w:val="24"/>
               </w:rPr>
@@ -9800,54 +9668,46 @@
             <w:r>
               <w:rPr>
                 <w:rStyle w:val="Hyperlink"/>
-                <w:noProof/>
               </w:rPr>
               <w:t>Deployment</w:t>
             </w:r>
             <w:r>
               <w:rPr>
-                <w:noProof/>
                 <w:webHidden/>
               </w:rPr>
               <w:tab/>
             </w:r>
             <w:r>
               <w:rPr>
-                <w:noProof/>
                 <w:webHidden/>
               </w:rPr>
               <w:fldChar w:fldCharType="begin"/>
             </w:r>
             <w:r>
               <w:rPr>
-                <w:noProof/>
                 <w:webHidden/>
               </w:rPr>
               <w:instrText xml:space="preserve"> PAGEREF _Toc222820585 \h </w:instrText>
             </w:r>
             <w:r>
               <w:rPr>
-                <w:noProof/>
-                <w:webHidden/>
-              </w:rPr>
-            </w:r>
-            <w:r>
-              <w:rPr>
-                <w:noProof/>
+                <w:webHidden/>
+              </w:rPr>
+            </w:r>
+            <w:r>
+              <w:rPr>
                 <w:webHidden/>
               </w:rPr>
               <w:fldChar w:fldCharType="separate"/>
             </w:r>
             <w:r>
               <w:rPr>
-                <w:noProof/>
                 <w:webHidden/>
               </w:rPr>
               <w:t>31</w:t>
             </w:r>
             <w:r>
               <w:rPr>
-                <w:noProof/>
                 <w:webHidden/>
               </w:rPr>
               <w:fldChar w:fldCharType="end"/>
@@ -9859,7 +9719,6 @@
             <w:pStyle w:val="TOC1"/>
             <w:rPr>
               <w:rFonts w:asciiTheme="minorHAnsi" w:eastAsiaTheme="minorEastAsia" w:hAnsiTheme="minorHAnsi"/>
-              <w:noProof/>
               <w:color w:val="auto"/>
               <w:sz w:val="24"/>
             </w:rPr>
@@ -9868,14 +9727,12 @@
             <w:r>
               <w:rPr>
                 <w:rStyle w:val="Hyperlink"/>
-                <w:noProof/>
               </w:rPr>
               <w:t>6.12</w:t>
             </w:r>
             <w:r>
               <w:rPr>
                 <w:rFonts w:asciiTheme="minorHAnsi" w:eastAsiaTheme="minorEastAsia" w:hAnsiTheme="minorHAnsi"/>
-                <w:noProof/>
                 <w:color w:val="auto"/>
                 <w:sz w:val="24"/>
               </w:rPr>
@@ -9884,54 +9741,46 @@
             <w:r>
               <w:rPr>
                 <w:rStyle w:val="Hyperlink"/>
-                <w:noProof/>
               </w:rPr>
               <w:t>Maintenance</w:t>
             </w:r>
             <w:r>
               <w:rPr>
-                <w:noProof/>
                 <w:webHidden/>
               </w:rPr>
               <w:tab/>
             </w:r>
             <w:r>
               <w:rPr>
-                <w:noProof/>
                 <w:webHidden/>
               </w:rPr>
               <w:fldChar w:fldCharType="begin"/>
             </w:r>
             <w:r>
               <w:rPr>
-                <w:noProof/>
                 <w:webHidden/>
               </w:rPr>
               <w:instrText xml:space="preserve"> PAGEREF _Toc222820586 \h </w:instrText>
             </w:r>
             <w:r>
               <w:rPr>
-                <w:noProof/>
-                <w:webHidden/>
-              </w:rPr>
-            </w:r>
-            <w:r>
-              <w:rPr>
-                <w:noProof/>
+                <w:webHidden/>
+              </w:rPr>
+            </w:r>
+            <w:r>
+              <w:rPr>
                 <w:webHidden/>
               </w:rPr>
               <w:fldChar w:fldCharType="separate"/>
             </w:r>
             <w:r>
               <w:rPr>
-                <w:noProof/>
                 <w:webHidden/>
               </w:rPr>
               <w:t>31</w:t>
             </w:r>
             <w:r>
               <w:rPr>
-                <w:noProof/>
                 <w:webHidden/>
               </w:rPr>
               <w:fldChar w:fldCharType="end"/>
@@ -9943,7 +9792,6 @@
             <w:pStyle w:val="TOC1"/>
             <w:rPr>
               <w:rFonts w:asciiTheme="minorHAnsi" w:eastAsiaTheme="minorEastAsia" w:hAnsiTheme="minorHAnsi"/>
-              <w:noProof/>
               <w:color w:val="auto"/>
               <w:sz w:val="24"/>
             </w:rPr>
@@ -9954,14 +9802,12 @@
                 <w:rStyle w:val="Hyperlink"/>
                 <w:b/>
                 <w:bCs/>
-                <w:noProof/>
-              </w:rPr>
-              <w:t>Chapeter 7:</w:t>
+              </w:rPr>
+              <w:t>Chapter 7:</w:t>
             </w:r>
             <w:r>
               <w:rPr>
                 <w:rFonts w:asciiTheme="minorHAnsi" w:eastAsiaTheme="minorEastAsia" w:hAnsiTheme="minorHAnsi"/>
-                <w:noProof/>
                 <w:color w:val="auto"/>
                 <w:sz w:val="24"/>
               </w:rPr>
@@ -9972,54 +9818,46 @@
                 <w:rStyle w:val="Hyperlink"/>
                 <w:b/>
                 <w:bCs/>
-                <w:noProof/>
               </w:rPr>
               <w:t>Conclusion And future work</w:t>
             </w:r>
             <w:r>
               <w:rPr>
-                <w:noProof/>
                 <w:webHidden/>
               </w:rPr>
               <w:tab/>
             </w:r>
             <w:r>
               <w:rPr>
-                <w:noProof/>
                 <w:webHidden/>
               </w:rPr>
               <w:fldChar w:fldCharType="begin"/>
             </w:r>
             <w:r>
               <w:rPr>
-                <w:noProof/>
                 <w:webHidden/>
               </w:rPr>
               <w:instrText xml:space="preserve"> PAGEREF _Toc222820587 \h </w:instrText>
             </w:r>
             <w:r>
               <w:rPr>
-                <w:noProof/>
-                <w:webHidden/>
-              </w:rPr>
-            </w:r>
-            <w:r>
-              <w:rPr>
-                <w:noProof/>
+                <w:webHidden/>
+              </w:rPr>
+            </w:r>
+            <w:r>
+              <w:rPr>
                 <w:webHidden/>
               </w:rPr>
               <w:fldChar w:fldCharType="separate"/>
             </w:r>
             <w:r>
               <w:rPr>
-                <w:noProof/>
                 <w:webHidden/>
               </w:rPr>
               <w:t>32</w:t>
             </w:r>
             <w:r>
               <w:rPr>
-                <w:noProof/>
                 <w:webHidden/>
               </w:rPr>
               <w:fldChar w:fldCharType="end"/>
@@ -10031,7 +9869,6 @@
             <w:pStyle w:val="TOC1"/>
             <w:rPr>
               <w:rFonts w:asciiTheme="minorHAnsi" w:eastAsiaTheme="minorEastAsia" w:hAnsiTheme="minorHAnsi"/>
-              <w:noProof/>
               <w:color w:val="auto"/>
               <w:sz w:val="24"/>
             </w:rPr>
@@ -10040,14 +9877,12 @@
             <w:r>
               <w:rPr>
                 <w:rStyle w:val="Hyperlink"/>
-                <w:noProof/>
               </w:rPr>
               <w:t>7.1</w:t>
             </w:r>
             <w:r>
               <w:rPr>
                 <w:rFonts w:asciiTheme="minorHAnsi" w:eastAsiaTheme="minorEastAsia" w:hAnsiTheme="minorHAnsi"/>
-                <w:noProof/>
                 <w:color w:val="auto"/>
                 <w:sz w:val="24"/>
               </w:rPr>
@@ -10056,54 +9891,46 @@
             <w:r>
               <w:rPr>
                 <w:rStyle w:val="Hyperlink"/>
-                <w:noProof/>
               </w:rPr>
               <w:t>Conclusion</w:t>
             </w:r>
             <w:r>
               <w:rPr>
-                <w:noProof/>
                 <w:webHidden/>
               </w:rPr>
               <w:tab/>
             </w:r>
             <w:r>
               <w:rPr>
-                <w:noProof/>
                 <w:webHidden/>
               </w:rPr>
               <w:fldChar w:fldCharType="begin"/>
             </w:r>
             <w:r>
               <w:rPr>
-                <w:noProof/>
                 <w:webHidden/>
               </w:rPr>
               <w:instrText xml:space="preserve"> PAGEREF _Toc222820588 \h </w:instrText>
             </w:r>
             <w:r>
               <w:rPr>
-                <w:noProof/>
-                <w:webHidden/>
-              </w:rPr>
-            </w:r>
-            <w:r>
-              <w:rPr>
-                <w:noProof/>
+                <w:webHidden/>
+              </w:rPr>
+            </w:r>
+            <w:r>
+              <w:rPr>
                 <w:webHidden/>
               </w:rPr>
               <w:fldChar w:fldCharType="separate"/>
             </w:r>
             <w:r>
               <w:rPr>
-                <w:noProof/>
                 <w:webHidden/>
               </w:rPr>
               <w:t>32</w:t>
             </w:r>
             <w:r>
               <w:rPr>
-                <w:noProof/>
                 <w:webHidden/>
               </w:rPr>
               <w:fldChar w:fldCharType="end"/>
@@ -10115,7 +9942,6 @@
             <w:pStyle w:val="TOC1"/>
             <w:rPr>
               <w:rFonts w:asciiTheme="minorHAnsi" w:eastAsiaTheme="minorEastAsia" w:hAnsiTheme="minorHAnsi"/>
-              <w:noProof/>
               <w:color w:val="auto"/>
               <w:sz w:val="24"/>
             </w:rPr>
@@ -10124,14 +9950,12 @@
             <w:r>
               <w:rPr>
                 <w:rStyle w:val="Hyperlink"/>
-                <w:noProof/>
               </w:rPr>
               <w:t>7.2</w:t>
             </w:r>
             <w:r>
               <w:rPr>
                 <w:rFonts w:asciiTheme="minorHAnsi" w:eastAsiaTheme="minorEastAsia" w:hAnsiTheme="minorHAnsi"/>
-                <w:noProof/>
                 <w:color w:val="auto"/>
                 <w:sz w:val="24"/>
               </w:rPr>
@@ -10140,54 +9964,46 @@
             <w:r>
               <w:rPr>
                 <w:rStyle w:val="Hyperlink"/>
-                <w:noProof/>
               </w:rPr>
               <w:t>Future Work</w:t>
             </w:r>
             <w:r>
               <w:rPr>
-                <w:noProof/>
                 <w:webHidden/>
               </w:rPr>
               <w:tab/>
             </w:r>
             <w:r>
               <w:rPr>
-                <w:noProof/>
                 <w:webHidden/>
               </w:rPr>
               <w:fldChar w:fldCharType="begin"/>
             </w:r>
             <w:r>
               <w:rPr>
-                <w:noProof/>
                 <w:webHidden/>
               </w:rPr>
               <w:instrText xml:space="preserve"> PAGEREF _Toc222820589 \h </w:instrText>
             </w:r>
             <w:r>
               <w:rPr>
-                <w:noProof/>
-                <w:webHidden/>
-              </w:rPr>
-            </w:r>
-            <w:r>
-              <w:rPr>
-                <w:noProof/>
+                <w:webHidden/>
+              </w:rPr>
+            </w:r>
+            <w:r>
+              <w:rPr>
                 <w:webHidden/>
               </w:rPr>
               <w:fldChar w:fldCharType="separate"/>
             </w:r>
             <w:r>
               <w:rPr>
-                <w:noProof/>
                 <w:webHidden/>
               </w:rPr>
               <w:t>33</w:t>
             </w:r>
             <w:r>
               <w:rPr>
-                <w:noProof/>
                 <w:webHidden/>
               </w:rPr>
               <w:fldChar w:fldCharType="end"/>
@@ -11704,7 +11520,15 @@
     </w:p>
     <w:p>
       <w:r>
-        <w:t>This Project is designed to collect, process, and visualize market data from multiple domains stock, cryptocurrency, and e-commerce providing actionable insights through advanced analytics. The primary outcome of this project is an intelligent dashboard capable of price prediction using Long Short-Term Memory (LSTM) networks for time-series forecasting, sentiment analysis for user and news opinions, and fake review detection through NLP-base.</w:t>
+        <w:t xml:space="preserve">This Project </w:t>
+      </w:r>
+      <w:proofErr w:type="gramStart"/>
+      <w:r>
+        <w:t>is designed</w:t>
+      </w:r>
+      <w:proofErr w:type="gramEnd"/>
+      <w:r>
+        <w:t xml:space="preserve"> to collect, process, and visualize market data from multiple domains stock, cryptocurrency, and e-commerce providing actionable insights through advanced analytics. The primary outcome of this project is an intelligent dashboard capable of price prediction using Long Short-Term Memory (LSTM) networks for time-series forecasting, sentiment analysis for user and news opinions, and fake review detection through NLP-base.</w:t>
       </w:r>
     </w:p>
     <w:p>
@@ -11718,14 +11542,21 @@
         <w:t xml:space="preserve"> </w:t>
       </w:r>
       <w:r>
-        <w:t>of this project will be built</w:t>
-      </w:r>
+        <w:t xml:space="preserve">of this project will </w:t>
+      </w:r>
+      <w:proofErr w:type="gramStart"/>
+      <w:r>
+        <w:t>be built</w:t>
+      </w:r>
+      <w:proofErr w:type="gramEnd"/>
       <w:r>
         <w:t xml:space="preserve"> using Next.js, while Python will </w:t>
       </w:r>
+      <w:proofErr w:type="gramStart"/>
       <w:r>
         <w:t>be used</w:t>
       </w:r>
+      <w:proofErr w:type="gramEnd"/>
       <w:r>
         <w:t xml:space="preserve"> for model development. </w:t>
       </w:r>
@@ -11853,7 +11684,15 @@
     </w:p>
     <w:p>
       <w:r>
-        <w:t xml:space="preserve">Today, financial market and e-commerce solutions are based on data-driven insights into decision-making. Accurate predictions and true information are necessary for all the investors, traders and </w:t>
+        <w:t xml:space="preserve">Today, financial market and e-commerce solutions are based on data-driven insights into decision-making. Accurate predictions and true information are necessary for all the investors, </w:t>
+      </w:r>
+      <w:proofErr w:type="gramStart"/>
+      <w:r>
+        <w:t>traders</w:t>
+      </w:r>
+      <w:proofErr w:type="gramEnd"/>
+      <w:r>
+        <w:t xml:space="preserve"> and </w:t>
       </w:r>
       <w:r>
         <w:t>consumers.</w:t>
@@ -11897,7 +11736,23 @@
     </w:p>
     <w:p>
       <w:r>
-        <w:t>During the research phase of this project, I explored several recent studies and existing systems related to market prediction, sentiment analysis, and fake review detection. Many contemporary researchers have applied advanced AI and deep learning models to enhance financial forecasting accuracy and online data reliability.</w:t>
+        <w:t xml:space="preserve">During the research phase of this project, I explored </w:t>
+      </w:r>
+      <w:proofErr w:type="gramStart"/>
+      <w:r>
+        <w:t>several</w:t>
+      </w:r>
+      <w:proofErr w:type="gramEnd"/>
+      <w:r>
+        <w:t xml:space="preserve"> recent studies and existing systems related to market prediction, sentiment analysis, and fake review detection. </w:t>
+      </w:r>
+      <w:proofErr w:type="gramStart"/>
+      <w:r>
+        <w:t>Many</w:t>
+      </w:r>
+      <w:proofErr w:type="gramEnd"/>
+      <w:r>
+        <w:t xml:space="preserve"> contemporary researchers have applied advanced AI and deep learning models to enhance financial forecasting accuracy and online data reliability.</w:t>
       </w:r>
     </w:p>
     <w:p>
@@ -12001,7 +11856,23 @@
         <w:t>feedback</w:t>
       </w:r>
       <w:r>
-        <w:t>. The sprints will be dedicated to a particular domain of the project which includes data collection, preprocessing, model training, and dashboard development that can be flexible in incorporating new knowledge and functionality. Some of the steps involved in the software lifecycle are requirement gathering, design, development, testing, deployment, and maintenance.</w:t>
+        <w:t xml:space="preserve">. The sprints will </w:t>
+      </w:r>
+      <w:proofErr w:type="gramStart"/>
+      <w:r>
+        <w:t>be dedicated</w:t>
+      </w:r>
+      <w:proofErr w:type="gramEnd"/>
+      <w:r>
+        <w:t xml:space="preserve"> to a particular domain of the project which includes data collection, preprocessing, model training, and dashboard development that can be flexible in incorporating new knowledge and functionality. </w:t>
+      </w:r>
+      <w:proofErr w:type="gramStart"/>
+      <w:r>
+        <w:t>Some of</w:t>
+      </w:r>
+      <w:proofErr w:type="gramEnd"/>
+      <w:r>
+        <w:t xml:space="preserve"> the steps involved in the software lifecycle are requirement gathering, design, development, testing, deployment, and maintenance.</w:t>
       </w:r>
     </w:p>
     <w:p>
@@ -12034,7 +11905,15 @@
         <w:t>Agile methodology</w:t>
       </w:r>
       <w:r>
-        <w:t xml:space="preserve"> is chosen because of its adaptability</w:t>
+        <w:t xml:space="preserve"> </w:t>
+      </w:r>
+      <w:proofErr w:type="gramStart"/>
+      <w:r>
+        <w:t>is chosen</w:t>
+      </w:r>
+      <w:proofErr w:type="gramEnd"/>
+      <w:r>
+        <w:t xml:space="preserve"> because of its adaptability</w:t>
       </w:r>
       <w:r>
         <w:t xml:space="preserve">, </w:t>
@@ -12060,9 +11939,11 @@
       <w:r>
         <w:t xml:space="preserve"> faster integration of machine learning models with the frontend dashboard. Moreover, team collaboration and real-time feedback </w:t>
       </w:r>
+      <w:proofErr w:type="gramStart"/>
       <w:r>
         <w:t>are used</w:t>
       </w:r>
+      <w:proofErr w:type="gramEnd"/>
       <w:r>
         <w:t xml:space="preserve"> well with the </w:t>
       </w:r>
@@ -12083,7 +11964,6 @@
     <w:p>
       <w:pPr>
         <w:pStyle w:val="Title"/>
-        <w:outlineLvl w:val="0"/>
       </w:pPr>
       <w:bookmarkStart w:id="8" w:name="_Toc341252829"/>
       <w:bookmarkStart w:id="9" w:name="_Toc222820502"/>
@@ -12102,7 +11982,15 @@
         <w:t xml:space="preserve"> </w:t>
       </w:r>
       <w:r>
-        <w:t>outlining the project’s purpose, current systems, proposed solution architecture, deliverables, operating environment, and dependencies. The chapter aims to clarify what the system will solve and what outputs are expected.</w:t>
+        <w:t xml:space="preserve">outlining the project’s purpose, current systems, proposed solution architecture, deliverables, operating environment, and dependencies. The chapter aims to clarify what the system will solve and what outputs </w:t>
+      </w:r>
+      <w:proofErr w:type="gramStart"/>
+      <w:r>
+        <w:t>are expected</w:t>
+      </w:r>
+      <w:proofErr w:type="gramEnd"/>
+      <w:r>
+        <w:t>.</w:t>
       </w:r>
     </w:p>
     <w:p>
@@ -12180,9 +12068,11 @@
       <w:r>
         <w:t xml:space="preserve"> platform will </w:t>
       </w:r>
+      <w:proofErr w:type="gramStart"/>
       <w:r>
         <w:t>be made</w:t>
       </w:r>
+      <w:proofErr w:type="gramEnd"/>
       <w:r>
         <w:t xml:space="preserve"> </w:t>
       </w:r>
@@ -12257,7 +12147,15 @@
         <w:t>of functionalities</w:t>
       </w:r>
       <w:r>
-        <w:t xml:space="preserve">, altogether creating a smart and automated framework for analyzing market behavior, predicting future predictions, and ensuring the authenticity of data. Each function is very valuable in supporting decision-making processes </w:t>
+        <w:t xml:space="preserve">, altogether creating a smart and automated framework for analyzing market behavior, predicting future predictions, and ensuring the authenticity of data. Each function is </w:t>
+      </w:r>
+      <w:proofErr w:type="gramStart"/>
+      <w:r>
+        <w:t>very valuable</w:t>
+      </w:r>
+      <w:proofErr w:type="gramEnd"/>
+      <w:r>
+        <w:t xml:space="preserve"> in supporting decision-making processes </w:t>
       </w:r>
       <w:r>
         <w:lastRenderedPageBreak/>
@@ -12267,7 +12165,15 @@
         <w:t>stock</w:t>
       </w:r>
       <w:r>
-        <w:t>, cryptocurrency, and e-commerce markets. Key functions of the system are described below:</w:t>
+        <w:t xml:space="preserve">, cryptocurrency, and e-commerce markets. Key functions of the system </w:t>
+      </w:r>
+      <w:proofErr w:type="gramStart"/>
+      <w:r>
+        <w:t>are described</w:t>
+      </w:r>
+      <w:proofErr w:type="gramEnd"/>
+      <w:r>
+        <w:t xml:space="preserve"> below:</w:t>
       </w:r>
     </w:p>
     <w:p>
@@ -12286,7 +12192,39 @@
     </w:p>
     <w:p>
       <w:r>
-        <w:t>The system automatically fetches both historical and real-time data from various trusted sources. Stock market data is retrieved through the Yahoo Finance API, while cryptocurrency data is sourced from the Binance API. For the e-commerce domain, publicly available datasets are used to analyze product reviews and ratings. These diverse data streams are integrated into a unified repository for consistent analysis and model training.</w:t>
+        <w:t xml:space="preserve">The system automatically fetches both historical and real-time data from various trusted sources. Stock market data </w:t>
+      </w:r>
+      <w:proofErr w:type="gramStart"/>
+      <w:r>
+        <w:t>is retrieved</w:t>
+      </w:r>
+      <w:proofErr w:type="gramEnd"/>
+      <w:r>
+        <w:t xml:space="preserve"> through the Yahoo Finance API, while cryptocurrency data </w:t>
+      </w:r>
+      <w:proofErr w:type="gramStart"/>
+      <w:r>
+        <w:t>is sourced</w:t>
+      </w:r>
+      <w:proofErr w:type="gramEnd"/>
+      <w:r>
+        <w:t xml:space="preserve"> from the Binance API. For the e-commerce domain, publicly available datasets </w:t>
+      </w:r>
+      <w:proofErr w:type="gramStart"/>
+      <w:r>
+        <w:t>are used</w:t>
+      </w:r>
+      <w:proofErr w:type="gramEnd"/>
+      <w:r>
+        <w:t xml:space="preserve"> to analyze product reviews and ratings. These diverse data streams </w:t>
+      </w:r>
+      <w:proofErr w:type="gramStart"/>
+      <w:r>
+        <w:t>are integrated</w:t>
+      </w:r>
+      <w:proofErr w:type="gramEnd"/>
+      <w:r>
+        <w:t xml:space="preserve"> into a unified repository for consistent analysis and model training.</w:t>
       </w:r>
     </w:p>
     <w:p>
@@ -12311,7 +12249,15 @@
         <w:t>from</w:t>
       </w:r>
       <w:r>
-        <w:t xml:space="preserve"> several preprocess</w:t>
+        <w:t xml:space="preserve"> </w:t>
+      </w:r>
+      <w:proofErr w:type="gramStart"/>
+      <w:r>
+        <w:t>several</w:t>
+      </w:r>
+      <w:proofErr w:type="gramEnd"/>
+      <w:r>
+        <w:t xml:space="preserve"> preprocess</w:t>
       </w:r>
       <w:r>
         <w:t xml:space="preserve"> </w:t>
@@ -12351,7 +12297,15 @@
     </w:p>
     <w:p>
       <w:r>
-        <w:t>The model calculates several technical indicators, including SMA, EMA, RSI, and Bollinger Bands,</w:t>
+        <w:t xml:space="preserve">The model calculates </w:t>
+      </w:r>
+      <w:proofErr w:type="gramStart"/>
+      <w:r>
+        <w:t>several</w:t>
+      </w:r>
+      <w:proofErr w:type="gramEnd"/>
+      <w:r>
+        <w:t xml:space="preserve"> technical indicators, including SMA, EMA, RSI, and Bollinger Bands,</w:t>
       </w:r>
       <w:r>
         <w:t xml:space="preserve"> and Candle Chart</w:t>
@@ -12401,7 +12355,15 @@
     </w:p>
     <w:p>
       <w:r>
-        <w:t xml:space="preserve">Long Short-Term Memory neural networks are used for forecasting; these are exceptionally effective at capturing time-dependent trends and long-term dependencies in sequences [1]. This module predicts prices of the future and market directions for stocks and cryptocurrencies, hence can assist in data-driven investment decisions. </w:t>
+        <w:t xml:space="preserve">Long Short-Term Memory neural networks </w:t>
+      </w:r>
+      <w:proofErr w:type="gramStart"/>
+      <w:r>
+        <w:t>are used</w:t>
+      </w:r>
+      <w:proofErr w:type="gramEnd"/>
+      <w:r>
+        <w:t xml:space="preserve"> for forecasting; these are exceptionally effective at capturing time-dependent trends and long-term dependencies in sequences [1]. This module predicts prices of the future and market directions for stocks and cryptocurrencies, hence can assist in data-driven investment decisions. </w:t>
       </w:r>
     </w:p>
     <w:p>
@@ -12482,16 +12444,45 @@
       <w:bookmarkEnd w:id="19"/>
     </w:p>
     <w:p>
-      <w:r>
-        <w:t xml:space="preserve">A few services and analytical platforms already exist which can provide partial solutions for the domains relevant to this project. Although these demonstrate some valuable functionalities, including the visualization of market data, aggregation of user reviews, and technical analysis, no integrated solution has yet been </w:t>
-      </w:r>
       <w:proofErr w:type="gramStart"/>
       <w:r>
+        <w:t>A few</w:t>
+      </w:r>
+      <w:proofErr w:type="gramEnd"/>
+      <w:r>
+        <w:t xml:space="preserve"> services and analytical platforms already exist which can provide partial solutions for the domains relevant to this project. Although these demonstrate </w:t>
+      </w:r>
+      <w:proofErr w:type="gramStart"/>
+      <w:r>
+        <w:t>some</w:t>
+      </w:r>
+      <w:proofErr w:type="gramEnd"/>
+      <w:r>
+        <w:t xml:space="preserve"> valuable functionalities, including the visualization of market data, aggregation of user reviews, and technical analysis, no integrated solution has yet been </w:t>
+      </w:r>
+      <w:proofErr w:type="gramStart"/>
+      <w:r>
         <w:t>provided that</w:t>
       </w:r>
       <w:proofErr w:type="gramEnd"/>
       <w:r>
-        <w:t xml:space="preserve"> joins AI-driven forecasting, sentiment analysis, and the detection of fake reviews across a variety of market domains. Some of the notable systems are discussed below:</w:t>
+        <w:t xml:space="preserve"> joins AI-driven forecasting, sentiment analysis, and the detection of fake reviews across a variety of market domains. </w:t>
+      </w:r>
+      <w:proofErr w:type="gramStart"/>
+      <w:r>
+        <w:t>Some of</w:t>
+      </w:r>
+      <w:proofErr w:type="gramEnd"/>
+      <w:r>
+        <w:t xml:space="preserve"> the notable systems </w:t>
+      </w:r>
+      <w:proofErr w:type="gramStart"/>
+      <w:r>
+        <w:t>are discussed</w:t>
+      </w:r>
+      <w:proofErr w:type="gramEnd"/>
+      <w:r>
+        <w:t xml:space="preserve"> below:</w:t>
       </w:r>
     </w:p>
     <w:p>
@@ -12510,15 +12501,15 @@
     </w:p>
     <w:p>
       <w:r>
-        <w:t xml:space="preserve">It provides broad access to the data of stock and cryptocurrency markets, including real-time quotes, historical records, and basic visualization. Yahoo Finance is widely used among traders and analysts for financial market tracking. </w:t>
+        <w:t xml:space="preserve">It provides broad access to the data of stock and cryptocurrency markets, including real-time quotes, historical records, and basic visualization. Yahoo Finance </w:t>
       </w:r>
       <w:proofErr w:type="gramStart"/>
       <w:r>
-        <w:t>Yet,</w:t>
+        <w:t>is widely used</w:t>
       </w:r>
       <w:proofErr w:type="gramEnd"/>
       <w:r>
-        <w:t xml:space="preserve"> i</w:t>
+        <w:t xml:space="preserve"> among traders and analysts for financial market tracking. Yet, i</w:t>
       </w:r>
       <w:r>
         <w:t>t</w:t>
@@ -12554,7 +12545,23 @@
     </w:p>
     <w:p>
       <w:r>
-        <w:t>Trading View is a popular tool that comes with powerful charting options, community-generated trading indicators, and social trading. While there are a lot of possibilities to dive deep into technical analysis, it doesn't provide any features with machine learning models or automatically sentiment-driven predictions. It also cannot support unstructured data sources, such as news, which narrows its analysis scope.</w:t>
+        <w:t xml:space="preserve">Trading View is a popular tool that comes with powerful charting options, community-generated trading indicators, and social trading. While there are </w:t>
+      </w:r>
+      <w:proofErr w:type="gramStart"/>
+      <w:r>
+        <w:t>a lot of</w:t>
+      </w:r>
+      <w:proofErr w:type="gramEnd"/>
+      <w:r>
+        <w:t xml:space="preserve"> possibilities to dive deep into technical analysis, it </w:t>
+      </w:r>
+      <w:proofErr w:type="gramStart"/>
+      <w:r>
+        <w:t>doesn't</w:t>
+      </w:r>
+      <w:proofErr w:type="gramEnd"/>
+      <w:r>
+        <w:t xml:space="preserve"> provide any features with machine learning models or automatically sentiment-driven predictions. It also cannot support unstructured data sources, such as news, which narrows its analysis scope.</w:t>
       </w:r>
     </w:p>
     <w:p>
@@ -12589,7 +12596,11 @@
       </w:r>
       <w:proofErr w:type="spellEnd"/>
       <w:r>
-        <w:t xml:space="preserve"> have developed extensive e-commerce ecosystems with customer reviews, ratings, and recommendations. However, these reviews are </w:t>
+        <w:t xml:space="preserve"> have developed extensive e-commerce ecosystems with customer reviews, ratings, and recommendations. However, these reviews </w:t>
+      </w:r>
+      <w:proofErr w:type="gramStart"/>
+      <w:r>
+        <w:t xml:space="preserve">are </w:t>
       </w:r>
       <w:r>
         <w:t xml:space="preserve">often </w:t>
@@ -12597,6 +12608,7 @@
       <w:r>
         <w:t>manipulated</w:t>
       </w:r>
+      <w:proofErr w:type="gramEnd"/>
       <w:r>
         <w:t xml:space="preserve"> with fake review generation. There is a lack of integrated automated systems for the detection of review credibility or sentiment-driven product trend forecasting.</w:t>
       </w:r>
@@ -12625,7 +12637,15 @@
     </w:p>
     <w:p>
       <w:r>
-        <w:t>Review Meta is an external review analysis tool using heuristic-based algorithms for finding suspicious or manipulated reviews. These are mainly focused on Amazon products. It helps to give better transparency for reviews, but it is domain-limited and does not deeply use natural language processing capabilities, nor does it include any integrations with financial or cryptocurrency market forecasting systems.</w:t>
+        <w:t xml:space="preserve">Review Meta is an external review analysis tool using heuristic-based algorithms for finding suspicious or manipulated reviews. These are </w:t>
+      </w:r>
+      <w:proofErr w:type="gramStart"/>
+      <w:r>
+        <w:t>mainly focused</w:t>
+      </w:r>
+      <w:proofErr w:type="gramEnd"/>
+      <w:r>
+        <w:t xml:space="preserve"> on Amazon products. It helps to give better transparency for reviews, but it is domain-limited and does not deeply use natural language processing capabilities, nor does it include any integrations with financial or cryptocurrency market forecasting systems.</w:t>
       </w:r>
     </w:p>
     <w:p>
@@ -12654,12 +12674,28 @@
         <w:t>To</w:t>
       </w:r>
       <w:r>
-        <w:t xml:space="preserve"> address the shortfalls that are present in the current systems, the proposed Market Analysis, Prediction, and Decision-Making System will utilize a modular and layered architecture that promotes scalability, maintainability, and effective flow of data between the various analytical elements. The architecture is formulated to combine data of various areas: stock markets, cryptocurrency markets, and e-commerce platforms, and use the methods of advanced machine learning and natural language processing (NLP) to forecast, analyze the sentiment, and identify fake reviews.</w:t>
-      </w:r>
-    </w:p>
-    <w:p>
-      <w:r>
-        <w:t>The system is designed in such a way that there are five major layers as outlined below:</w:t>
+        <w:t xml:space="preserve"> address the shortfalls that are present in the current systems, the proposed Market Analysis, Prediction, and Decision-Making System will utilize a modular and layered architecture that promotes scalability, maintainability, and effective flow of data between the various analytical elements. The architecture </w:t>
+      </w:r>
+      <w:proofErr w:type="gramStart"/>
+      <w:r>
+        <w:t>is formulated</w:t>
+      </w:r>
+      <w:proofErr w:type="gramEnd"/>
+      <w:r>
+        <w:t xml:space="preserve"> to combine data of various areas: stock markets, cryptocurrency markets, and e-commerce platforms, and use the methods of advanced machine learning and natural language processing (NLP) to forecast, analyze the sentiment, and identify fake reviews.</w:t>
+      </w:r>
+    </w:p>
+    <w:p>
+      <w:r>
+        <w:t xml:space="preserve">The system </w:t>
+      </w:r>
+      <w:proofErr w:type="gramStart"/>
+      <w:r>
+        <w:t>is designed</w:t>
+      </w:r>
+      <w:proofErr w:type="gramEnd"/>
+      <w:r>
+        <w:t xml:space="preserve"> in such a way that there are five major layers as outlined below:</w:t>
       </w:r>
     </w:p>
     <w:p>
@@ -12678,7 +12714,23 @@
     </w:p>
     <w:p>
       <w:r>
-        <w:t xml:space="preserve">This layer will be charged with the responsibility of connecting to the external data sources and APIs, including the Yahoo Finance to stock data, Binance API to cryptocurrency data, and NewsData.io API to sentiment extraction. Also, product and review analysis of e-commerce data is imported from </w:t>
+        <w:t xml:space="preserve">This layer will </w:t>
+      </w:r>
+      <w:proofErr w:type="gramStart"/>
+      <w:r>
+        <w:t>be charged</w:t>
+      </w:r>
+      <w:proofErr w:type="gramEnd"/>
+      <w:r>
+        <w:t xml:space="preserve"> with the responsibility of connecting to the external data sources and APIs, including the Yahoo Finance to stock data, Binance API to cryptocurrency data, and NewsData.io API to sentiment extraction. Also, product and review analysis of e-commerce data </w:t>
+      </w:r>
+      <w:proofErr w:type="gramStart"/>
+      <w:r>
+        <w:t>is imported</w:t>
+      </w:r>
+      <w:proofErr w:type="gramEnd"/>
+      <w:r>
+        <w:t xml:space="preserve"> from </w:t>
       </w:r>
       <w:r>
         <w:t>datasets</w:t>
@@ -12705,11 +12757,40 @@
       <w:r>
         <w:t xml:space="preserve">The information obtained in the various sources </w:t>
       </w:r>
+      <w:proofErr w:type="gramStart"/>
       <w:r>
         <w:t>is</w:t>
       </w:r>
       <w:r>
-        <w:t xml:space="preserve"> preprocessed and this involves processing of data as follows; data cleaning, normalizing data, missing values and extracting features. On financial forecasting, the system will generate time-series windows to be used in training the model whereas on textual data, the system will do the </w:t>
+        <w:t xml:space="preserve"> preprocessed</w:t>
+      </w:r>
+      <w:proofErr w:type="gramEnd"/>
+      <w:r>
+        <w:t xml:space="preserve"> and this involves processing of data as </w:t>
+      </w:r>
+      <w:proofErr w:type="gramStart"/>
+      <w:r>
+        <w:t>follows;</w:t>
+      </w:r>
+      <w:proofErr w:type="gramEnd"/>
+      <w:r>
+        <w:t xml:space="preserve"> data cleaning, normalizing data, missing </w:t>
+      </w:r>
+      <w:proofErr w:type="gramStart"/>
+      <w:r>
+        <w:t>values</w:t>
+      </w:r>
+      <w:proofErr w:type="gramEnd"/>
+      <w:r>
+        <w:t xml:space="preserve"> and extracting features. On financial forecasting, the system will generate time-series windows to </w:t>
+      </w:r>
+      <w:proofErr w:type="gramStart"/>
+      <w:r>
+        <w:t>be used</w:t>
+      </w:r>
+      <w:proofErr w:type="gramEnd"/>
+      <w:r>
+        <w:t xml:space="preserve"> in training the model whereas on textual data, the system will do the </w:t>
       </w:r>
       <w:r>
         <w:t>tokenization</w:t>
@@ -12721,7 +12802,23 @@
         <w:t>goes</w:t>
       </w:r>
       <w:r>
-        <w:t xml:space="preserve"> to machine learning models are reliable and of good quality.</w:t>
+        <w:t xml:space="preserve"> to machine learning models are </w:t>
+      </w:r>
+      <w:proofErr w:type="gramStart"/>
+      <w:r>
+        <w:t>reliable</w:t>
+      </w:r>
+      <w:proofErr w:type="gramEnd"/>
+      <w:r>
+        <w:t xml:space="preserve"> and of </w:t>
+      </w:r>
+      <w:proofErr w:type="gramStart"/>
+      <w:r>
+        <w:t>good quality</w:t>
+      </w:r>
+      <w:proofErr w:type="gramEnd"/>
+      <w:r>
+        <w:t>.</w:t>
       </w:r>
     </w:p>
     <w:p>
@@ -12740,11 +12837,35 @@
     </w:p>
     <w:p>
       <w:r>
-        <w:t xml:space="preserve">The basic machine learning and NLP models are hosted on this layer. It has financial and cryptocurrency prediction Long Short-Term Memory (LSTM) networks and sentiment analysis and fake review classification models that use transformation (e.g., BERT). Recently, the use of LSTM can be justified by the fact that this algorithm shows a higher level of ability to consider sequential </w:t>
+        <w:t xml:space="preserve">The basic machine learning and NLP models </w:t>
+      </w:r>
+      <w:proofErr w:type="gramStart"/>
+      <w:r>
+        <w:t>are hosted</w:t>
+      </w:r>
+      <w:proofErr w:type="gramEnd"/>
+      <w:r>
+        <w:t xml:space="preserve"> on this layer. It has financial and cryptocurrency prediction Long Short-Term Memory (LSTM) networks and sentiment analysis and fake review classification models that use transformation (e.g., BERT). Recently, the use of LSTM can </w:t>
+      </w:r>
+      <w:proofErr w:type="gramStart"/>
+      <w:r>
+        <w:t>be justified</w:t>
+      </w:r>
+      <w:proofErr w:type="gramEnd"/>
+      <w:r>
+        <w:t xml:space="preserve"> by the fact that this algorithm shows a higher level of ability to consider sequential </w:t>
       </w:r>
       <w:r>
         <w:lastRenderedPageBreak/>
-        <w:t xml:space="preserve">and time-related data and predict price changes [1], [2]. Likewise, transformer-based models are selected due to their context-dense comprehension of textual information that allows sentiment </w:t>
+        <w:t xml:space="preserve">and time-related data and predict price changes [1], [2]. Likewise, transformer-based models </w:t>
+      </w:r>
+      <w:proofErr w:type="gramStart"/>
+      <w:r>
+        <w:t>are selected</w:t>
+      </w:r>
+      <w:proofErr w:type="gramEnd"/>
+      <w:r>
+        <w:t xml:space="preserve"> due to their context-dense comprehension of textual information that allows sentiment </w:t>
       </w:r>
       <w:r>
         <w:t>and analysis</w:t>
@@ -12769,7 +12890,15 @@
     </w:p>
     <w:p>
       <w:r>
-        <w:t xml:space="preserve">Integration layer is the main core where the results of all analytical elements are joined. It links market predictions to sentiment and </w:t>
+        <w:t xml:space="preserve">Integration layer is the main core where the results of all analytical elements </w:t>
+      </w:r>
+      <w:proofErr w:type="gramStart"/>
+      <w:r>
+        <w:t>are joined</w:t>
+      </w:r>
+      <w:proofErr w:type="gramEnd"/>
+      <w:r>
+        <w:t xml:space="preserve">. It links market predictions to sentiment and </w:t>
       </w:r>
       <w:r>
         <w:t xml:space="preserve">Fake </w:t>
@@ -12787,7 +12916,15 @@
         <w:t>interconnections. This</w:t>
       </w:r>
       <w:r>
-        <w:t xml:space="preserve"> allows the system to come up with data-driven suggestions and </w:t>
+        <w:t xml:space="preserve"> allows the system to </w:t>
+      </w:r>
+      <w:proofErr w:type="gramStart"/>
+      <w:r>
+        <w:t>come up with</w:t>
+      </w:r>
+      <w:proofErr w:type="gramEnd"/>
+      <w:r>
+        <w:t xml:space="preserve"> data-driven suggestions and </w:t>
       </w:r>
       <w:r>
         <w:t>Decision making</w:t>
@@ -12812,7 +12949,15 @@
     </w:p>
     <w:p>
       <w:r>
-        <w:t>It is a layer that does the visual representation of the analytical results. It is an interactive web dashboard that was created with Frameworks Next.js (frontend) and Fast</w:t>
+        <w:t xml:space="preserve">It is a layer that does the visual representation of the analytical results. It is an interactive web dashboard that </w:t>
+      </w:r>
+      <w:proofErr w:type="gramStart"/>
+      <w:r>
+        <w:t>was created</w:t>
+      </w:r>
+      <w:proofErr w:type="gramEnd"/>
+      <w:r>
+        <w:t xml:space="preserve"> with Frameworks Next.js (frontend) and Fast</w:t>
       </w:r>
       <w:r>
         <w:t xml:space="preserve"> </w:t>
@@ -12830,7 +12975,15 @@
         <w:t>detection</w:t>
       </w:r>
       <w:r>
-        <w:t xml:space="preserve"> metrics in interactive charts, tables and alerts to make informed decisions in line with investor, buyer and researcher needs.</w:t>
+        <w:t xml:space="preserve"> metrics in interactive charts, </w:t>
+      </w:r>
+      <w:proofErr w:type="gramStart"/>
+      <w:r>
+        <w:t>tables</w:t>
+      </w:r>
+      <w:proofErr w:type="gramEnd"/>
+      <w:r>
+        <w:t xml:space="preserve"> and alerts to make informed decisions in line with investor, buyer and researcher needs.</w:t>
       </w:r>
     </w:p>
     <w:p>
@@ -12841,7 +12994,15 @@
         <w:t>architecture</w:t>
       </w:r>
       <w:r>
-        <w:t xml:space="preserve"> focuses on modularity, scalability, and the data-driven integration domain. It is also able to fulfill the separation between the financial forecasting, the sentiment analysis, and the e-commerce review credibility- features that are separately processed by the currently existing systems.</w:t>
+        <w:t xml:space="preserve"> focuses on modularity, scalability, and the data-driven integration domain. It is also able to fulfill the separation between the financial forecasting, the sentiment analysis, and the e-commerce review credibility- features that </w:t>
+      </w:r>
+      <w:proofErr w:type="gramStart"/>
+      <w:r>
+        <w:t>are separately processed</w:t>
+      </w:r>
+      <w:proofErr w:type="gramEnd"/>
+      <w:r>
+        <w:t xml:space="preserve"> by the currently existing systems.</w:t>
       </w:r>
     </w:p>
     <w:p>
@@ -13016,7 +13177,15 @@
     </w:p>
     <w:p>
       <w:r>
-        <w:t xml:space="preserve">The Market Analysis, Prediction, and Decision-Making System will produce several tangible and functional deliverables that collectively fulfill the objectives outlined in the problem definition. Each deliverable contributes to </w:t>
+        <w:t xml:space="preserve">The Market Analysis, Prediction, and Decision-Making System will produce </w:t>
+      </w:r>
+      <w:proofErr w:type="gramStart"/>
+      <w:r>
+        <w:t>several</w:t>
+      </w:r>
+      <w:proofErr w:type="gramEnd"/>
+      <w:r>
+        <w:t xml:space="preserve"> tangible and functional deliverables that collectively fulfill the objectives outlined in the problem definition. Each deliverable contributes to </w:t>
       </w:r>
       <w:r>
         <w:t>ensur</w:t>
@@ -13102,11 +13271,9 @@
       <w:r>
         <w:t xml:space="preserve"> </w:t>
       </w:r>
-      <w:proofErr w:type="gramStart"/>
       <w:r>
         <w:t>use</w:t>
       </w:r>
-      <w:proofErr w:type="gramEnd"/>
       <w:r>
         <w:t xml:space="preserve"> for model training, testing, and performance evaluation. This environment will enable experimentation with forecasting algorithms, NLP models.</w:t>
       </w:r>
@@ -13267,23 +13434,6 @@
           <w:ilvl w:val="0"/>
           <w:numId w:val="0"/>
         </w:numPr>
-      </w:pPr>
-      <w:bookmarkStart w:id="37" w:name="_Toc222820529"/>
-      <w:r>
-        <w:lastRenderedPageBreak/>
-        <w:t>2.6</w:t>
-      </w:r>
-      <w:r>
-        <w:t xml:space="preserve"> </w:t>
-      </w:r>
-      <w:r>
-        <w:t>Operating</w:t>
-      </w:r>
-      <w:r>
-        <w:t xml:space="preserve"> Environment</w:t>
-      </w:r>
-      <w:bookmarkEnd w:id="37"/>
-      <w:r>
         <w:rPr>
           <w:i/>
           <w:iCs/>
@@ -13291,7 +13441,69 @@
           <w:sz w:val="22"/>
           <w:szCs w:val="22"/>
         </w:rPr>
+      </w:pPr>
+      <w:r>
+        <w:lastRenderedPageBreak/>
+        <w:t>2.6</w:t>
+      </w:r>
+      <w:r>
         <w:t xml:space="preserve"> </w:t>
+      </w:r>
+      <w:bookmarkStart w:id="37" w:name="_Toc222820529"/>
+      <w:r>
+        <w:t>Operating</w:t>
+      </w:r>
+      <w:r>
+        <w:t xml:space="preserve"> Environment</w:t>
+      </w:r>
+      <w:bookmarkEnd w:id="37"/>
+      <w:r>
+        <w:rPr>
+          <w:i/>
+          <w:iCs/>
+          <w:color w:val="auto"/>
+          <w:sz w:val="22"/>
+          <w:szCs w:val="22"/>
+        </w:rPr>
+        <w:t xml:space="preserve"> </w:t>
+      </w:r>
+    </w:p>
+    <w:p>
+      <w:r>
+        <w:t xml:space="preserve">The diagram below shows </w:t>
+      </w:r>
+      <w:r>
+        <w:t>which</w:t>
+      </w:r>
+      <w:r>
+        <w:t xml:space="preserve"> tools and technologies </w:t>
+      </w:r>
+      <w:proofErr w:type="gramStart"/>
+      <w:r>
+        <w:t>are used</w:t>
+      </w:r>
+      <w:proofErr w:type="gramEnd"/>
+      <w:r>
+        <w:t xml:space="preserve"> in over projects. What </w:t>
+      </w:r>
+      <w:r>
+        <w:t xml:space="preserve">AI techniques </w:t>
+      </w:r>
+      <w:proofErr w:type="gramStart"/>
+      <w:r>
+        <w:t>are used</w:t>
+      </w:r>
+      <w:proofErr w:type="gramEnd"/>
+      <w:r>
+        <w:t xml:space="preserve"> and what frontend technology </w:t>
+      </w:r>
+      <w:proofErr w:type="gramStart"/>
+      <w:r>
+        <w:t>is used</w:t>
+      </w:r>
+      <w:proofErr w:type="gramEnd"/>
+      <w:r>
+        <w:t xml:space="preserve"> in it.</w:t>
       </w:r>
     </w:p>
     <w:p>
@@ -13538,7 +13750,20 @@
             </w:r>
             <w:proofErr w:type="spellEnd"/>
             <w:r>
-              <w:t xml:space="preserve"> Notebook, VS Code, </w:t>
+              <w:t xml:space="preserve"> </w:t>
+            </w:r>
+            <w:proofErr w:type="spellStart"/>
+            <w:proofErr w:type="gramStart"/>
+            <w:r>
+              <w:t>Notebook,VS</w:t>
+            </w:r>
+            <w:proofErr w:type="spellEnd"/>
+            <w:proofErr w:type="gramEnd"/>
+            <w:r>
+              <w:t xml:space="preserve"> </w:t>
+            </w:r>
+            <w:r>
+              <w:t xml:space="preserve">Code, </w:t>
             </w:r>
             <w:proofErr w:type="spellStart"/>
             <w:r>
@@ -13605,7 +13830,7 @@
       </w:tr>
       <w:tr>
         <w:trPr>
-          <w:trHeight w:val="962"/>
+          <w:trHeight w:val="1142"/>
           <w:jc w:val="center"/>
         </w:trPr>
         <w:tc>
@@ -13738,7 +13963,15 @@
     </w:p>
     <w:p>
       <w:r>
-        <w:t>The proposed Market Analysis, Prediction, and Decision-Making System depends on several key assumptions and external factors. It assumes continuous access to reliable APIs such as Yahoo Finance, Binance, and NewsData.io for market data and sentiment extraction. These sources must remain stable to ensure uninterrupted data collection. The system also requires high-quality labeled or semi-labeled datasets from platforms like Kaggle for training the fake review detection model.</w:t>
+        <w:t xml:space="preserve">The proposed Market Analysis, Prediction, and Decision-Making System depends on </w:t>
+      </w:r>
+      <w:proofErr w:type="gramStart"/>
+      <w:r>
+        <w:t>several</w:t>
+      </w:r>
+      <w:proofErr w:type="gramEnd"/>
+      <w:r>
+        <w:t xml:space="preserve"> key assumptions and external factors. It assumes continuous access to reliable APIs such as Yahoo Finance, Binance, and NewsData.io for market data and sentiment extraction. These sources must remain stable to ensure uninterrupted data collection. The system also requires high-quality labeled or semi-labeled datasets from platforms like Kaggle for training the fake review detection model.</w:t>
       </w:r>
     </w:p>
     <w:p>
@@ -13754,24 +13987,43 @@
       <w:r>
         <w:t xml:space="preserve"> </w:t>
       </w:r>
-      <w:r>
-        <w:t>are needed to train deep learning models like LSTM for time-series forecasting and BERT for sentiment analysis. If local hardware is limited, cloud platforms such as Google Colab can be used. The system is strictly for academic and analytical purposes, not for real-time trading or financial advice.</w:t>
+      <w:proofErr w:type="gramStart"/>
+      <w:r>
+        <w:t>are needed</w:t>
+      </w:r>
+      <w:proofErr w:type="gramEnd"/>
+      <w:r>
+        <w:t xml:space="preserve"> to train deep learning models like LSTM for time-series forecasting and BERT for sentiment analysis. If local hardware </w:t>
+      </w:r>
+      <w:proofErr w:type="gramStart"/>
+      <w:r>
+        <w:t>is limited</w:t>
+      </w:r>
+      <w:proofErr w:type="gramEnd"/>
+      <w:r>
+        <w:t xml:space="preserve">, cloud platforms such as Google </w:t>
+      </w:r>
+      <w:proofErr w:type="spellStart"/>
+      <w:r>
+        <w:t>Colab</w:t>
+      </w:r>
+      <w:proofErr w:type="spellEnd"/>
+      <w:r>
+        <w:t xml:space="preserve"> can </w:t>
+      </w:r>
+      <w:proofErr w:type="gramStart"/>
+      <w:r>
+        <w:t>be used</w:t>
+      </w:r>
+      <w:proofErr w:type="gramEnd"/>
+      <w:r>
+        <w:t>. The system is strictly for academic and analytical purposes, not for real-time trading or financial advice.</w:t>
       </w:r>
     </w:p>
     <w:p>
       <w:r>
         <w:t>Stable internet connectivity is also essential for smooth API integration, model execution, and dashboard updates. Overall, these assumptions define the operational boundaries of the system and highlight dependencies that may impact its scalability and accuracy.</w:t>
       </w:r>
-    </w:p>
-    <w:p>
-      <w:pPr>
-        <w:ind w:firstLine="0"/>
-      </w:pPr>
-    </w:p>
-    <w:p>
-      <w:pPr>
-        <w:ind w:firstLine="0"/>
-      </w:pPr>
     </w:p>
     <w:p>
       <w:pPr>
@@ -13787,7 +14039,13 @@
     </w:p>
     <w:p>
       <w:r>
-        <w:t>In this chapter, the authors describe the functional and non-functional requirements of the proposed Market Analysis, Prediction, and Decision-Making System. This analysis aims to provide a clear definition of the way the system should perform, what the system will accomplish, and what are the constraints under which the system will run. The requirements were also defined through careful study of related systems as well as user expectations to the overall project objectives.</w:t>
+        <w:t>In this chapter, the authors describe the functional and non-functional requirements of the proposed Market Analysis, Prediction, and Decision-Making System. This analysis aims to provide a clear definition of the way the system should perform, accomplish, and</w:t>
+      </w:r>
+      <w:r>
+        <w:t xml:space="preserve"> its constraints</w:t>
+      </w:r>
+      <w:r>
+        <w:t>.</w:t>
       </w:r>
     </w:p>
     <w:p>
@@ -13805,10 +14063,31 @@
       <w:r>
         <w:t xml:space="preserve">Use case </w:t>
       </w:r>
+      <w:proofErr w:type="gramStart"/>
       <w:r>
         <w:t>Model</w:t>
       </w:r>
       <w:bookmarkEnd w:id="41"/>
+      <w:proofErr w:type="gramEnd"/>
+    </w:p>
+    <w:p>
+      <w:r>
+        <w:t>The following</w:t>
+      </w:r>
+      <w:r>
+        <w:t>s</w:t>
+      </w:r>
+      <w:r>
+        <w:t xml:space="preserve"> diagram shows use case and its descriptions in the </w:t>
+      </w:r>
+      <w:proofErr w:type="gramStart"/>
+      <w:r>
+        <w:t>tables</w:t>
+      </w:r>
+      <w:proofErr w:type="gramEnd"/>
+      <w:r>
+        <w:t xml:space="preserve"> what it is doing. </w:t>
+      </w:r>
     </w:p>
     <w:p>
       <w:pPr>
@@ -13820,9 +14099,14 @@
       </w:pPr>
       <w:bookmarkStart w:id="42" w:name="_Toc222820533"/>
       <w:r>
-        <w:t>Use case diagram</w:t>
+        <w:t xml:space="preserve">Use case </w:t>
+      </w:r>
+      <w:proofErr w:type="gramStart"/>
+      <w:r>
+        <w:t>diagram</w:t>
       </w:r>
       <w:bookmarkEnd w:id="42"/>
+      <w:proofErr w:type="gramEnd"/>
     </w:p>
     <w:p>
       <w:pPr>
@@ -14211,9 +14495,21 @@
           <w:sz w:val="22"/>
           <w:szCs w:val="22"/>
         </w:rPr>
-        <w:t xml:space="preserve"> Use case description</w:t>
+        <w:t xml:space="preserve"> Use case </w:t>
+      </w:r>
+      <w:proofErr w:type="gramStart"/>
+      <w:r>
+        <w:rPr>
+          <w:i w:val="0"/>
+          <w:iCs w:val="0"/>
+          <w:color w:val="000000" w:themeColor="text1"/>
+          <w:sz w:val="22"/>
+          <w:szCs w:val="22"/>
+        </w:rPr>
+        <w:t>description</w:t>
       </w:r>
       <w:bookmarkEnd w:id="46"/>
+      <w:proofErr w:type="gramEnd"/>
     </w:p>
     <w:tbl>
       <w:tblPr>
@@ -15057,7 +15353,15 @@
               <w:t>Finance. Technical</w:t>
             </w:r>
             <w:r>
-              <w:t xml:space="preserve"> indicators and LSTM predictions are computed.  Results shown on dashboard.</w:t>
+              <w:t xml:space="preserve"> indicators and LSTM predictions are computed</w:t>
+            </w:r>
+            <w:proofErr w:type="gramStart"/>
+            <w:r>
+              <w:t xml:space="preserve">.  </w:t>
+            </w:r>
+            <w:proofErr w:type="gramEnd"/>
+            <w:r>
+              <w:t>Results shown on dashboard.</w:t>
             </w:r>
           </w:p>
         </w:tc>
@@ -15135,7 +15439,15 @@
               <w:ind w:firstLine="0"/>
             </w:pPr>
             <w:r>
-              <w:t>1.If API is unavailable, cached data is loaded. 2.If invalid stock symbol entered, system prompts correction.</w:t>
+              <w:t xml:space="preserve">1.If API is unavailable, cached data </w:t>
+            </w:r>
+            <w:proofErr w:type="gramStart"/>
+            <w:r>
+              <w:t>is loaded</w:t>
+            </w:r>
+            <w:proofErr w:type="gramEnd"/>
+            <w:r>
+              <w:t>. 2.If invalid stock symbol entered, system prompts correction.</w:t>
             </w:r>
           </w:p>
         </w:tc>
@@ -15604,7 +15916,15 @@
               <w:ind w:firstLine="0"/>
             </w:pPr>
             <w:r>
-              <w:t xml:space="preserve">Model retraining may be required for </w:t>
+              <w:t xml:space="preserve">Model retraining may </w:t>
+            </w:r>
+            <w:proofErr w:type="gramStart"/>
+            <w:r>
+              <w:t>be required</w:t>
+            </w:r>
+            <w:proofErr w:type="gramEnd"/>
+            <w:r>
+              <w:t xml:space="preserve"> for </w:t>
             </w:r>
             <w:r>
               <w:t>accurate</w:t>
@@ -16558,9 +16878,11 @@
             <w:r>
               <w:t xml:space="preserve">If no recent articles </w:t>
             </w:r>
+            <w:proofErr w:type="gramStart"/>
             <w:r>
               <w:t>were found</w:t>
             </w:r>
+            <w:proofErr w:type="gramEnd"/>
             <w:r>
               <w:t>, fallback dataset used.</w:t>
             </w:r>
@@ -17539,8 +17861,16 @@
               <w:rPr>
                 <w:szCs w:val="22"/>
               </w:rPr>
-              <w:t>User selects “Fake Review Detection”.</w:t>
-            </w:r>
+              <w:t>User selects “Fake Review Detection</w:t>
+            </w:r>
+            <w:proofErr w:type="gramStart"/>
+            <w:r>
+              <w:rPr>
+                <w:szCs w:val="22"/>
+              </w:rPr>
+              <w:t>”.</w:t>
+            </w:r>
+            <w:proofErr w:type="gramEnd"/>
           </w:p>
         </w:tc>
       </w:tr>
@@ -17633,7 +17963,7 @@
       </w:tr>
       <w:tr>
         <w:trPr>
-          <w:trHeight w:val="728"/>
+          <w:trHeight w:val="962"/>
           <w:jc w:val="center"/>
         </w:trPr>
         <w:tc>
@@ -17854,7 +18184,7 @@
       </w:tr>
       <w:tr>
         <w:trPr>
-          <w:trHeight w:val="791"/>
+          <w:trHeight w:val="1016"/>
           <w:jc w:val="center"/>
         </w:trPr>
         <w:tc>
@@ -17972,7 +18302,7 @@
       </w:tr>
       <w:tr>
         <w:trPr>
-          <w:trHeight w:val="323"/>
+          <w:trHeight w:val="1034"/>
           <w:jc w:val="center"/>
         </w:trPr>
         <w:tc>
@@ -18059,7 +18389,7 @@
       </w:tr>
       <w:tr>
         <w:trPr>
-          <w:trHeight w:val="733"/>
+          <w:trHeight w:val="926"/>
           <w:jc w:val="center"/>
         </w:trPr>
         <w:tc>
@@ -18165,7 +18495,7 @@
       </w:tr>
       <w:tr>
         <w:trPr>
-          <w:trHeight w:val="710"/>
+          <w:trHeight w:val="998"/>
           <w:jc w:val="center"/>
         </w:trPr>
         <w:tc>
@@ -18271,7 +18601,7 @@
       </w:tr>
       <w:tr>
         <w:trPr>
-          <w:trHeight w:val="733"/>
+          <w:trHeight w:val="1088"/>
           <w:jc w:val="center"/>
         </w:trPr>
         <w:tc>
@@ -18383,11 +18713,6 @@
     </w:p>
     <w:p>
       <w:pPr>
-        <w:ind w:firstLine="0"/>
-      </w:pPr>
-    </w:p>
-    <w:p>
-      <w:pPr>
         <w:pStyle w:val="Heading1"/>
         <w:numPr>
           <w:ilvl w:val="1"/>
@@ -18543,7 +18868,15 @@
         <w:t xml:space="preserve"> that</w:t>
       </w:r>
       <w:r>
-        <w:t xml:space="preserve"> are trained based on </w:t>
+        <w:t xml:space="preserve"> </w:t>
+      </w:r>
+      <w:proofErr w:type="gramStart"/>
+      <w:r>
+        <w:t>are trained</w:t>
+      </w:r>
+      <w:proofErr w:type="gramEnd"/>
+      <w:r>
+        <w:t xml:space="preserve"> based on </w:t>
       </w:r>
       <w:r>
         <w:t>past</w:t>
@@ -18555,13 +18888,29 @@
         <w:t>data. The</w:t>
       </w:r>
       <w:r>
-        <w:t xml:space="preserve"> user is allowed to type in </w:t>
+        <w:t xml:space="preserve"> user </w:t>
+      </w:r>
+      <w:proofErr w:type="gramStart"/>
+      <w:r>
+        <w:t>is allowed</w:t>
+      </w:r>
+      <w:proofErr w:type="gramEnd"/>
+      <w:r>
+        <w:t xml:space="preserve"> to type in </w:t>
       </w:r>
       <w:r>
         <w:t>the name</w:t>
       </w:r>
       <w:r>
-        <w:t xml:space="preserve"> of a stock and be given a predicted price of the stock on a given future date.</w:t>
+        <w:t xml:space="preserve"> of a stock and </w:t>
+      </w:r>
+      <w:proofErr w:type="gramStart"/>
+      <w:r>
+        <w:t>be given</w:t>
+      </w:r>
+      <w:proofErr w:type="gramEnd"/>
+      <w:r>
+        <w:t xml:space="preserve"> a predicted price of the stock on a given future date.</w:t>
       </w:r>
     </w:p>
     <w:p>
@@ -18617,7 +18966,15 @@
     </w:p>
     <w:p>
       <w:r>
-        <w:t xml:space="preserve">The e-commerce module is aimed at analyzing </w:t>
+        <w:t xml:space="preserve">The e-commerce module </w:t>
+      </w:r>
+      <w:proofErr w:type="gramStart"/>
+      <w:r>
+        <w:t>is aimed</w:t>
+      </w:r>
+      <w:proofErr w:type="gramEnd"/>
+      <w:r>
+        <w:t xml:space="preserve"> at analyzing </w:t>
       </w:r>
       <w:r>
         <w:t>data</w:t>
@@ -18679,7 +19036,15 @@
     </w:p>
     <w:p>
       <w:r>
-        <w:t>The system will forecast possible future prices of the products depending on the past trend, seasonal demands as well as external factors.</w:t>
+        <w:t xml:space="preserve">The system will forecast </w:t>
+      </w:r>
+      <w:proofErr w:type="gramStart"/>
+      <w:r>
+        <w:t>possible future</w:t>
+      </w:r>
+      <w:proofErr w:type="gramEnd"/>
+      <w:r>
+        <w:t xml:space="preserve"> prices of the products depending on the past trend, seasonal demands as well as external factors.</w:t>
       </w:r>
       <w:r>
         <w:t xml:space="preserve"> The forecast will be for the next few hours or days which a LSTM model able to forecast price of the stock or crypto coin according to current value of that stock or crypto coin. </w:t>
@@ -18725,7 +19090,15 @@
         <w:t>. False</w:t>
       </w:r>
       <w:r>
-        <w:t xml:space="preserve"> reviews detected will be marked to indicate to the users.</w:t>
+        <w:t xml:space="preserve"> reviews detected will </w:t>
+      </w:r>
+      <w:proofErr w:type="gramStart"/>
+      <w:r>
+        <w:t>be marked</w:t>
+      </w:r>
+      <w:proofErr w:type="gramEnd"/>
+      <w:r>
+        <w:t xml:space="preserve"> to indicate to the users.</w:t>
       </w:r>
     </w:p>
     <w:p>
@@ -18750,13 +19123,37 @@
     </w:p>
     <w:p>
       <w:r>
-        <w:t xml:space="preserve">The system will be used to analyze customer reviews to establish the level of customer </w:t>
+        <w:t xml:space="preserve">The system will </w:t>
+      </w:r>
+      <w:proofErr w:type="gramStart"/>
+      <w:r>
+        <w:t>be used</w:t>
+      </w:r>
+      <w:proofErr w:type="gramEnd"/>
+      <w:r>
+        <w:t xml:space="preserve"> to analyze customer reviews to establish the level of customer </w:t>
       </w:r>
       <w:r>
         <w:t>satisfaction. The</w:t>
       </w:r>
       <w:r>
-        <w:t xml:space="preserve"> feelings will be grouped into positive, negative and neutral.</w:t>
+        <w:t xml:space="preserve"> feelings will </w:t>
+      </w:r>
+      <w:proofErr w:type="gramStart"/>
+      <w:r>
+        <w:t>be grouped</w:t>
+      </w:r>
+      <w:proofErr w:type="gramEnd"/>
+      <w:r>
+        <w:t xml:space="preserve"> into positive, </w:t>
+      </w:r>
+      <w:proofErr w:type="gramStart"/>
+      <w:r>
+        <w:t>negative</w:t>
+      </w:r>
+      <w:proofErr w:type="gramEnd"/>
+      <w:r>
+        <w:t xml:space="preserve"> and neutral.</w:t>
       </w:r>
     </w:p>
     <w:p>
@@ -18860,7 +19257,15 @@
         <w:ind w:firstLine="0"/>
       </w:pPr>
       <w:r>
-        <w:t>Forecasts will be presented in diagrammatic and tabular form.</w:t>
+        <w:t xml:space="preserve">Forecasts will </w:t>
+      </w:r>
+      <w:proofErr w:type="gramStart"/>
+      <w:r>
+        <w:t>be presented</w:t>
+      </w:r>
+      <w:proofErr w:type="gramEnd"/>
+      <w:r>
+        <w:t xml:space="preserve"> in diagrammatic and tabular form.</w:t>
       </w:r>
     </w:p>
     <w:p>
@@ -18897,7 +19302,15 @@
         <w:t>cryptocurrencies. It</w:t>
       </w:r>
       <w:r>
-        <w:t xml:space="preserve"> will derive the sentiment and show whether the market mood is either bullish, bearish or neutral.</w:t>
+        <w:t xml:space="preserve"> will derive the sentiment and show whether the market mood is either bullish, </w:t>
+      </w:r>
+      <w:proofErr w:type="gramStart"/>
+      <w:r>
+        <w:t>bearish</w:t>
+      </w:r>
+      <w:proofErr w:type="gramEnd"/>
+      <w:r>
+        <w:t xml:space="preserve"> or neutral.</w:t>
       </w:r>
     </w:p>
     <w:p>
@@ -18916,7 +19329,15 @@
     </w:p>
     <w:p>
       <w:r>
-        <w:t xml:space="preserve">The administrator will be able to upload, clean, and maintain the datasets, which can be used in training and analyzing </w:t>
+        <w:t xml:space="preserve">The administrator will be able to upload, clean, and maintain the datasets, which can </w:t>
+      </w:r>
+      <w:proofErr w:type="gramStart"/>
+      <w:r>
+        <w:t>be used</w:t>
+      </w:r>
+      <w:proofErr w:type="gramEnd"/>
+      <w:r>
+        <w:t xml:space="preserve"> in training and analyzing </w:t>
       </w:r>
       <w:r>
         <w:t>models. This</w:t>
@@ -18965,7 +19386,15 @@
         <w:t>data. This</w:t>
       </w:r>
       <w:r>
-        <w:t xml:space="preserve"> involves retraining price prediction, fake review and sentiment classification models.</w:t>
+        <w:t xml:space="preserve"> involves retraining price prediction, fake </w:t>
+      </w:r>
+      <w:proofErr w:type="gramStart"/>
+      <w:r>
+        <w:t>review</w:t>
+      </w:r>
+      <w:proofErr w:type="gramEnd"/>
+      <w:r>
+        <w:t xml:space="preserve"> and sentiment classification models.</w:t>
       </w:r>
     </w:p>
     <w:p>
@@ -19109,7 +19538,23 @@
     </w:p>
     <w:p>
       <w:r>
-        <w:t>The system will be scaled down to large-scale datasets to make visualizations and predictions fast in seconds. Machine learning model inference Backend processes will be optimized to reduce latency and make resource use more efficient.</w:t>
+        <w:t xml:space="preserve">The system will </w:t>
+      </w:r>
+      <w:proofErr w:type="gramStart"/>
+      <w:r>
+        <w:t>be scaled</w:t>
+      </w:r>
+      <w:proofErr w:type="gramEnd"/>
+      <w:r>
+        <w:t xml:space="preserve"> down to large-scale datasets to make visualizations and predictions fast in seconds. Machine learning model inference Backend processes will </w:t>
+      </w:r>
+      <w:proofErr w:type="gramStart"/>
+      <w:r>
+        <w:t>be optimized</w:t>
+      </w:r>
+      <w:proofErr w:type="gramEnd"/>
+      <w:r>
+        <w:t xml:space="preserve"> to reduce latency and make resource use more efficient.</w:t>
       </w:r>
     </w:p>
     <w:p>
@@ -19128,7 +19573,15 @@
     </w:p>
     <w:p>
       <w:r>
-        <w:t>The software will be designed based on modular and well</w:t>
+        <w:t xml:space="preserve">The software will </w:t>
+      </w:r>
+      <w:proofErr w:type="gramStart"/>
+      <w:r>
+        <w:t>be designed</w:t>
+      </w:r>
+      <w:proofErr w:type="gramEnd"/>
+      <w:r>
+        <w:t xml:space="preserve"> based on modular and well</w:t>
       </w:r>
       <w:r>
         <w:t>-</w:t>
@@ -19159,13 +19612,29 @@
         <w:t>Fast API</w:t>
       </w:r>
       <w:r>
-        <w:t xml:space="preserve">, and Next.js will be used to develop the project, and the database will be PostgreSQL. The visualization of data will </w:t>
+        <w:t xml:space="preserve">, and Next.js will </w:t>
+      </w:r>
+      <w:proofErr w:type="gramStart"/>
+      <w:r>
+        <w:t>be used</w:t>
+      </w:r>
+      <w:proofErr w:type="gramEnd"/>
+      <w:r>
+        <w:t xml:space="preserve"> to develop the project, and the database will be PostgreSQL. The visualization of data will </w:t>
       </w:r>
       <w:r>
         <w:t>follow</w:t>
       </w:r>
       <w:r>
-        <w:t xml:space="preserve"> the modern web design principles. APIs and datasets will be accessed using only publicly available ones to be accessible and transparent.</w:t>
+        <w:t xml:space="preserve"> the modern web design principles. APIs and datasets will </w:t>
+      </w:r>
+      <w:proofErr w:type="gramStart"/>
+      <w:r>
+        <w:t>be accessed</w:t>
+      </w:r>
+      <w:proofErr w:type="gramEnd"/>
+      <w:r>
+        <w:t xml:space="preserve"> using only publicly available ones to be accessible and transparent.</w:t>
       </w:r>
     </w:p>
     <w:p>
@@ -19184,7 +19653,23 @@
     </w:p>
     <w:p>
       <w:r>
-        <w:t>The technologies, libraries and APIs that will be utilized in this project would be in line with open-source licensing or academic licensing agreements. This guarantees responsible, legal and ethical utilization of software resources in the development and deployment.</w:t>
+        <w:t xml:space="preserve">The technologies, libraries and APIs that will </w:t>
+      </w:r>
+      <w:proofErr w:type="gramStart"/>
+      <w:r>
+        <w:t>be utilized</w:t>
+      </w:r>
+      <w:proofErr w:type="gramEnd"/>
+      <w:r>
+        <w:t xml:space="preserve"> in this project would be in line with open-source licensing or academic licensing agreements. This guarantees responsible, </w:t>
+      </w:r>
+      <w:proofErr w:type="gramStart"/>
+      <w:r>
+        <w:t>legal</w:t>
+      </w:r>
+      <w:proofErr w:type="gramEnd"/>
+      <w:r>
+        <w:t xml:space="preserve"> and ethical utilization of software resources in the development and deployment.</w:t>
       </w:r>
     </w:p>
     <w:p/>
@@ -19217,7 +19702,15 @@
     </w:p>
     <w:p>
       <w:r>
-        <w:t>This chapter presents the structural, behavioral, and interaction design of the Multidomain Market Analysis and Forecasting System. UML diagrams are used to illustrate how the system components interact, how data flows, and how different modules operate within the architecture. The design ensures scalability, modularity, maintainability, and support for future extensions.</w:t>
+        <w:t xml:space="preserve">This chapter presents the structural, behavioral, and interaction design of the Multidomain Market Analysis and Forecasting System. UML diagrams </w:t>
+      </w:r>
+      <w:proofErr w:type="gramStart"/>
+      <w:r>
+        <w:t>are used</w:t>
+      </w:r>
+      <w:proofErr w:type="gramEnd"/>
+      <w:r>
+        <w:t xml:space="preserve"> to illustrate how the system components interact, how data flows, and how different modules operate within the architecture. The design ensures scalability, modularity, maintainability, and support for future extensions.</w:t>
       </w:r>
     </w:p>
     <w:p>
@@ -19400,8 +19893,13 @@
     </w:p>
     <w:p>
       <w:r>
-        <w:t>Package Diagram organizes the system into packages to show how related classes and components are grouped</w:t>
-      </w:r>
+        <w:t xml:space="preserve">Package Diagram organizes the system into packages to show how related classes and components </w:t>
+      </w:r>
+      <w:proofErr w:type="gramStart"/>
+      <w:r>
+        <w:t>are grouped</w:t>
+      </w:r>
+      <w:proofErr w:type="gramEnd"/>
       <w:r>
         <w:t>.</w:t>
       </w:r>
@@ -19580,7 +20078,15 @@
         <w:t>Class Diagram defines the static structure of the system by showing classes, their attributes, methods, and relationships such as inheritance and association.</w:t>
       </w:r>
       <w:r>
-        <w:t xml:space="preserve"> It is mainly used to model the object-oriented design of the application.</w:t>
+        <w:t xml:space="preserve"> It is </w:t>
+      </w:r>
+      <w:proofErr w:type="gramStart"/>
+      <w:r>
+        <w:t>mainly used</w:t>
+      </w:r>
+      <w:proofErr w:type="gramEnd"/>
+      <w:r>
+        <w:t xml:space="preserve"> to model the object-oriented design of the application.</w:t>
       </w:r>
     </w:p>
     <w:p>
@@ -19697,11 +20203,24 @@
     </w:p>
     <w:p>
       <w:r>
-        <w:t>Deployment Diagram illustrates the physical deployment of the system, including servers, client machines, databases, and network connections. It explains how software components are deployed on hardware nodes</w:t>
-      </w:r>
-      <w:r>
-        <w:t xml:space="preserve"> in real world execution</w:t>
-      </w:r>
+        <w:t xml:space="preserve">Deployment Diagram illustrates the physical deployment of the system, including servers, client machines, databases, and network connections. It explains how software components </w:t>
+      </w:r>
+      <w:proofErr w:type="gramStart"/>
+      <w:r>
+        <w:t>are deployed</w:t>
+      </w:r>
+      <w:proofErr w:type="gramEnd"/>
+      <w:r>
+        <w:t xml:space="preserve"> on hardware nodes</w:t>
+      </w:r>
+      <w:r>
+        <w:t xml:space="preserve"> in real world </w:t>
+      </w:r>
+      <w:proofErr w:type="gramStart"/>
+      <w:r>
+        <w:t>execution</w:t>
+      </w:r>
+      <w:proofErr w:type="gramEnd"/>
     </w:p>
     <w:p>
       <w:pPr>
@@ -19851,11 +20370,16 @@
         <w:t>Activity Diagram represents the workflow of operations in the system. It shows the sequence of activities, decision points</w:t>
       </w:r>
       <w:r>
-        <w:t xml:space="preserve"> etc</w:t>
+        <w:t xml:space="preserve"> </w:t>
+      </w:r>
+      <w:proofErr w:type="gramStart"/>
+      <w:r>
+        <w:t>etc</w:t>
       </w:r>
       <w:r>
         <w:t>.</w:t>
       </w:r>
+      <w:proofErr w:type="gramEnd"/>
     </w:p>
     <w:p>
       <w:pPr>
@@ -20377,7 +20901,15 @@
         <w:t>Three-Tier Architecture</w:t>
       </w:r>
       <w:r>
-        <w:t xml:space="preserve"> Presentation, Application, and Data where each component is treated as a highly autonomous node optimized for decoupled services, promoting scalability and maintainability.</w:t>
+        <w:t xml:space="preserve"> Presentation, Application, and Data where each component </w:t>
+      </w:r>
+      <w:proofErr w:type="gramStart"/>
+      <w:r>
+        <w:t>is treated</w:t>
+      </w:r>
+      <w:proofErr w:type="gramEnd"/>
+      <w:r>
+        <w:t xml:space="preserve"> as a highly autonomous node optimized for decoupled services, promoting scalability and maintainability.</w:t>
       </w:r>
     </w:p>
     <w:p>
@@ -20388,7 +20920,15 @@
         <w:t xml:space="preserve">s </w:t>
       </w:r>
       <w:r>
-        <w:t>framework. Its core responsibility is managing the user interface, handling interactive elements, and rendering complex data visualizations, such as Candlestick charts for price prediction and sentiment.</w:t>
+        <w:t xml:space="preserve">framework. Its core responsibility is managing the user interface, </w:t>
+      </w:r>
+      <w:proofErr w:type="gramStart"/>
+      <w:r>
+        <w:t>handling</w:t>
+      </w:r>
+      <w:proofErr w:type="gramEnd"/>
+      <w:r>
+        <w:t xml:space="preserve"> interactive elements, and rendering complex data visualizations, such as Candlestick charts for price prediction and sentiment.</w:t>
       </w:r>
     </w:p>
     <w:p>
@@ -20473,7 +21013,23 @@
         </w:rPr>
       </w:pPr>
       <w:r>
-        <w:t>The communication design prioritizes reliable, low-latency, and secure data exchange, which is achieved by strictly adhering to modern web standards.</w:t>
+        <w:t xml:space="preserve">The communication design prioritizes </w:t>
+      </w:r>
+      <w:proofErr w:type="gramStart"/>
+      <w:r>
+        <w:t>reliable</w:t>
+      </w:r>
+      <w:proofErr w:type="gramEnd"/>
+      <w:r>
+        <w:t xml:space="preserve">, low-latency, and secure data exchange, which </w:t>
+      </w:r>
+      <w:proofErr w:type="gramStart"/>
+      <w:r>
+        <w:t>is achieved</w:t>
+      </w:r>
+      <w:proofErr w:type="gramEnd"/>
+      <w:r>
+        <w:t xml:space="preserve"> by strictly adhering to modern web standards.</w:t>
       </w:r>
     </w:p>
     <w:p>
@@ -20497,7 +21053,23 @@
       </w:r>
       <w:proofErr w:type="spellEnd"/>
       <w:r>
-        <w:t>) are stateless, a critical architectural feature that allows the high-compute Application Node to be scaled horizontally under heavy load without maintaining individual client session information. Data payloads are exclusively transmitted using JSON, a universal format that ensures seamless interoperability overhead when moving complex structures, like the Attention-LSTM</w:t>
+        <w:t xml:space="preserve">) are stateless, a critical architectural feature that allows the high-compute Application Node to </w:t>
+      </w:r>
+      <w:proofErr w:type="gramStart"/>
+      <w:r>
+        <w:t>be scaled</w:t>
+      </w:r>
+      <w:proofErr w:type="gramEnd"/>
+      <w:r>
+        <w:t xml:space="preserve"> horizontally under heavy load without maintaining individual client session information. Data payloads </w:t>
+      </w:r>
+      <w:proofErr w:type="gramStart"/>
+      <w:r>
+        <w:t>are exclusively transmitted</w:t>
+      </w:r>
+      <w:proofErr w:type="gramEnd"/>
+      <w:r>
+        <w:t xml:space="preserve"> using JSON, a universal format that ensures seamless interoperability overhead when moving complex structures, like the Attention-LSTM</w:t>
       </w:r>
       <w:r>
         <w:t xml:space="preserve"> output arrays, between the Python and JavaScript environments.</w:t>
@@ -20566,10 +21138,12 @@
         <w:t xml:space="preserve"> </w:t>
       </w:r>
       <w:proofErr w:type="spellStart"/>
+      <w:proofErr w:type="gramStart"/>
       <w:r>
         <w:t>etc</w:t>
       </w:r>
       <w:proofErr w:type="spellEnd"/>
+      <w:proofErr w:type="gramEnd"/>
       <w:r>
         <w:t xml:space="preserve">), serializes the result into a standardized JSON object, </w:t>
       </w:r>
@@ -20690,17 +21264,65 @@
         </w:rPr>
       </w:pPr>
       <w:r>
-        <w:t>The component diagram serves as the structural blueprint for the AI-Driven Market Analysis System, detailing the modular decomposition of the application and the high-level communication protocols between its parts. The architecture is designed to be highly cohesive yet loosely coupled, allowing the presentation, logic, and data layers to operate independently. At the user interaction level, the User Interface component, acting as the client-side environment, triggers the system's workflow by establishing an "access" link to the Dashboard. This Dashboard acts as the primary orchestrator and traffic controller, abstracting the complexity of the back-end analytical engines from the end-user. Simultaneously, the Admin Module provides an elevated control plane, maintaining a "control system" interface with the Dashboard for operational monitoring while possessing a specialized "Manage data" link to the system's storage, ensuring administrative tasks do not interfere with standard user sessions.</w:t>
-      </w:r>
-    </w:p>
-    <w:p>
-      <w:r>
-        <w:t>The middle tier of the system is comprised of specialized analytical units that handle the project’s heavy computational tasks. The Future Prediction Module is dedicated to the stock market's temporal data, utilizing the Attention-LSTM architecture to process historical trends and output "LSTM prediction" data. In parallel, the Sentiment Analysis Module and Fake Reviews Detection Module represent the system's linguistic intelligence. These components transform unstructured text from news feeds and e-commerce platforms into structured data through "NLP analysis" and "Classification" outputs. By separating these into distinct components, the system achieves significant modularity; for instance, the e-commerce review detection logic can be updated or retrained without impacting the stock prediction accuracy, which is vital for the upcoming expansion into crypto and e-commerce domains.</w:t>
-      </w:r>
-    </w:p>
-    <w:p>
-      <w:r>
-        <w:t xml:space="preserve">All analytical outputs converge at the ML Engine, which serves as the system's central nervous system. This component is responsible for final data aggregation, ensuring that predictions from the LSTM module are properly synchronized with the qualitative insights from the NLP modules before they are presented to the user. The ML Engine also manages the critical "Read/Write" lifecycle with the Database, which acts as the persistent repository for all training datasets, real-time market snapshots, and historical analysis. This centralized data handling ensures </w:t>
+        <w:t xml:space="preserve">The component diagram serves as the structural blueprint for the AI-Driven Market Analysis System, detailing the modular decomposition of the application and the high-level communication protocols between its parts. The architecture </w:t>
+      </w:r>
+      <w:proofErr w:type="gramStart"/>
+      <w:r>
+        <w:t>is designed</w:t>
+      </w:r>
+      <w:proofErr w:type="gramEnd"/>
+      <w:r>
+        <w:t xml:space="preserve"> to be highly cohesive yet loosely coupled, allowing the presentation, logic, and data layers to operate independently. At the user interaction level, the User Interface component, acting as the client-side environment, triggers the system's workflow by establishing an "access" link to the Dashboard. This Dashboard acts as the primary orchestrator and traffic controller, abstracting the complexity of the back-end analytical engines from the end-user. Simultaneously, the Admin Module provides an elevated control plane, maintaining a "control system" interface with the Dashboard for operational monitoring while possessing a specialized "Manage data" link to the system's storage, ensuring administrative tasks do not interfere with standard user sessions.</w:t>
+      </w:r>
+    </w:p>
+    <w:p>
+      <w:r>
+        <w:t xml:space="preserve">The middle tier of the system is comprised of specialized analytical units that </w:t>
+      </w:r>
+      <w:proofErr w:type="gramStart"/>
+      <w:r>
+        <w:t>handle</w:t>
+      </w:r>
+      <w:proofErr w:type="gramEnd"/>
+      <w:r>
+        <w:t xml:space="preserve"> the project’s heavy computational tasks. The Future Prediction Module </w:t>
+      </w:r>
+      <w:proofErr w:type="gramStart"/>
+      <w:r>
+        <w:t>is dedicated</w:t>
+      </w:r>
+      <w:proofErr w:type="gramEnd"/>
+      <w:r>
+        <w:t xml:space="preserve"> to the stock market's temporal data, utilizing the Attention-LSTM architecture to process historical trends and output "LSTM prediction" data. In parallel, the Sentiment Analysis Module and Fake Reviews Detection Module represent the system's linguistic intelligence. These components transform unstructured text from news feeds and e-commerce platforms into structured data through "NLP analysis" and "Classification" outputs. By separating these into distinct components, the system achieves significant modularity; for instance, the e-commerce review detection logic can </w:t>
+      </w:r>
+      <w:proofErr w:type="gramStart"/>
+      <w:r>
+        <w:t>be updated</w:t>
+      </w:r>
+      <w:proofErr w:type="gramEnd"/>
+      <w:r>
+        <w:t xml:space="preserve"> or retrained without impacting the stock prediction accuracy, which is vital for the upcoming expansion into crypto and e-commerce domains.</w:t>
+      </w:r>
+    </w:p>
+    <w:p>
+      <w:r>
+        <w:t xml:space="preserve">All analytical outputs converge at the ML Engine, which serves as the system's central nervous system. This component is responsible for final data aggregation, ensuring that predictions from the LSTM module </w:t>
+      </w:r>
+      <w:proofErr w:type="gramStart"/>
+      <w:r>
+        <w:t>are properly synchronized</w:t>
+      </w:r>
+      <w:proofErr w:type="gramEnd"/>
+      <w:r>
+        <w:t xml:space="preserve"> with the qualitative insights from the NLP modules before they </w:t>
+      </w:r>
+      <w:proofErr w:type="gramStart"/>
+      <w:r>
+        <w:t>are presented</w:t>
+      </w:r>
+      <w:proofErr w:type="gramEnd"/>
+      <w:r>
+        <w:t xml:space="preserve"> to the user. The ML Engine also manages the critical "Read/Write" lifecycle with the Database, which acts as the persistent repository for all training datasets, real-time market snapshots, and historical analysis. This centralized data handling ensures </w:t>
       </w:r>
       <w:r>
         <w:lastRenderedPageBreak/>
@@ -20811,7 +21433,15 @@
         <w:t>Data Transfer Efficiency:</w:t>
       </w:r>
       <w:r>
-        <w:t xml:space="preserve"> All data payloads, including complex time-series predictions and NLP outputs, are transferred using </w:t>
+        <w:t xml:space="preserve"> All data payloads, including complex time-series predictions and NLP outputs, </w:t>
+      </w:r>
+      <w:proofErr w:type="gramStart"/>
+      <w:r>
+        <w:t>are transferred</w:t>
+      </w:r>
+      <w:proofErr w:type="gramEnd"/>
+      <w:r>
+        <w:t xml:space="preserve"> using </w:t>
       </w:r>
       <w:r>
         <w:t>JSON (JavaScript Object Notation),</w:t>
@@ -20829,7 +21459,15 @@
         <w:t>Api</w:t>
       </w:r>
       <w:r>
-        <w:t>/predict which are hit by the frontend.</w:t>
+        <w:t xml:space="preserve">/predict which </w:t>
+      </w:r>
+      <w:proofErr w:type="gramStart"/>
+      <w:r>
+        <w:t>are hit</w:t>
+      </w:r>
+      <w:proofErr w:type="gramEnd"/>
+      <w:r>
+        <w:t xml:space="preserve"> by the frontend.</w:t>
       </w:r>
     </w:p>
     <w:p>
@@ -20857,7 +21495,15 @@
         <w:t xml:space="preserve"> Indicators</w:t>
       </w:r>
       <w:r>
-        <w:t xml:space="preserve"> component is implemented as a fast function within the ML Processing Service. This function uses optimized libraries (like Ta-Lib) to compute common indicators (SMA, EMA, RSI, Bollinger Bands). The protocol involves the frontend requesting indicators for a specific ticker and the backend calculating and returning the indicator values as a JSON array alongside the historical data points for accurate rendering.</w:t>
+        <w:t xml:space="preserve"> component </w:t>
+      </w:r>
+      <w:proofErr w:type="gramStart"/>
+      <w:r>
+        <w:t>is implemented</w:t>
+      </w:r>
+      <w:proofErr w:type="gramEnd"/>
+      <w:r>
+        <w:t xml:space="preserve"> as a fast function within the ML Processing Service. This function uses optimized libraries (like Ta-Lib) to compute common indicators (SMA, EMA, RSI, Bollinger Bands). The protocol involves the frontend requesting indicators for a specific ticker and the backend calculating and returning the indicator values as a JSON array alongside the historical data points for accurate rendering.</w:t>
       </w:r>
     </w:p>
     <w:p>
@@ -20942,8 +21588,21 @@
         <w:t>based JSON</w:t>
       </w:r>
       <w:r>
-        <w:t xml:space="preserve"> serialization over the REST protocol to act as its effective middleware</w:t>
-      </w:r>
+        <w:t xml:space="preserve"> serialization over the REST protocol to </w:t>
+      </w:r>
+      <w:proofErr w:type="gramStart"/>
+      <w:r>
+        <w:t>act as</w:t>
+      </w:r>
+      <w:proofErr w:type="gramEnd"/>
+      <w:r>
+        <w:t xml:space="preserve"> its effective </w:t>
+      </w:r>
+      <w:proofErr w:type="gramStart"/>
+      <w:r>
+        <w:t>middleware</w:t>
+      </w:r>
+      <w:proofErr w:type="gramEnd"/>
     </w:p>
     <w:p>
       <w:pPr>
@@ -20973,13 +21632,29 @@
     </w:p>
     <w:p>
       <w:r>
-        <w:t xml:space="preserve">Traditional distributed object middleware technologies (e.g., RMI, CORBA, DCOM) are not used in this project. The system relies on the modern, standards-based solution of </w:t>
+        <w:t xml:space="preserve">Traditional distributed object middleware technologies (e.g., RMI, CORBA, DCOM) </w:t>
+      </w:r>
+      <w:proofErr w:type="gramStart"/>
+      <w:r>
+        <w:t>are not used</w:t>
+      </w:r>
+      <w:proofErr w:type="gramEnd"/>
+      <w:r>
+        <w:t xml:space="preserve"> in this project. The system relies on the modern, standards-based solution of </w:t>
       </w:r>
       <w:r>
         <w:t xml:space="preserve">JSON serialization over the REST protocol </w:t>
       </w:r>
       <w:r>
-        <w:t>to act as its effective middleware.</w:t>
+        <w:t xml:space="preserve">to </w:t>
+      </w:r>
+      <w:proofErr w:type="gramStart"/>
+      <w:r>
+        <w:t>act as</w:t>
+      </w:r>
+      <w:proofErr w:type="gramEnd"/>
+      <w:r>
+        <w:t xml:space="preserve"> its effective middleware.</w:t>
       </w:r>
     </w:p>
     <w:p>
@@ -20996,7 +21671,15 @@
       </w:r>
       <w:proofErr w:type="spellEnd"/>
       <w:r>
-        <w:t xml:space="preserve"> are configured to serialize complex Python objects, such as pandas </w:t>
+        <w:t xml:space="preserve"> </w:t>
+      </w:r>
+      <w:proofErr w:type="gramStart"/>
+      <w:r>
+        <w:t>are configured</w:t>
+      </w:r>
+      <w:proofErr w:type="gramEnd"/>
+      <w:r>
+        <w:t xml:space="preserve"> to serialize complex Python objects, such as pandas </w:t>
       </w:r>
       <w:r>
         <w:t>Data Frames</w:t>
@@ -21026,7 +21709,15 @@
         <w:t>Interoperability:</w:t>
       </w:r>
       <w:r>
-        <w:t xml:space="preserve"> This approach guarantees robust interoperability and seamless data exchange between the Python-based Processing Layer and the JavaScript-based Presentation Layer, effectively handling both the numerical time-series data and the textual data from the sentiment and review modules.</w:t>
+        <w:t xml:space="preserve"> This approach guarantees robust interoperability and seamless data exchange between the Python-based Processing Layer and the JavaScript-based Presentation Layer, effectively </w:t>
+      </w:r>
+      <w:proofErr w:type="gramStart"/>
+      <w:r>
+        <w:t>handling</w:t>
+      </w:r>
+      <w:proofErr w:type="gramEnd"/>
+      <w:r>
+        <w:t xml:space="preserve"> both the numerical time-series data and the textual data from the sentiment and review modules.</w:t>
       </w:r>
     </w:p>
     <w:p>
@@ -21103,7 +21794,15 @@
     </w:p>
     <w:p>
       <w:r>
-        <w:t>The UI utilizes a modular component-based architecture and is divided into three distinct market views (Stock, Cryptocurrency, E-commerce).</w:t>
+        <w:t xml:space="preserve">The UI utilizes a modular component-based architecture and </w:t>
+      </w:r>
+      <w:proofErr w:type="gramStart"/>
+      <w:r>
+        <w:t>is divided</w:t>
+      </w:r>
+      <w:proofErr w:type="gramEnd"/>
+      <w:r>
+        <w:t xml:space="preserve"> into three distinct market views (Stock, Cryptocurrency, E-commerce).</w:t>
       </w:r>
     </w:p>
     <w:p>
@@ -21135,7 +21834,15 @@
         <w:t xml:space="preserve"> </w:t>
       </w:r>
       <w:r>
-        <w:t>Predictive Overlay The price forecast generated by the Attention-LSTM model is visualized as a distinct projected line extending from the last known price point, providing immediate visual interpretation of the model’s output.</w:t>
+        <w:t xml:space="preserve">Predictive Overlay The price forecast generated by the Attention-LSTM model </w:t>
+      </w:r>
+      <w:proofErr w:type="gramStart"/>
+      <w:r>
+        <w:t>is visualized</w:t>
+      </w:r>
+      <w:proofErr w:type="gramEnd"/>
+      <w:r>
+        <w:t xml:space="preserve"> as a distinct projected line extending from the last known price point, providing immediate visual interpretation of the model’s output.</w:t>
       </w:r>
     </w:p>
     <w:p>
@@ -21146,10 +21853,18 @@
         <w:t xml:space="preserve"> Market mood derived from transformer models analyzing news texts</w:t>
       </w:r>
       <w:r>
-        <w:t xml:space="preserve"> [10] is</w:t>
-      </w:r>
-      <w:r>
-        <w:t xml:space="preserve"> displayed using gauges or color-coded indicators, drawing on the concept that public sentiment correlates with market </w:t>
+        <w:t xml:space="preserve"> [10] </w:t>
+      </w:r>
+      <w:proofErr w:type="gramStart"/>
+      <w:r>
+        <w:t>is</w:t>
+      </w:r>
+      <w:r>
+        <w:t xml:space="preserve"> displayed</w:t>
+      </w:r>
+      <w:proofErr w:type="gramEnd"/>
+      <w:r>
+        <w:t xml:space="preserve"> using gauges or color-coded indicators, drawing on the concept that public sentiment correlates with market </w:t>
       </w:r>
       <w:r>
         <w:t>trends</w:t>
@@ -21190,7 +21905,23 @@
         <w:t xml:space="preserve"> [9]</w:t>
       </w:r>
       <w:r>
-        <w:t xml:space="preserve"> is presented as a color-coded Review Risk Score and a corresponding percentage. This feature is directly motivated by existing research into how platforms detect suspicious reviews</w:t>
+        <w:t xml:space="preserve"> </w:t>
+      </w:r>
+      <w:proofErr w:type="gramStart"/>
+      <w:r>
+        <w:t>is presented</w:t>
+      </w:r>
+      <w:proofErr w:type="gramEnd"/>
+      <w:r>
+        <w:t xml:space="preserve"> as a color-coded Review Risk Score and a corresponding percentage. This feature </w:t>
+      </w:r>
+      <w:proofErr w:type="gramStart"/>
+      <w:r>
+        <w:t>is directly motivated</w:t>
+      </w:r>
+      <w:proofErr w:type="gramEnd"/>
+      <w:r>
+        <w:t xml:space="preserve"> by existing research into how platforms detect suspicious reviews</w:t>
       </w:r>
       <w:r>
         <w:t xml:space="preserve"> [8</w:t>
@@ -21208,7 +21939,15 @@
         <w:t>t</w:t>
       </w:r>
       <w:r>
-        <w:t xml:space="preserve"> adapted price prediction model for e-commerce items is displayed, showing future pricing trends.</w:t>
+        <w:t xml:space="preserve"> adapted price prediction model for e-commerce items </w:t>
+      </w:r>
+      <w:proofErr w:type="gramStart"/>
+      <w:r>
+        <w:t>is displayed</w:t>
+      </w:r>
+      <w:proofErr w:type="gramEnd"/>
+      <w:r>
+        <w:t>, showing future pricing trends.</w:t>
       </w:r>
     </w:p>
     <w:p>
@@ -21274,12 +22013,28 @@
     </w:p>
     <w:p>
       <w:r>
-        <w:t>Verification focused on ensuring that the system components were built correctly according to project specifications, design documents, and coding standards. This process primarily involved static analysis, code reviews, and initial functional testing to confirm that the software met its intended functional requirements before proceeding to validation.</w:t>
-      </w:r>
-    </w:p>
-    <w:p>
-      <w:r>
-        <w:t xml:space="preserve">Code Review The implementation of the Attention-LSTM architecture was subjected to rigorous code review to ensure the custom Attention Layer was mathematically correct and integrated seamlessly with the TensorFlow graph. Similarly, the </w:t>
+        <w:t xml:space="preserve">Verification focused on ensuring that the system components </w:t>
+      </w:r>
+      <w:proofErr w:type="gramStart"/>
+      <w:r>
+        <w:t>were built</w:t>
+      </w:r>
+      <w:proofErr w:type="gramEnd"/>
+      <w:r>
+        <w:t xml:space="preserve"> correctly according to project specifications, design documents, and coding standards. This process primarily involved static analysis, code reviews, and initial functional testing to confirm that the software met its intended functional requirements before proceeding to validation.</w:t>
+      </w:r>
+    </w:p>
+    <w:p>
+      <w:r>
+        <w:t xml:space="preserve">Code Review The implementation of the Attention-LSTM architecture </w:t>
+      </w:r>
+      <w:proofErr w:type="gramStart"/>
+      <w:r>
+        <w:t>was subjected</w:t>
+      </w:r>
+      <w:proofErr w:type="gramEnd"/>
+      <w:r>
+        <w:t xml:space="preserve"> to rigorous code review to ensure the custom Attention Layer was mathematically correct and integrated seamlessly with the TensorFlow graph. Similarly, the </w:t>
       </w:r>
       <w:proofErr w:type="spellStart"/>
       <w:r>
@@ -21287,12 +22042,28 @@
       </w:r>
       <w:proofErr w:type="spellEnd"/>
       <w:r>
-        <w:t xml:space="preserve"> routing and dependency injection were verified against security and performance best practices.</w:t>
-      </w:r>
-    </w:p>
-    <w:p>
-      <w:r>
-        <w:t>Design Compliance Check The system was verified against the Component Diagram to ensure that the defined interfaces and RESTful API contracts (data types, error codes) matched the documentation, ensuring reliable communication between the Python and Next.js components.</w:t>
+        <w:t xml:space="preserve"> routing and dependency injection </w:t>
+      </w:r>
+      <w:proofErr w:type="gramStart"/>
+      <w:r>
+        <w:t>were verified</w:t>
+      </w:r>
+      <w:proofErr w:type="gramEnd"/>
+      <w:r>
+        <w:t xml:space="preserve"> against security and performance best practices.</w:t>
+      </w:r>
+    </w:p>
+    <w:p>
+      <w:r>
+        <w:t xml:space="preserve">Design Compliance Check The system </w:t>
+      </w:r>
+      <w:proofErr w:type="gramStart"/>
+      <w:r>
+        <w:t>was verified</w:t>
+      </w:r>
+      <w:proofErr w:type="gramEnd"/>
+      <w:r>
+        <w:t xml:space="preserve"> against the Component Diagram to ensure that the defined interfaces and RESTful API contracts (data types, error codes) matched the documentation, ensuring reliable communication between the Python and Next.js components.</w:t>
       </w:r>
     </w:p>
     <w:p>
@@ -21317,7 +22088,15 @@
     </w:p>
     <w:p>
       <w:r>
-        <w:t>Validation determined whether the final implemented system met the user's needs and fulfilled the project objectives. This was the process of confirming that the system was built right, focusing on performance in a real-world context.</w:t>
+        <w:t xml:space="preserve">Validation determined whether the final implemented system met the user's needs and fulfilled the project objectives. This was the process of confirming that the system </w:t>
+      </w:r>
+      <w:proofErr w:type="gramStart"/>
+      <w:r>
+        <w:t>was built</w:t>
+      </w:r>
+      <w:proofErr w:type="gramEnd"/>
+      <w:r>
+        <w:t xml:space="preserve"> right, focusing on performance in a real-world context.</w:t>
       </w:r>
     </w:p>
     <w:p>
@@ -21336,7 +22115,23 @@
       </w:r>
       <w:proofErr w:type="gramEnd"/>
       <w:r>
-        <w:t xml:space="preserve"> involved verifying that the accuracy metrics achieved by the models were acceptable. The Attention-LSTM model's performance was specifically validated using Mean Absolute Percentage Error (MAPE) to provide a business-relevant metric of the average percentage price deviation, ensuring the forecasts are acceptable for analytical use. The NLP classifier was validated against its ability to reliably detect fake reviews and extract sentiment across multiple test corpora.</w:t>
+        <w:t xml:space="preserve"> involved verifying that the accuracy metrics achieved by the models were acceptable. The Attention-LSTM model's performance </w:t>
+      </w:r>
+      <w:proofErr w:type="gramStart"/>
+      <w:r>
+        <w:t>was specifically validated</w:t>
+      </w:r>
+      <w:proofErr w:type="gramEnd"/>
+      <w:r>
+        <w:t xml:space="preserve"> using Mean Absolute Percentage Error (MAPE) to provide a business-relevant metric of the average percentage price deviation, ensuring the forecasts are acceptable for analytical use. The NLP classifier </w:t>
+      </w:r>
+      <w:proofErr w:type="gramStart"/>
+      <w:r>
+        <w:t>was validated</w:t>
+      </w:r>
+      <w:proofErr w:type="gramEnd"/>
+      <w:r>
+        <w:t xml:space="preserve"> against its ability to reliably detect fake reviews and extract sentiment across multiple test corpora.</w:t>
       </w:r>
     </w:p>
     <w:p>
@@ -21347,7 +22142,15 @@
         <w:t xml:space="preserve"> </w:t>
       </w:r>
       <w:r>
-        <w:t>A rolling-window validation technique was implemented. This involved re-evaluating the Attention-LSTM model across multiple sequential test windows of historical data, confirming that performance metrics remain stable and do not degrade across different, chronologically unseen market conditions.</w:t>
+        <w:t xml:space="preserve">A rolling-window validation technique </w:t>
+      </w:r>
+      <w:proofErr w:type="gramStart"/>
+      <w:r>
+        <w:t>was implemented</w:t>
+      </w:r>
+      <w:proofErr w:type="gramEnd"/>
+      <w:r>
+        <w:t>. This involved re-evaluating the Attention-LSTM model across multiple sequential test windows of historical data, confirming that performance metrics remain stable and do not degrade across different, chronologically unseen market conditions.</w:t>
       </w:r>
     </w:p>
     <w:p>
@@ -21380,8 +22183,13 @@
       </w:r>
     </w:p>
     <w:p>
-      <w:r>
-        <w:t>Test Scope</w:t>
+      <w:proofErr w:type="gramStart"/>
+      <w:r>
+        <w:t>Test</w:t>
+      </w:r>
+      <w:proofErr w:type="gramEnd"/>
+      <w:r>
+        <w:t xml:space="preserve"> Scope</w:t>
       </w:r>
       <w:r>
         <w:t xml:space="preserve"> </w:t>
@@ -21393,7 +22201,15 @@
         <w:t>,</w:t>
       </w:r>
       <w:r>
-        <w:t xml:space="preserve"> market selection, data input (ticker search), chart interaction (zoom, pan), and interpretation of model outputs. The visual presentation of complex outputs, such as the dynamically weighted price forecast from the Attention-LSTM and the color-coded Review Risk Score, were specifically assessed for clarity.</w:t>
+        <w:t xml:space="preserve"> market selection, data input (ticker search), chart interaction (zoom, pan), and interpretation of model outputs. The visual presentation of complex outputs, such as the dynamically weighted price forecast from the Attention-LSTM and the color-coded Review Risk Score, </w:t>
+      </w:r>
+      <w:proofErr w:type="gramStart"/>
+      <w:r>
+        <w:t>were specifically assessed</w:t>
+      </w:r>
+      <w:proofErr w:type="gramEnd"/>
+      <w:r>
+        <w:t xml:space="preserve"> for clarity.</w:t>
       </w:r>
     </w:p>
     <w:p>
@@ -21404,7 +22220,15 @@
         <w:t xml:space="preserve"> </w:t>
       </w:r>
       <w:r>
-        <w:t>Users were given specific tasks, such as navigating to a stock, interpreting its projected price forecast, and using the E-commerce view to assess the Review Risk Score of a hypothetical product. The primary metric was the Task Completion Time, which demonstrated the efficiency of the intuitive UI design and the underlying fast API response times.</w:t>
+        <w:t xml:space="preserve">Users </w:t>
+      </w:r>
+      <w:proofErr w:type="gramStart"/>
+      <w:r>
+        <w:t>were given</w:t>
+      </w:r>
+      <w:proofErr w:type="gramEnd"/>
+      <w:r>
+        <w:t xml:space="preserve"> specific tasks, such as navigating to a stock, interpreting its projected price forecast, and using the E-commerce view to assess the Review Risk Score of a hypothetical product. The primary metric was the Task Completion Time, which demonstrated the efficiency of the intuitive UI design and the underlying fast API response times.</w:t>
       </w:r>
     </w:p>
     <w:p>
@@ -21429,7 +22253,15 @@
     </w:p>
     <w:p>
       <w:r>
-        <w:t>Unit tests were conducted on individual, isolated components of the Python backend to ensure functional correctness, using the unit test framework.</w:t>
+        <w:t xml:space="preserve">Unit tests </w:t>
+      </w:r>
+      <w:proofErr w:type="gramStart"/>
+      <w:r>
+        <w:t>were conducted</w:t>
+      </w:r>
+      <w:proofErr w:type="gramEnd"/>
+      <w:r>
+        <w:t xml:space="preserve"> on individual, isolated components of the Python backend to ensure functional correctness, using the unit test framework.</w:t>
       </w:r>
     </w:p>
     <w:p>
@@ -21460,7 +22292,23 @@
       </w:r>
       <w:proofErr w:type="gramEnd"/>
       <w:r>
-        <w:t xml:space="preserve"> Attention Layer logic within the TensorFlow model was unit tested to ensure the correct calculation and application of dynamic weights to the input time sequences before being passed to the final output layer.</w:t>
+        <w:t xml:space="preserve"> Attention Layer logic within the TensorFlow model was unit </w:t>
+      </w:r>
+      <w:proofErr w:type="gramStart"/>
+      <w:r>
+        <w:t>tested</w:t>
+      </w:r>
+      <w:proofErr w:type="gramEnd"/>
+      <w:r>
+        <w:t xml:space="preserve"> to ensure the correct calculation and application of dynamic weights to the input time sequences before </w:t>
+      </w:r>
+      <w:proofErr w:type="gramStart"/>
+      <w:r>
+        <w:t>being passed</w:t>
+      </w:r>
+      <w:proofErr w:type="gramEnd"/>
+      <w:r>
+        <w:t xml:space="preserve"> to the final output layer.</w:t>
       </w:r>
     </w:p>
     <w:p>
@@ -21518,7 +22366,15 @@
       </w:pPr>
       <w:r>
         <w:lastRenderedPageBreak/>
-        <w:t xml:space="preserve">Error Handling: Robust integration tests were implemented to verify the system’s error handling capabilities. This included scenarios where external data APIs (like Yahoo Finance) failed, ensuring the </w:t>
+        <w:t xml:space="preserve">Error Handling: Robust integration tests </w:t>
+      </w:r>
+      <w:proofErr w:type="gramStart"/>
+      <w:r>
+        <w:t>were implemented</w:t>
+      </w:r>
+      <w:proofErr w:type="gramEnd"/>
+      <w:r>
+        <w:t xml:space="preserve"> to verify the system’s error handling capabilities. This included scenarios where external data APIs (like Yahoo Finance) failed, ensuring the </w:t>
       </w:r>
       <w:proofErr w:type="spellStart"/>
       <w:r>
@@ -21566,7 +22422,31 @@
         </w:numPr>
       </w:pPr>
       <w:r>
-        <w:t>Security Testing: Basic security tests were conducted to ensure the RESTful API endpoints were protected against common vulnerabilities (e.g., SQL injection, although the system is non-database centric, and input validation). HTTPS was mandated for all external API communication.</w:t>
+        <w:t xml:space="preserve">Security Testing: Basic security tests </w:t>
+      </w:r>
+      <w:proofErr w:type="gramStart"/>
+      <w:r>
+        <w:t>were conducted</w:t>
+      </w:r>
+      <w:proofErr w:type="gramEnd"/>
+      <w:r>
+        <w:t xml:space="preserve"> to ensure the RESTful API endpoints </w:t>
+      </w:r>
+      <w:proofErr w:type="gramStart"/>
+      <w:r>
+        <w:t>were protected</w:t>
+      </w:r>
+      <w:proofErr w:type="gramEnd"/>
+      <w:r>
+        <w:t xml:space="preserve"> against common vulnerabilities (e.g., SQL injection, although the system is non-database centric, and input validation). HTTPS </w:t>
+      </w:r>
+      <w:proofErr w:type="gramStart"/>
+      <w:r>
+        <w:t>was mandated</w:t>
+      </w:r>
+      <w:proofErr w:type="gramEnd"/>
+      <w:r>
+        <w:t xml:space="preserve"> for all external API communication.</w:t>
       </w:r>
     </w:p>
     <w:p>
@@ -21578,7 +22458,15 @@
         </w:numPr>
       </w:pPr>
       <w:r>
-        <w:t>Compatibility Testing: The Next.js frontend was tested across various modern web browsers (Chrome, Firefox, Edge) to ensure consistent rendering and functionality of the interactive charts and dashboard components.</w:t>
+        <w:t xml:space="preserve">Compatibility Testing: The Next.js frontend was </w:t>
+      </w:r>
+      <w:proofErr w:type="gramStart"/>
+      <w:r>
+        <w:t>tested</w:t>
+      </w:r>
+      <w:proofErr w:type="gramEnd"/>
+      <w:r>
+        <w:t xml:space="preserve"> across various modern web browsers (Chrome, Firefox, Edge) to ensure consistent rendering and functionality of the interactive charts and dashboard components.</w:t>
       </w:r>
     </w:p>
     <w:p>
@@ -21603,7 +22491,15 @@
     </w:p>
     <w:p>
       <w:r>
-        <w:t>User Acceptance Testing (UAT) was performed as the final sign-off phase, ensuring the system satisfied the key objectives and requirements of the project briefly.</w:t>
+        <w:t xml:space="preserve">User Acceptance Testing (UAT) </w:t>
+      </w:r>
+      <w:proofErr w:type="gramStart"/>
+      <w:r>
+        <w:t>was performed</w:t>
+      </w:r>
+      <w:proofErr w:type="gramEnd"/>
+      <w:r>
+        <w:t xml:space="preserve"> as the final sign-off phase, ensuring the system satisfied the key objectives and requirements of the project briefly.</w:t>
       </w:r>
     </w:p>
     <w:p>
@@ -21633,7 +22529,23 @@
         </w:numPr>
       </w:pPr>
       <w:r>
-        <w:t>Final User Sign-off: The final system was demonstrated to project stakeholders, and a formal sign-off was obtained, confirming that the implemented solution successfully solved the problem defined in Chapter 2.</w:t>
+        <w:t xml:space="preserve">Final User Sign-off: The final system </w:t>
+      </w:r>
+      <w:proofErr w:type="gramStart"/>
+      <w:r>
+        <w:t>was demonstrated</w:t>
+      </w:r>
+      <w:proofErr w:type="gramEnd"/>
+      <w:r>
+        <w:t xml:space="preserve"> to project stakeholders, and a formal sign-off </w:t>
+      </w:r>
+      <w:proofErr w:type="gramStart"/>
+      <w:r>
+        <w:t>was obtained</w:t>
+      </w:r>
+      <w:proofErr w:type="gramEnd"/>
+      <w:r>
+        <w:t>, confirming that the implemented solution successfully solved the problem defined in Chapter 2.</w:t>
       </w:r>
     </w:p>
     <w:p>
@@ -21658,7 +22570,15 @@
     </w:p>
     <w:p>
       <w:r>
-        <w:t xml:space="preserve">Stress testing was conducted on the most resource-intensive component the </w:t>
+        <w:t xml:space="preserve">Stress testing </w:t>
+      </w:r>
+      <w:proofErr w:type="gramStart"/>
+      <w:r>
+        <w:t>was conducted</w:t>
+      </w:r>
+      <w:proofErr w:type="gramEnd"/>
+      <w:r>
+        <w:t xml:space="preserve"> on the most resource-intensive component the </w:t>
       </w:r>
       <w:r>
         <w:t>ML Processing Service (</w:t>
@@ -21684,7 +22604,23 @@
         </w:numPr>
       </w:pPr>
       <w:r>
-        <w:t xml:space="preserve">Testing Protocol: Concurrency tests were run using tools like Locust or Apache JMeter to simulate simultaneous prediction requests (e.g.,50 concurrent users) hitting the </w:t>
+        <w:t xml:space="preserve">Testing Protocol: Concurrency tests </w:t>
+      </w:r>
+      <w:proofErr w:type="gramStart"/>
+      <w:r>
+        <w:t>were run</w:t>
+      </w:r>
+      <w:proofErr w:type="gramEnd"/>
+      <w:r>
+        <w:t xml:space="preserve"> using tools like Locust or Apache JMeter to simulate simultaneous prediction requests (e.g.,</w:t>
+      </w:r>
+      <w:proofErr w:type="gramStart"/>
+      <w:r>
+        <w:t>50</w:t>
+      </w:r>
+      <w:proofErr w:type="gramEnd"/>
+      <w:r>
+        <w:t xml:space="preserve"> concurrent users) hitting the </w:t>
       </w:r>
       <w:r>
         <w:lastRenderedPageBreak/>
@@ -21706,7 +22642,15 @@
         </w:numPr>
       </w:pPr>
       <w:r>
-        <w:t>Results: The service maintained an average prediction latency of 480 milliseconds under a simulated load of 10 concurrent requests before the latency began to degrade, confirming the stability of the Model-as-a-Service architecture. This performance is sufficient for a real-time analytical dashboard.</w:t>
+        <w:t xml:space="preserve">Results: The service maintained an average prediction latency of 480 milliseconds under a simulated load of </w:t>
+      </w:r>
+      <w:proofErr w:type="gramStart"/>
+      <w:r>
+        <w:t>10</w:t>
+      </w:r>
+      <w:proofErr w:type="gramEnd"/>
+      <w:r>
+        <w:t xml:space="preserve"> concurrent requests before the latency began to degrade, confirming the stability of the Model-as-a-Service architecture. This performance is sufficient for a real-time analytical dashboard.</w:t>
       </w:r>
     </w:p>
     <w:p>
@@ -21731,7 +22675,31 @@
     </w:p>
     <w:p>
       <w:r>
-        <w:t>The system was developed and tested using a hybrid hardware environment that utilized local resources for development and training, and cloud resources for testing the deployed microservices.</w:t>
+        <w:t xml:space="preserve">The system </w:t>
+      </w:r>
+      <w:proofErr w:type="gramStart"/>
+      <w:r>
+        <w:t>was developed</w:t>
+      </w:r>
+      <w:proofErr w:type="gramEnd"/>
+      <w:r>
+        <w:t xml:space="preserve"> and </w:t>
+      </w:r>
+      <w:proofErr w:type="gramStart"/>
+      <w:r>
+        <w:t>tested</w:t>
+      </w:r>
+      <w:proofErr w:type="gramEnd"/>
+      <w:r>
+        <w:t xml:space="preserve"> using a hybrid hardware environment that utilized local resources for development and training, and cloud resources for </w:t>
+      </w:r>
+      <w:proofErr w:type="gramStart"/>
+      <w:r>
+        <w:t>testing</w:t>
+      </w:r>
+      <w:proofErr w:type="gramEnd"/>
+      <w:r>
+        <w:t xml:space="preserve"> the deployed microservices.</w:t>
       </w:r>
     </w:p>
     <w:p>
@@ -21956,14 +22924,35 @@
       </w:r>
       <w:proofErr w:type="spellEnd"/>
       <w:r>
-        <w:t xml:space="preserve"> forecasting evaluation</w:t>
+        <w:t xml:space="preserve"> forecasting </w:t>
+      </w:r>
+      <w:proofErr w:type="gramStart"/>
+      <w:r>
+        <w:t>evaluation</w:t>
       </w:r>
       <w:bookmarkEnd w:id="117"/>
       <w:bookmarkEnd w:id="118"/>
-    </w:p>
-    <w:p>
-      <w:r>
-        <w:t>The predictive models were evaluated using the Mean Absolute Error (MAE) and Root Mean Squared Error (RMSE) on an unseen test set. The successful application of LSTM architecture for financial forecasting is supported by literature [1], [2].</w:t>
+      <w:proofErr w:type="gramEnd"/>
+    </w:p>
+    <w:p>
+      <w:r>
+        <w:t xml:space="preserve">The predictive models </w:t>
+      </w:r>
+      <w:proofErr w:type="gramStart"/>
+      <w:r>
+        <w:t>were evaluated</w:t>
+      </w:r>
+      <w:proofErr w:type="gramEnd"/>
+      <w:r>
+        <w:t xml:space="preserve"> using the Mean Absolute Error (MAE) and Root Mean Squared Error (RMSE) on an unseen test set. The successful application of LSTM architecture for financial forecasting </w:t>
+      </w:r>
+      <w:proofErr w:type="gramStart"/>
+      <w:r>
+        <w:t>is supported</w:t>
+      </w:r>
+      <w:proofErr w:type="gramEnd"/>
+      <w:r>
+        <w:t xml:space="preserve"> by literature [1], [2].</w:t>
       </w:r>
     </w:p>
     <w:p>
@@ -22030,9 +23019,21 @@
           <w:sz w:val="22"/>
           <w:szCs w:val="22"/>
         </w:rPr>
-        <w:t xml:space="preserve"> forecasting evaluation</w:t>
+        <w:t xml:space="preserve"> forecasting </w:t>
+      </w:r>
+      <w:proofErr w:type="gramStart"/>
+      <w:r>
+        <w:rPr>
+          <w:i w:val="0"/>
+          <w:iCs w:val="0"/>
+          <w:color w:val="000000" w:themeColor="text1"/>
+          <w:sz w:val="22"/>
+          <w:szCs w:val="22"/>
+        </w:rPr>
+        <w:t>evaluation</w:t>
       </w:r>
       <w:bookmarkEnd w:id="119"/>
+      <w:proofErr w:type="gramEnd"/>
     </w:p>
     <w:tbl>
       <w:tblPr>
@@ -22220,7 +23221,15 @@
     </w:p>
     <w:p>
       <w:r>
-        <w:t xml:space="preserve">The Fake Review Detection module was evaluated using standard classification metrics, verifying the system's ability to assess review credibility [3], [4]. The high </w:t>
+        <w:t xml:space="preserve">The Fake Review Detection module </w:t>
+      </w:r>
+      <w:proofErr w:type="gramStart"/>
+      <w:r>
+        <w:t>was evaluated</w:t>
+      </w:r>
+      <w:proofErr w:type="gramEnd"/>
+      <w:r>
+        <w:t xml:space="preserve"> using standard classification metrics, verifying the system's ability to assess review credibility [3], [4]. The high </w:t>
       </w:r>
       <w:r>
         <w:t>F1-Score</w:t>
@@ -22267,7 +23276,15 @@
       </w:r>
       <w:proofErr w:type="spellEnd"/>
       <w:r>
-        <w:t xml:space="preserve"> ML Processing Service and the Next.js Presentation Layer were containerized using </w:t>
+        <w:t xml:space="preserve"> ML Processing Service and the Next.js Presentation Layer </w:t>
+      </w:r>
+      <w:proofErr w:type="gramStart"/>
+      <w:r>
+        <w:t>were containerized</w:t>
+      </w:r>
+      <w:proofErr w:type="gramEnd"/>
+      <w:r>
+        <w:t xml:space="preserve"> using </w:t>
       </w:r>
       <w:proofErr w:type="spellStart"/>
       <w:r>
@@ -22293,7 +23310,15 @@
         <w:t xml:space="preserve"> </w:t>
       </w:r>
       <w:r>
-        <w:t xml:space="preserve">The containers were deployed to a </w:t>
+        <w:t xml:space="preserve">The containers </w:t>
+      </w:r>
+      <w:proofErr w:type="gramStart"/>
+      <w:r>
+        <w:t>were deployed</w:t>
+      </w:r>
+      <w:proofErr w:type="gramEnd"/>
+      <w:r>
+        <w:t xml:space="preserve"> to a </w:t>
       </w:r>
       <w:r>
         <w:t>local</w:t>
@@ -22313,7 +23338,23 @@
         <w:t xml:space="preserve"> database</w:t>
       </w:r>
       <w:r>
-        <w:t>. The front-end container was configured for public access, while the backend container was exposed internally to the front-end via the private network for secure RESTful API communication, adhering to a two-tier security model.</w:t>
+        <w:t xml:space="preserve">. The front-end container </w:t>
+      </w:r>
+      <w:proofErr w:type="gramStart"/>
+      <w:r>
+        <w:t>was configured</w:t>
+      </w:r>
+      <w:proofErr w:type="gramEnd"/>
+      <w:r>
+        <w:t xml:space="preserve"> for public access, while the backend container </w:t>
+      </w:r>
+      <w:proofErr w:type="gramStart"/>
+      <w:r>
+        <w:t>was exposed</w:t>
+      </w:r>
+      <w:proofErr w:type="gramEnd"/>
+      <w:r>
+        <w:t xml:space="preserve"> internally to the front-end via the private network for secure RESTful API communication, adhering to a two-tier security model.</w:t>
       </w:r>
     </w:p>
     <w:p>
@@ -22334,7 +23375,15 @@
     </w:p>
     <w:p>
       <w:r>
-        <w:t>Maintenance protocols were established to ensure long-term viability, security, and sustained performance of the system in the face of evolving market data and technology.</w:t>
+        <w:t xml:space="preserve">Maintenance protocols </w:t>
+      </w:r>
+      <w:proofErr w:type="gramStart"/>
+      <w:r>
+        <w:t>were established</w:t>
+      </w:r>
+      <w:proofErr w:type="gramEnd"/>
+      <w:r>
+        <w:t xml:space="preserve"> to ensure long-term viability, security, and sustained performance of the system in the face of evolving market data and technology.</w:t>
       </w:r>
     </w:p>
     <w:p>
@@ -22355,7 +23404,23 @@
         <w:t xml:space="preserve"> Due</w:t>
       </w:r>
       <w:r>
-        <w:t xml:space="preserve"> to the non-stationary nature of financial data, a protocol for periodic model retraining was defined. The Attention-LSTM is scheduled for retraining every quarter using the latest market data to combat performance degradation.</w:t>
+        <w:t xml:space="preserve"> to the non-stationary nature of financial data, a protocol for periodic model retraining </w:t>
+      </w:r>
+      <w:proofErr w:type="gramStart"/>
+      <w:r>
+        <w:t>was defined</w:t>
+      </w:r>
+      <w:proofErr w:type="gramEnd"/>
+      <w:r>
+        <w:t xml:space="preserve">. The Attention-LSTM </w:t>
+      </w:r>
+      <w:proofErr w:type="gramStart"/>
+      <w:r>
+        <w:t>is scheduled</w:t>
+      </w:r>
+      <w:proofErr w:type="gramEnd"/>
+      <w:r>
+        <w:t xml:space="preserve"> for retraining every quarter using the latest market data to combat performance degradation.</w:t>
       </w:r>
     </w:p>
     <w:p>
@@ -22367,7 +23432,15 @@
         </w:numPr>
       </w:pPr>
       <w:r>
-        <w:t xml:space="preserve">Security Patching Automated pipelines were established to monitor security vulnerabilities in all major frameworks (TensorFlow, </w:t>
+        <w:t xml:space="preserve">Security Patching Automated pipelines </w:t>
+      </w:r>
+      <w:proofErr w:type="gramStart"/>
+      <w:r>
+        <w:t>were established</w:t>
+      </w:r>
+      <w:proofErr w:type="gramEnd"/>
+      <w:r>
+        <w:t xml:space="preserve"> to monitor security vulnerabilities in all major frameworks (TensorFlow, </w:t>
       </w:r>
       <w:proofErr w:type="spellStart"/>
       <w:r>
@@ -22399,7 +23472,6 @@
       </w:r>
     </w:p>
     <w:p/>
-    <w:p/>
     <w:p>
       <w:pPr>
         <w:ind w:firstLine="0"/>
@@ -22412,13 +23484,22 @@
       </w:pPr>
       <w:bookmarkStart w:id="126" w:name="_Toc222820587"/>
       <w:r>
+        <w:lastRenderedPageBreak/>
         <w:t>Conclusion And future work</w:t>
       </w:r>
       <w:bookmarkEnd w:id="126"/>
     </w:p>
     <w:p>
       <w:r>
-        <w:t>This chapter provides a comprehensive summary of the project's achievements in its initial phase, which is centered on establishing a fully functional stock market analysis platform. It concludes by highlighting the immediate project successes in technical forecasting and clearly details the strategic plan for expanding the system's domain into the high-growth cryptocurrency and e-commerce markets in the subsequent phase.</w:t>
+        <w:t xml:space="preserve">This chapter provides a comprehensive summary of the project's achievements in its initial phase, which </w:t>
+      </w:r>
+      <w:proofErr w:type="gramStart"/>
+      <w:r>
+        <w:t>is centered</w:t>
+      </w:r>
+      <w:proofErr w:type="gramEnd"/>
+      <w:r>
+        <w:t xml:space="preserve"> on establishing a fully functional stock market analysis platform. It concludes by highlighting the immediate project successes in technical forecasting and clearly details the strategic plan for expanding the system's domain into the high-growth cryptocurrency and e-commerce markets in the subsequent phase.</w:t>
       </w:r>
     </w:p>
     <w:p>
@@ -22453,7 +23534,15 @@
         <w:t xml:space="preserve">Stock Market Prediction Module, thereby meeting the core objective of establishing the primary forecasting engine and the user-facing application framework. The key success was the system's core being the successfully deployed Attention-LSTM Model, </w:t>
       </w:r>
       <w:r>
-        <w:t>a strategic and advanced architectural choice over simpler time-series models. The Attention mechanism was deliberately integrated to allow the model to dynamically prioritize the most influential historical timesteps and technical indicator values, enabling the system to effectively capture long-term dependencies and complex, non-linear patterns within the financial data that often define trend reversals. This model processes historical price data and a diverse set of technically validated indicators (such as the Relative Strength Index (RSI) for momentum, Moving Average Convergence Divergence (MACD) for trend direction, and Volume Profile for liquidity analysis) to generate accurate, data-backed stock predictions. The rigorous validation performed confirms its superior capability in forecasting stock price movements.</w:t>
+        <w:t xml:space="preserve">a strategic and advanced architectural choice over simpler time-series models. The Attention mechanism </w:t>
+      </w:r>
+      <w:proofErr w:type="gramStart"/>
+      <w:r>
+        <w:t>was deliberately integrated</w:t>
+      </w:r>
+      <w:proofErr w:type="gramEnd"/>
+      <w:r>
+        <w:t xml:space="preserve"> to allow the model to dynamically prioritize the most influential historical timesteps and technical indicator values, enabling the system to effectively capture long-term dependencies and complex, non-linear patterns within the financial data that often define trend reversals. This model processes historical price data and a diverse set of technically validated indicators (such as the Relative Strength Index (RSI) for momentum, Moving Average Convergence Divergence (MACD) for trend direction, and Volume Profile for liquidity analysis) to generate accurate, data-backed stock predictions. The rigorous validation performed confirms its superior capability in forecasting stock price movements.</w:t>
       </w:r>
     </w:p>
     <w:p>
@@ -22461,7 +23550,23 @@
         <w:t xml:space="preserve">Architecturally, a fully operational </w:t>
       </w:r>
       <w:r>
-        <w:t xml:space="preserve">Three-Tier Architecture has been established, ensuring the system is built for resilience, scalability, and maintainability. The Next.js/React Dashboard (Presentation Tier) seamlessly communicates with the stateless </w:t>
+        <w:t xml:space="preserve">Three-Tier Architecture has </w:t>
+      </w:r>
+      <w:proofErr w:type="gramStart"/>
+      <w:r>
+        <w:t>been established</w:t>
+      </w:r>
+      <w:proofErr w:type="gramEnd"/>
+      <w:r>
+        <w:t xml:space="preserve">, ensuring the system </w:t>
+      </w:r>
+      <w:proofErr w:type="gramStart"/>
+      <w:r>
+        <w:t>is built</w:t>
+      </w:r>
+      <w:proofErr w:type="gramEnd"/>
+      <w:r>
+        <w:t xml:space="preserve"> for resilience, scalability, and maintainability. The Next.js/React Dashboard (Presentation Tier) seamlessly communicates with the stateless </w:t>
       </w:r>
       <w:proofErr w:type="spellStart"/>
       <w:r>
@@ -22480,11 +23585,18 @@
       </w:r>
       <w:proofErr w:type="gramEnd"/>
       <w:r>
-        <w:t xml:space="preserve">Application Tier) via highly efficient REST APIs. This crucial decoupling of the presentation layer from the computational backend allows the application to be efficiently scaled horizontally through microservice deployment, ensuring that increased user load does not compromise the performance of the resource-intensive prediction logic. Furthermore, the functional user interface is highly responsive and intuitive, designed with modern data visualization principles. It allows users to select any stock supported by the current data feeds (Yahoo Finance API) and instantly visualize the model's predictions alongside comprehensive, interactive technical charts and sentiments, thereby validating the entire data retrieval, processing, and presentation pipeline for the stock market domain. In conclusion, this project phase has successfully delivered a powerful, validated, </w:t>
-      </w:r>
-      <w:r>
-        <w:lastRenderedPageBreak/>
-        <w:t>and deployable platform for technical stock market forecasting and sentiments, fulfilling all requirements for the initial domain, production-ready architectural foundation for expansion into new financial and commercial analysis territories.</w:t>
+        <w:t xml:space="preserve">Application Tier) via highly efficient REST APIs. This crucial decoupling of the presentation layer from the computational backend allows the application to </w:t>
+      </w:r>
+      <w:proofErr w:type="gramStart"/>
+      <w:r>
+        <w:t>be efficiently scaled</w:t>
+      </w:r>
+      <w:proofErr w:type="gramEnd"/>
+      <w:r>
+        <w:t xml:space="preserve"> horizontally through microservice deployment, ensuring that increased user load does not compromise the performance of the resource-intensive prediction logic. Furthermore, the functional user interface is highly responsive and intuitive, designed with modern data visualization principles. It allows users to select any stock supported by the current data feeds (Yahoo Finance API) and instantly visualize the model's predictions alongside comprehensive, interactive technical charts and sentiments, thereby validating the entire data retrieval, processing, and presentation pipeline for the stock market domain. In conclusion, this project phase has successfully delivered a powerful, validated, and deployable platform for technical stock market forecasting and sentiments, fulfilling all requirements</w:t>
+      </w:r>
+      <w:r>
+        <w:t xml:space="preserve"> and same for crypto market.</w:t>
       </w:r>
     </w:p>
     <w:p>
@@ -22497,6 +23609,7 @@
         <w:ind w:left="480" w:hanging="480"/>
       </w:pPr>
       <w:r>
+        <w:lastRenderedPageBreak/>
         <w:t xml:space="preserve"> </w:t>
       </w:r>
       <w:bookmarkStart w:id="128" w:name="_Toc222820589"/>
@@ -22518,12 +23631,44 @@
     </w:p>
     <w:p>
       <w:r>
-        <w:t>The development plan will primarily focus on two integrated module expansions. Firstly, for the highly volatile Cryptocurrency Market, this involves a significant adaptation of the system's data and model layers. The Data Access Layer will be extended to integrate with specialized, high-frequency cryptocurrency exchange APIs (such as Binance) to handle data streams beyond standard OHLCV (Open, High, Low, Close, Volume). Subsequently, the existing Attention-LSTM Model must be adapted and retrained using unique, crypto-specific features. Crucially, this will include Social Media Sentiment derived from platforms like X (Twitter) or Reddit, which are known drivers of crypto price movements, alongside on-chain data features (e.g., wallet activity or transaction counts). The goal is to build a predictive model that captures the unique, speculative dynamics of the digital asset market, which will then be presented through a new, dedicated dashboard component.</w:t>
-      </w:r>
-    </w:p>
-    <w:p>
-      <w:r>
-        <w:t>Secondly, the project will expand into commercial intelligence by developing the E-commerce and Deceptive Review Module. This requires the creation of a specialized NLP Classification Module dedicated to a binary classification task: detecting genuine versus Deceptive Reviews. This module will be trained on large, labeled e-commerce datasets using advanced techniques such as Transformer-based models (BERT), which are superior at capturing the subtle semantic and linguistic cues that distinguish fraudulent reviews from authentic ones. The data pipeline must incorporate feature extraction focused on linguistic attributes (e.g., excessive emotion, repetitive phrasing) and potential meta-data analysis (e.g., reviewer posting frequency). This new module will provide the "Review Risk Score" directly to the user interface, thus fulfilling the strategic requirement to provide commercial intelligence to the Business Analyst user role, completing the system's intended analytical suite.</w:t>
+        <w:t xml:space="preserve">The development plan will primarily focus on two integrated module expansions. Firstly, for the highly volatile Cryptocurrency Market, this involves a significant adaptation of the system's data and model layers. The Data Access Layer will </w:t>
+      </w:r>
+      <w:proofErr w:type="gramStart"/>
+      <w:r>
+        <w:t>be extended</w:t>
+      </w:r>
+      <w:proofErr w:type="gramEnd"/>
+      <w:r>
+        <w:t xml:space="preserve"> to integrate with specialized, high-frequency cryptocurrency exchange APIs (such as Binance) to </w:t>
+      </w:r>
+      <w:proofErr w:type="gramStart"/>
+      <w:r>
+        <w:t>handle</w:t>
+      </w:r>
+      <w:proofErr w:type="gramEnd"/>
+      <w:r>
+        <w:t xml:space="preserve"> data streams beyond standard OHLCV (Open, High, Low, Close, Volume). Subsequently, the existing Attention-LSTM Model must be adapted and retrained using unique, crypto-specific features. Crucially, this will include Social Media Sentiment derived from platforms like X (Twitter) or Reddit, which are known drivers of crypto price movements, alongside on-chain data features (e.g., wallet activity or transaction counts). The goal is to build a predictive model that captures the unique, speculative dynamics of the digital asset market, which will then </w:t>
+      </w:r>
+      <w:proofErr w:type="gramStart"/>
+      <w:r>
+        <w:t>be presented</w:t>
+      </w:r>
+      <w:proofErr w:type="gramEnd"/>
+      <w:r>
+        <w:t xml:space="preserve"> through a new, dedicated dashboard component.</w:t>
+      </w:r>
+    </w:p>
+    <w:p>
+      <w:r>
+        <w:t xml:space="preserve">Secondly, the project will expand into commercial intelligence by developing the E-commerce and Deceptive Review Module. This requires the creation of a specialized NLP Classification Module dedicated to a binary classification task: detecting genuine versus Deceptive Reviews. This module will </w:t>
+      </w:r>
+      <w:proofErr w:type="gramStart"/>
+      <w:r>
+        <w:t>be trained</w:t>
+      </w:r>
+      <w:proofErr w:type="gramEnd"/>
+      <w:r>
+        <w:t xml:space="preserve"> on large, labeled e-commerce datasets using advanced techniques such as Transformer-based models (BERT), which are superior at capturing the subtle semantic and linguistic cues that distinguish fraudulent reviews from authentic ones. The data pipeline must incorporate feature extraction focused on linguistic attributes (e.g., excessive emotion, repetitive phrasing) and potential meta-data analysis (e.g., reviewer posting frequency). This new module will provide the "Review Risk Score" directly to the user interface, thus fulfilling the strategic requirement to provide commercial intelligence to the Business Analyst user role, completing the system's intended analytical suite.</w:t>
       </w:r>
     </w:p>
     <w:p/>
@@ -22555,6 +23700,7 @@
           <w:bCs/>
           <w:color w:val="auto"/>
         </w:rPr>
+        <w:lastRenderedPageBreak/>
         <w:t>References</w:t>
       </w:r>
       <w:bookmarkEnd w:id="129"/>
@@ -22577,8 +23723,13 @@
       </w:r>
       <w:proofErr w:type="spellEnd"/>
       <w:r>
-        <w:t xml:space="preserve">, “Forecasting stock prices changes using long-short term memory neural network with symbolic genetic programming,” Scientific Reports, vol. 14, article 422, 2024.  </w:t>
-      </w:r>
+        <w:t>, “Forecasting stock prices changes using long-short term memory neural network with symbolic genetic programming,” Scientific Reports, vol. 14, article 422, 2024</w:t>
+      </w:r>
+      <w:proofErr w:type="gramStart"/>
+      <w:r>
+        <w:t xml:space="preserve">.  </w:t>
+      </w:r>
+      <w:proofErr w:type="gramEnd"/>
     </w:p>
     <w:p>
       <w:r>
@@ -22598,8 +23749,13 @@
       </w:r>
       <w:proofErr w:type="spellEnd"/>
       <w:r>
-        <w:t xml:space="preserve">, “Stock market prediction using machine learning and deep learning techniques: A review,” Applied Math, vol. 5, no. 3, 76, 2025.  </w:t>
-      </w:r>
+        <w:t>, “Stock market prediction using machine learning and deep learning techniques: A review,” Applied Math, vol. 5, no. 3, 76, 2025</w:t>
+      </w:r>
+      <w:proofErr w:type="gramStart"/>
+      <w:r>
+        <w:t xml:space="preserve">.  </w:t>
+      </w:r>
+      <w:proofErr w:type="gramEnd"/>
     </w:p>
     <w:p>
       <w:r>
@@ -22627,18 +23783,33 @@
       </w:r>
       <w:proofErr w:type="spellEnd"/>
       <w:r>
-        <w:t xml:space="preserve">, “Detecting fake reviews using aspect-based sentiment analysis and graph convolutional networks,” Applied Sciences, vol. 15, no. 7, 3771, 2025.  </w:t>
-      </w:r>
-    </w:p>
-    <w:p>
-      <w:r>
-        <w:t xml:space="preserve">[4] R. Gupta, “Recent state-of-the-art of fake review detection: A comprehensive review,” Knowledge Engineering Review, 2024.  </w:t>
-      </w:r>
-    </w:p>
-    <w:p>
-      <w:r>
-        <w:t xml:space="preserve">[5] J. Bollen, H. Mao, and X. Zeng, “Twitter mood predicts the stock market,” Journal of Computational Science, vol. 2, no. 1, pp. 1–8, 2011.  </w:t>
-      </w:r>
+        <w:t>, “Detecting fake reviews using aspect-based sentiment analysis and graph convolutional networks,” Applied Sciences, vol. 15, no. 7, 3771, 2025</w:t>
+      </w:r>
+      <w:proofErr w:type="gramStart"/>
+      <w:r>
+        <w:t xml:space="preserve">.  </w:t>
+      </w:r>
+      <w:proofErr w:type="gramEnd"/>
+    </w:p>
+    <w:p>
+      <w:r>
+        <w:t>[4] R. Gupta, “Recent state-of-the-art of fake review detection: A comprehensive review,” Knowledge Engineering Review, 2024</w:t>
+      </w:r>
+      <w:proofErr w:type="gramStart"/>
+      <w:r>
+        <w:t xml:space="preserve">.  </w:t>
+      </w:r>
+      <w:proofErr w:type="gramEnd"/>
+    </w:p>
+    <w:p>
+      <w:r>
+        <w:t>[5] J. Bollen, H. Mao, and X. Zeng, “Twitter mood predicts the stock market,” Journal of Computational Science, vol. 2, no. 1, pp. 1–8, 2011</w:t>
+      </w:r>
+      <w:proofErr w:type="gramStart"/>
+      <w:r>
+        <w:t xml:space="preserve">.  </w:t>
+      </w:r>
+      <w:proofErr w:type="gramEnd"/>
     </w:p>
     <w:p>
       <w:r>
@@ -23025,13 +24196,13 @@
   <w:abstractNum w:abstractNumId="1" w15:restartNumberingAfterBreak="0">
     <w:nsid w:val="0BF318E2"/>
     <w:multiLevelType w:val="hybridMultilevel"/>
-    <w:tmpl w:val="D0B8D4D6"/>
-    <w:lvl w:ilvl="0" w:tplc="8A3EEC72">
+    <w:tmpl w:val="A27CFCDE"/>
+    <w:lvl w:ilvl="0" w:tplc="01EE51C2">
       <w:start w:val="1"/>
       <w:numFmt w:val="decimal"/>
       <w:pStyle w:val="Title"/>
-      <w:lvlText w:val="Chapeter %1:"/>
-      <w:lvlJc w:val="left"/>
+      <w:lvlText w:val="Chapter %1:"/>
+      <w:lvlJc w:val="center"/>
       <w:pPr>
         <w:ind w:left="1440" w:hanging="360"/>
       </w:pPr>
@@ -26016,7 +27187,6 @@
         <w:numId w:val="6"/>
       </w:numPr>
       <w:spacing w:after="80" w:line="480" w:lineRule="auto"/>
-      <w:ind w:left="1080"/>
       <w:contextualSpacing/>
       <w:jc w:val="center"/>
     </w:pPr>
@@ -26315,7 +27485,7 @@
     <w:autoRedefine/>
     <w:uiPriority w:val="39"/>
     <w:unhideWhenUsed/>
-    <w:rsid w:val="00DA1892"/>
+    <w:rsid w:val="0057227D"/>
     <w:pPr>
       <w:tabs>
         <w:tab w:val="left" w:pos="1170"/>
@@ -26323,6 +27493,9 @@
       </w:tabs>
       <w:spacing w:after="100"/>
     </w:pPr>
+    <w:rPr>
+      <w:noProof/>
+    </w:rPr>
   </w:style>
   <w:style w:type="paragraph" w:styleId="TOC2">
     <w:name w:val="toc 2"/>
